--- a/04-课件/分子结构基础-超级充实版（自学完整）.docx
+++ b/04-课件/分子结构基础-超级充实版（自学完整）.docx
@@ -2,18 +2,833 @@
 <file path=word/document.xml><?xml version="1.0" encoding="utf-8"?>
 <w:document xmlns:w="http://schemas.openxmlformats.org/wordprocessingml/2006/main" xmlns:m="http://schemas.openxmlformats.org/officeDocument/2006/math" xmlns:r="http://schemas.openxmlformats.org/officeDocument/2006/relationships" xmlns:o="urn:schemas-microsoft-com:office:office" xmlns:v="urn:schemas-microsoft-com:vml" xmlns:w10="urn:schemas-microsoft-com:office:word" xmlns:a="http://schemas.openxmlformats.org/drawingml/2006/main" xmlns:pic="http://schemas.openxmlformats.org/drawingml/2006/picture" xmlns:wp="http://schemas.openxmlformats.org/drawingml/2006/wordprocessingDrawing">
   <w:body>
-    <w:p>
-      <w:pPr>
-        <w:pStyle w:val="Title"/>
-      </w:pPr>
-      <w:r>
-        <w:rPr>
-          <w:rFonts w:hint="eastAsia"/>
-        </w:rPr>
-        <w:t xml:space="preserve">分子结构基础-超级充实版（自学完整）</w:t>
-      </w:r>
-    </w:p>
-    <w:bookmarkStart w:id="72" w:name="分子结构基础-超级充实版"/>
+    <w:sdt>
+      <w:sdtPr>
+        <w:docPartObj>
+          <w:docPartGallery w:val="Table of Contents"/>
+          <w:docPartUnique/>
+        </w:docPartObj>
+      </w:sdtPr>
+      <w:sdtContent>
+        <w:p>
+          <w:pPr>
+            <w:pStyle w:val="TOCHeading"/>
+          </w:pPr>
+          <w:r>
+            <w:t xml:space="preserve">Table of Contents</w:t>
+          </w:r>
+        </w:p>
+        <w:p>
+          <w:r>
+            <w:fldChar w:fldCharType="begin" w:dirty="true"/>
+            <w:instrText xml:space="preserve">TOC \o "1-3" \h \z \u</w:instrText>
+            <w:fldChar w:fldCharType="separate"/>
+            <w:fldChar w:fldCharType="end"/>
+          </w:r>
+        </w:p>
+      </w:sdtContent>
+    </w:sdt>
+    <w:tbl>
+      <w:tblPr>
+        <w:tblStyle w:val="Table"/>
+        <w:tblW w:type="auto" w:w="0"/>
+        <w:tblLook w:firstRow="0" w:lastRow="0" w:firstColumn="0" w:lastColumn="0" w:noHBand="0" w:noVBand="0" w:val="0000"/>
+      </w:tblPr>
+      <w:tblGrid>
+        <w:gridCol w:w="7920"/>
+      </w:tblGrid>
+      <w:tr>
+        <w:tc>
+          <w:tcPr/>
+          <w:p>
+            <w:pPr>
+              <w:pStyle w:val="Compact"/>
+            </w:pPr>
+            <w:r>
+              <w:t xml:space="preserve">title: </w:t>
+            </w:r>
+            <w:r>
+              <w:rPr>
+                <w:rFonts w:hint="eastAsia"/>
+              </w:rPr>
+              <w:t xml:space="preserve">分子结构基础-超级充实版（自学完整）</w:t>
+            </w:r>
+          </w:p>
+        </w:tc>
+      </w:tr>
+      <w:tr>
+        <w:tc>
+          <w:tcPr/>
+          <w:p>
+            <w:pPr>
+              <w:pStyle w:val="Compact"/>
+            </w:pPr>
+            <w:r>
+              <w:t xml:space="preserve">type: </w:t>
+            </w:r>
+            <w:r>
+              <w:rPr>
+                <w:rFonts w:hint="eastAsia"/>
+              </w:rPr>
+              <w:t xml:space="preserve">学生讲义</w:t>
+            </w:r>
+          </w:p>
+        </w:tc>
+      </w:tr>
+      <w:tr>
+        <w:tc>
+          <w:tcPr/>
+          <w:p>
+            <w:pPr>
+              <w:pStyle w:val="Compact"/>
+            </w:pPr>
+            <w:r>
+              <w:t xml:space="preserve">subtype: </w:t>
+            </w:r>
+            <w:r>
+              <w:rPr>
+                <w:rFonts w:hint="eastAsia"/>
+              </w:rPr>
+              <w:t xml:space="preserve">自学完整版</w:t>
+            </w:r>
+          </w:p>
+        </w:tc>
+      </w:tr>
+      <w:tr>
+        <w:tc>
+          <w:tcPr/>
+          <w:p>
+            <w:pPr>
+              <w:pStyle w:val="Compact"/>
+            </w:pPr>
+            <w:r>
+              <w:t xml:space="preserve">source_book: </w:t>
+            </w:r>
+            <w:r>
+              <w:rPr>
+                <w:rFonts w:hint="eastAsia"/>
+              </w:rPr>
+              <w:t xml:space="preserve">自编（基于知识库+上海中学竞赛课程）</w:t>
+            </w:r>
+          </w:p>
+        </w:tc>
+      </w:tr>
+      <w:tr>
+        <w:tc>
+          <w:tcPr/>
+          <w:p>
+            <w:pPr>
+              <w:pStyle w:val="Compact"/>
+            </w:pPr>
+            <w:r>
+              <w:t xml:space="preserve">serve_rounds: </w:t>
+            </w:r>
+            <w:r>
+              <w:rPr>
+                <w:rFonts w:hint="eastAsia"/>
+              </w:rPr>
+              <w:t xml:space="preserve">[第一轮]</w:t>
+            </w:r>
+          </w:p>
+        </w:tc>
+      </w:tr>
+      <w:tr>
+        <w:tc>
+          <w:tcPr/>
+          <w:p>
+            <w:pPr>
+              <w:pStyle w:val="Compact"/>
+            </w:pPr>
+            <w:r>
+              <w:t xml:space="preserve">serve_topics: </w:t>
+            </w:r>
+            <w:r>
+              <w:rPr>
+                <w:rFonts w:hint="eastAsia"/>
+              </w:rPr>
+              <w:t xml:space="preserve">[化学键分类,</w:t>
+            </w:r>
+            <w:r>
+              <w:t xml:space="preserve"> </w:t>
+            </w:r>
+            <w:r>
+              <w:rPr>
+                <w:rFonts w:hint="eastAsia"/>
+              </w:rPr>
+              <w:t xml:space="preserve">电负性,</w:t>
+            </w:r>
+            <w:r>
+              <w:t xml:space="preserve"> </w:t>
+            </w:r>
+            <w:r>
+              <w:rPr>
+                <w:rFonts w:hint="eastAsia"/>
+              </w:rPr>
+              <w:t xml:space="preserve">共价键本质,</w:t>
+            </w:r>
+            <w:r>
+              <w:t xml:space="preserve"> </w:t>
+            </w:r>
+            <w:r>
+              <w:rPr>
+                <w:rFonts w:hint="eastAsia"/>
+              </w:rPr>
+              <w:t xml:space="preserve">配位键,</w:t>
+            </w:r>
+            <w:r>
+              <w:t xml:space="preserve"> </w:t>
+            </w:r>
+            <w:r>
+              <w:rPr>
+                <w:rFonts w:hint="eastAsia"/>
+              </w:rPr>
+              <w:t xml:space="preserve">Lewis结构,</w:t>
+            </w:r>
+            <w:r>
+              <w:t xml:space="preserve"> VSEPR, </w:t>
+            </w:r>
+            <w:r>
+              <w:rPr>
+                <w:rFonts w:hint="eastAsia"/>
+              </w:rPr>
+              <w:t xml:space="preserve">杂化轨道,</w:t>
+            </w:r>
+            <w:r>
+              <w:t xml:space="preserve"> </w:t>
+            </w:r>
+            <w:r>
+              <w:rPr>
+                <w:rFonts w:hint="eastAsia"/>
+              </w:rPr>
+              <w:t xml:space="preserve">离域π键,</w:t>
+            </w:r>
+            <w:r>
+              <w:t xml:space="preserve"> </w:t>
+            </w:r>
+            <w:r>
+              <w:rPr>
+                <w:rFonts w:hint="eastAsia"/>
+              </w:rPr>
+              <w:t xml:space="preserve">等电子体,</w:t>
+            </w:r>
+            <w:r>
+              <w:t xml:space="preserve"> </w:t>
+            </w:r>
+            <w:r>
+              <w:rPr>
+                <w:rFonts w:hint="eastAsia"/>
+              </w:rPr>
+              <w:t xml:space="preserve">分子轨道,</w:t>
+            </w:r>
+            <w:r>
+              <w:t xml:space="preserve"> </w:t>
+            </w:r>
+            <w:r>
+              <w:rPr>
+                <w:rFonts w:hint="eastAsia"/>
+              </w:rPr>
+              <w:t xml:space="preserve">分子间力]</w:t>
+            </w:r>
+          </w:p>
+        </w:tc>
+      </w:tr>
+      <w:tr>
+        <w:tc>
+          <w:tcPr/>
+          <w:p>
+            <w:pPr>
+              <w:pStyle w:val="Compact"/>
+            </w:pPr>
+            <w:r>
+              <w:t xml:space="preserve">difficulty_level: </w:t>
+            </w:r>
+            <w:r>
+              <w:rPr>
+                <w:rFonts w:hint="eastAsia"/>
+              </w:rPr>
+              <w:t xml:space="preserve">第一轮</w:t>
+            </w:r>
+          </w:p>
+        </w:tc>
+      </w:tr>
+      <w:tr>
+        <w:tc>
+          <w:tcPr/>
+          <w:p>
+            <w:pPr>
+              <w:pStyle w:val="Compact"/>
+            </w:pPr>
+            <w:r>
+              <w:t xml:space="preserve">related_notes:</w:t>
+            </w:r>
+          </w:p>
+        </w:tc>
+      </w:tr>
+      <w:tr>
+        <w:tc>
+          <w:tcPr/>
+          <w:p>
+            <w:pPr>
+              <w:pStyle w:val="Compact"/>
+            </w:pPr>
+            <w:r>
+              <w:t xml:space="preserve">-</w:t>
+            </w:r>
+            <w:r>
+              <w:t xml:space="preserve"> </w:t>
+            </w:r>
+            <w:r>
+              <w:rPr>
+                <w:rFonts w:hint="eastAsia"/>
+              </w:rPr>
+              <w:t xml:space="preserve">“[[元素周期表与周期律-超级充实版（自学完整）]]”</w:t>
+            </w:r>
+          </w:p>
+        </w:tc>
+      </w:tr>
+      <w:tr>
+        <w:tc>
+          <w:tcPr/>
+          <w:p>
+            <w:pPr>
+              <w:pStyle w:val="Compact"/>
+            </w:pPr>
+            <w:r>
+              <w:t xml:space="preserve">-</w:t>
+            </w:r>
+            <w:r>
+              <w:t xml:space="preserve"> </w:t>
+            </w:r>
+            <w:r>
+              <w:rPr>
+                <w:rFonts w:hint="eastAsia"/>
+              </w:rPr>
+              <w:t xml:space="preserve">“[[原子结构-超级充实版（自学完整）]]”</w:t>
+            </w:r>
+          </w:p>
+        </w:tc>
+      </w:tr>
+      <w:tr>
+        <w:tc>
+          <w:tcPr/>
+          <w:p>
+            <w:pPr>
+              <w:pStyle w:val="Compact"/>
+            </w:pPr>
+            <w:r>
+              <w:t xml:space="preserve">-</w:t>
+            </w:r>
+            <w:r>
+              <w:t xml:space="preserve"> </w:t>
+            </w:r>
+            <w:r>
+              <w:rPr>
+                <w:rFonts w:hint="eastAsia"/>
+              </w:rPr>
+              <w:t xml:space="preserve">“[[化学键]]”</w:t>
+            </w:r>
+          </w:p>
+        </w:tc>
+      </w:tr>
+      <w:tr>
+        <w:tc>
+          <w:tcPr/>
+          <w:p>
+            <w:pPr>
+              <w:pStyle w:val="Compact"/>
+            </w:pPr>
+            <w:r>
+              <w:t xml:space="preserve">-</w:t>
+            </w:r>
+            <w:r>
+              <w:t xml:space="preserve"> </w:t>
+            </w:r>
+            <w:r>
+              <w:rPr>
+                <w:rFonts w:hint="eastAsia"/>
+              </w:rPr>
+              <w:t xml:space="preserve">“[[电负性]]”</w:t>
+            </w:r>
+          </w:p>
+        </w:tc>
+      </w:tr>
+      <w:tr>
+        <w:tc>
+          <w:tcPr/>
+          <w:p>
+            <w:pPr>
+              <w:pStyle w:val="Compact"/>
+            </w:pPr>
+            <w:r>
+              <w:t xml:space="preserve">-</w:t>
+            </w:r>
+            <w:r>
+              <w:t xml:space="preserve"> </w:t>
+            </w:r>
+            <w:r>
+              <w:rPr>
+                <w:rFonts w:hint="eastAsia"/>
+              </w:rPr>
+              <w:t xml:space="preserve">“[[共价键]]”</w:t>
+            </w:r>
+          </w:p>
+        </w:tc>
+      </w:tr>
+      <w:tr>
+        <w:tc>
+          <w:tcPr/>
+          <w:p>
+            <w:pPr>
+              <w:pStyle w:val="Compact"/>
+            </w:pPr>
+            <w:r>
+              <w:t xml:space="preserve">-</w:t>
+            </w:r>
+            <w:r>
+              <w:t xml:space="preserve"> </w:t>
+            </w:r>
+            <w:r>
+              <w:rPr>
+                <w:rFonts w:hint="eastAsia"/>
+              </w:rPr>
+              <w:t xml:space="preserve">“[[离子键]]”</w:t>
+            </w:r>
+          </w:p>
+        </w:tc>
+      </w:tr>
+      <w:tr>
+        <w:tc>
+          <w:tcPr/>
+          <w:p>
+            <w:pPr>
+              <w:pStyle w:val="Compact"/>
+            </w:pPr>
+            <w:r>
+              <w:t xml:space="preserve">-</w:t>
+            </w:r>
+            <w:r>
+              <w:t xml:space="preserve"> </w:t>
+            </w:r>
+            <w:r>
+              <w:rPr>
+                <w:rFonts w:hint="eastAsia"/>
+              </w:rPr>
+              <w:t xml:space="preserve">“[[金属键]]”</w:t>
+            </w:r>
+          </w:p>
+        </w:tc>
+      </w:tr>
+      <w:tr>
+        <w:tc>
+          <w:tcPr/>
+          <w:p>
+            <w:pPr>
+              <w:pStyle w:val="Compact"/>
+            </w:pPr>
+            <w:r>
+              <w:t xml:space="preserve">-</w:t>
+            </w:r>
+            <w:r>
+              <w:t xml:space="preserve"> </w:t>
+            </w:r>
+            <w:r>
+              <w:rPr>
+                <w:rFonts w:hint="eastAsia"/>
+              </w:rPr>
+              <w:t xml:space="preserve">“[[Lewis结构式]]”</w:t>
+            </w:r>
+          </w:p>
+        </w:tc>
+      </w:tr>
+      <w:tr>
+        <w:tc>
+          <w:tcPr/>
+          <w:p>
+            <w:pPr>
+              <w:pStyle w:val="Compact"/>
+            </w:pPr>
+            <w:r>
+              <w:t xml:space="preserve">-</w:t>
+            </w:r>
+            <w:r>
+              <w:t xml:space="preserve"> </w:t>
+            </w:r>
+            <w:r>
+              <w:rPr>
+                <w:rFonts w:hint="eastAsia"/>
+              </w:rPr>
+              <w:t xml:space="preserve">“[[VSEPR理论]]”</w:t>
+            </w:r>
+          </w:p>
+        </w:tc>
+      </w:tr>
+      <w:tr>
+        <w:tc>
+          <w:tcPr/>
+          <w:p>
+            <w:pPr>
+              <w:pStyle w:val="Compact"/>
+            </w:pPr>
+            <w:r>
+              <w:t xml:space="preserve">-</w:t>
+            </w:r>
+            <w:r>
+              <w:t xml:space="preserve"> </w:t>
+            </w:r>
+            <w:r>
+              <w:rPr>
+                <w:rFonts w:hint="eastAsia"/>
+              </w:rPr>
+              <w:t xml:space="preserve">“[[杂化轨道理论]]”</w:t>
+            </w:r>
+          </w:p>
+        </w:tc>
+      </w:tr>
+      <w:tr>
+        <w:tc>
+          <w:tcPr/>
+          <w:p>
+            <w:pPr>
+              <w:pStyle w:val="Compact"/>
+            </w:pPr>
+            <w:r>
+              <w:t xml:space="preserve">-</w:t>
+            </w:r>
+            <w:r>
+              <w:t xml:space="preserve"> </w:t>
+            </w:r>
+            <w:r>
+              <w:rPr>
+                <w:rFonts w:hint="eastAsia"/>
+              </w:rPr>
+              <w:t xml:space="preserve">“[[离域π键]]”</w:t>
+            </w:r>
+          </w:p>
+        </w:tc>
+      </w:tr>
+      <w:tr>
+        <w:tc>
+          <w:tcPr/>
+          <w:p>
+            <w:pPr>
+              <w:pStyle w:val="Compact"/>
+            </w:pPr>
+            <w:r>
+              <w:t xml:space="preserve">-</w:t>
+            </w:r>
+            <w:r>
+              <w:t xml:space="preserve"> </w:t>
+            </w:r>
+            <w:r>
+              <w:rPr>
+                <w:rFonts w:hint="eastAsia"/>
+              </w:rPr>
+              <w:t xml:space="preserve">“[[等电子体]]”</w:t>
+            </w:r>
+          </w:p>
+        </w:tc>
+      </w:tr>
+      <w:tr>
+        <w:tc>
+          <w:tcPr/>
+          <w:p>
+            <w:pPr>
+              <w:pStyle w:val="Compact"/>
+            </w:pPr>
+            <w:r>
+              <w:t xml:space="preserve">-</w:t>
+            </w:r>
+            <w:r>
+              <w:t xml:space="preserve"> </w:t>
+            </w:r>
+            <w:r>
+              <w:rPr>
+                <w:rFonts w:hint="eastAsia"/>
+              </w:rPr>
+              <w:t xml:space="preserve">“[[分子轨道理论]]”</w:t>
+            </w:r>
+          </w:p>
+        </w:tc>
+      </w:tr>
+      <w:tr>
+        <w:tc>
+          <w:tcPr/>
+          <w:p>
+            <w:pPr>
+              <w:pStyle w:val="Compact"/>
+            </w:pPr>
+            <w:r>
+              <w:t xml:space="preserve">-</w:t>
+            </w:r>
+            <w:r>
+              <w:t xml:space="preserve"> </w:t>
+            </w:r>
+            <w:r>
+              <w:rPr>
+                <w:rFonts w:hint="eastAsia"/>
+              </w:rPr>
+              <w:t xml:space="preserve">“[[分子间力]]”</w:t>
+            </w:r>
+          </w:p>
+        </w:tc>
+      </w:tr>
+      <w:tr>
+        <w:tc>
+          <w:tcPr/>
+          <w:p>
+            <w:pPr>
+              <w:pStyle w:val="Compact"/>
+            </w:pPr>
+            <w:r>
+              <w:t xml:space="preserve">-</w:t>
+            </w:r>
+            <w:r>
+              <w:t xml:space="preserve"> </w:t>
+            </w:r>
+            <w:r>
+              <w:rPr>
+                <w:rFonts w:hint="eastAsia"/>
+              </w:rPr>
+              <w:t xml:space="preserve">“[[氢键]]”</w:t>
+            </w:r>
+          </w:p>
+        </w:tc>
+      </w:tr>
+      <w:tr>
+        <w:tc>
+          <w:tcPr/>
+          <w:p>
+            <w:pPr>
+              <w:pStyle w:val="Compact"/>
+            </w:pPr>
+            <w:r>
+              <w:t xml:space="preserve">-</w:t>
+            </w:r>
+            <w:r>
+              <w:t xml:space="preserve"> </w:t>
+            </w:r>
+            <w:r>
+              <w:rPr>
+                <w:rFonts w:hint="eastAsia"/>
+              </w:rPr>
+              <w:t xml:space="preserve">“[[键级]]”</w:t>
+            </w:r>
+          </w:p>
+        </w:tc>
+      </w:tr>
+      <w:tr>
+        <w:tc>
+          <w:tcPr/>
+          <w:p>
+            <w:pPr>
+              <w:pStyle w:val="Compact"/>
+            </w:pPr>
+            <w:r>
+              <w:t xml:space="preserve">tags: </w:t>
+            </w:r>
+            <w:r>
+              <w:rPr>
+                <w:rFonts w:hint="eastAsia"/>
+              </w:rPr>
+              <w:t xml:space="preserve">[学生讲义,</w:t>
+            </w:r>
+            <w:r>
+              <w:t xml:space="preserve"> </w:t>
+            </w:r>
+            <w:r>
+              <w:rPr>
+                <w:rFonts w:hint="eastAsia"/>
+              </w:rPr>
+              <w:t xml:space="preserve">基础班,</w:t>
+            </w:r>
+            <w:r>
+              <w:t xml:space="preserve"> </w:t>
+            </w:r>
+            <w:r>
+              <w:rPr>
+                <w:rFonts w:hint="eastAsia"/>
+              </w:rPr>
+              <w:t xml:space="preserve">分子结构,</w:t>
+            </w:r>
+            <w:r>
+              <w:t xml:space="preserve"> </w:t>
+            </w:r>
+            <w:r>
+              <w:rPr>
+                <w:rFonts w:hint="eastAsia"/>
+              </w:rPr>
+              <w:t xml:space="preserve">超级充实版,</w:t>
+            </w:r>
+            <w:r>
+              <w:t xml:space="preserve"> </w:t>
+            </w:r>
+            <w:r>
+              <w:rPr>
+                <w:rFonts w:hint="eastAsia"/>
+              </w:rPr>
+              <w:t xml:space="preserve">优秀范例,</w:t>
+            </w:r>
+            <w:r>
+              <w:t xml:space="preserve"> </w:t>
+            </w:r>
+            <w:r>
+              <w:rPr>
+                <w:rFonts w:hint="eastAsia"/>
+              </w:rPr>
+              <w:t xml:space="preserve">化学键,</w:t>
+            </w:r>
+            <w:r>
+              <w:t xml:space="preserve"> </w:t>
+            </w:r>
+            <w:r>
+              <w:rPr>
+                <w:rFonts w:hint="eastAsia"/>
+              </w:rPr>
+              <w:t xml:space="preserve">电负性,</w:t>
+            </w:r>
+            <w:r>
+              <w:t xml:space="preserve"> </w:t>
+            </w:r>
+            <w:r>
+              <w:rPr>
+                <w:rFonts w:hint="eastAsia"/>
+              </w:rPr>
+              <w:t xml:space="preserve">Lewis结构,</w:t>
+            </w:r>
+            <w:r>
+              <w:t xml:space="preserve"> VSEPR, </w:t>
+            </w:r>
+            <w:r>
+              <w:rPr>
+                <w:rFonts w:hint="eastAsia"/>
+              </w:rPr>
+              <w:t xml:space="preserve">杂化轨道,</w:t>
+            </w:r>
+            <w:r>
+              <w:t xml:space="preserve"> </w:t>
+            </w:r>
+            <w:r>
+              <w:rPr>
+                <w:rFonts w:hint="eastAsia"/>
+              </w:rPr>
+              <w:t xml:space="preserve">离域π键,</w:t>
+            </w:r>
+            <w:r>
+              <w:t xml:space="preserve"> </w:t>
+            </w:r>
+            <w:r>
+              <w:rPr>
+                <w:rFonts w:hint="eastAsia"/>
+              </w:rPr>
+              <w:t xml:space="preserve">等电子体,</w:t>
+            </w:r>
+            <w:r>
+              <w:t xml:space="preserve"> </w:t>
+            </w:r>
+            <w:r>
+              <w:rPr>
+                <w:rFonts w:hint="eastAsia"/>
+              </w:rPr>
+              <w:t xml:space="preserve">分子轨道,</w:t>
+            </w:r>
+            <w:r>
+              <w:t xml:space="preserve"> </w:t>
+            </w:r>
+            <w:r>
+              <w:rPr>
+                <w:rFonts w:hint="eastAsia"/>
+              </w:rPr>
+              <w:t xml:space="preserve">分子间力]</w:t>
+            </w:r>
+          </w:p>
+        </w:tc>
+      </w:tr>
+      <w:tr>
+        <w:tc>
+          <w:tcPr/>
+          <w:p>
+            <w:pPr>
+              <w:pStyle w:val="Compact"/>
+            </w:pPr>
+            <w:r>
+              <w:t xml:space="preserve">created: 2026-06-23</w:t>
+            </w:r>
+          </w:p>
+        </w:tc>
+      </w:tr>
+      <w:tr>
+        <w:tc>
+          <w:tcPr/>
+          <w:p>
+            <w:pPr>
+              <w:pStyle w:val="Compact"/>
+            </w:pPr>
+            <w:r>
+              <w:t xml:space="preserve">updated: 2026-07-02</w:t>
+            </w:r>
+          </w:p>
+        </w:tc>
+      </w:tr>
+      <w:tr>
+        <w:tc>
+          <w:tcPr/>
+          <w:p>
+            <w:pPr>
+              <w:pStyle w:val="Compact"/>
+            </w:pPr>
+            <w:r>
+              <w:t xml:space="preserve">has_images: true</w:t>
+            </w:r>
+          </w:p>
+        </w:tc>
+      </w:tr>
+      <w:tr>
+        <w:tc>
+          <w:tcPr/>
+          <w:p>
+            <w:pPr>
+              <w:pStyle w:val="Compact"/>
+            </w:pPr>
+            <w:r>
+              <w:t xml:space="preserve">image_count: 27</w:t>
+            </w:r>
+          </w:p>
+        </w:tc>
+      </w:tr>
+      <w:tr>
+        <w:tc>
+          <w:tcPr/>
+          <w:p>
+            <w:pPr>
+              <w:pStyle w:val="Compact"/>
+            </w:pPr>
+            <w:r>
+              <w:t xml:space="preserve">stage: published</w:t>
+            </w:r>
+          </w:p>
+        </w:tc>
+      </w:tr>
+      <w:tr>
+        <w:tc>
+          <w:tcPr/>
+          <w:p>
+            <w:pPr>
+              <w:pStyle w:val="Compact"/>
+            </w:pPr>
+            <w:r>
+              <w:t xml:space="preserve">last_audit: 2026-07-02 </w:t>
+            </w:r>
+            <w:r>
+              <w:rPr>
+                <w:rFonts w:hint="eastAsia"/>
+              </w:rPr>
+              <w:t xml:space="preserve">扩充并优化分子结构图片体系；将流程图嵌入统一切换为PNG成品图；新增等电子体结构迁移图；修正等电子体序列表价电子数与XeF2例题错误；统一章节编号并重绘2张低清图片</w:t>
+            </w:r>
+          </w:p>
+        </w:tc>
+      </w:tr>
+    </w:tbl>
+    <w:bookmarkStart w:id="77" w:name="分子结构基础-超级充实版"/>
     <w:p>
       <w:pPr>
         <w:pStyle w:val="Heading1"/>
@@ -22363,7 +23178,7 @@
     </w:p>
     <w:bookmarkEnd w:id="39"/>
     <w:bookmarkEnd w:id="40"/>
-    <w:bookmarkStart w:id="46" w:name="七分子轨道mo理论-最完整的画像"/>
+    <w:bookmarkStart w:id="51" w:name="七分子轨道mo理论-最完整的画像"/>
     <w:p>
       <w:pPr>
         <w:pStyle w:val="Heading2"/>
@@ -27998,19 +28813,2379 @@
       </w:r>
     </w:p>
     <w:bookmarkEnd w:id="44"/>
-    <w:bookmarkStart w:id="45" w:name="mo-理论优势总结"/>
+    <w:bookmarkStart w:id="45" w:name="异核双原子分子"/>
     <w:p>
       <w:pPr>
         <w:pStyle w:val="Heading3"/>
       </w:pPr>
       <w:r>
-        <w:t xml:space="preserve">7.5 MO </w:t>
-      </w:r>
-      <w:r>
-        <w:rPr>
-          <w:rFonts w:hint="eastAsia"/>
-        </w:rPr>
-        <w:t xml:space="preserve">理论优势总结</w:t>
+        <w:t xml:space="preserve">7.5 </w:t>
+      </w:r>
+      <w:r>
+        <w:rPr>
+          <w:rFonts w:hint="eastAsia"/>
+        </w:rPr>
+        <w:t xml:space="preserve">异核双原子分子</w:t>
+      </w:r>
+    </w:p>
+    <w:p>
+      <w:pPr>
+        <w:pStyle w:val="FirstParagraph"/>
+      </w:pPr>
+      <w:r>
+        <w:rPr>
+          <w:rFonts w:hint="eastAsia"/>
+        </w:rPr>
+        <w:t xml:space="preserve">异核双原子分子（如</w:t>
+      </w:r>
+      <w:r>
+        <w:t xml:space="preserve"> </w:t>
+      </w:r>
+      <w:r>
+        <w:rPr>
+          <w:rFonts w:hint="eastAsia"/>
+        </w:rPr>
+        <w:t xml:space="preserve">HF、CO、NO）的两个原子电负性不同，原子轨道能量不对称——成键轨道更靠近电负性大的原子，反键轨道更靠近电负性小的原子。</w:t>
+      </w:r>
+    </w:p>
+    <w:p>
+      <w:pPr>
+        <w:pStyle w:val="BlockText"/>
+      </w:pPr>
+      <w:r>
+        <w:rPr>
+          <w:rFonts w:hint="eastAsia"/>
+          <w:b/>
+          <w:bCs/>
+        </w:rPr>
+        <w:t xml:space="preserve">关键区别</w:t>
+      </w:r>
+      <w:r>
+        <w:rPr>
+          <w:rFonts w:hint="eastAsia"/>
+        </w:rPr>
+        <w:t xml:space="preserve">：同核双原子（如</w:t>
+      </w:r>
+      <w:r>
+        <w:t xml:space="preserve"> </w:t>
+      </w:r>
+      <w:r>
+        <w:rPr>
+          <w:rFonts w:hint="eastAsia"/>
+        </w:rPr>
+        <w:t xml:space="preserve">N₂）的成键轨道在两个原子间”均匀分布”；异核双原子（如</w:t>
+      </w:r>
+      <w:r>
+        <w:t xml:space="preserve"> </w:t>
+      </w:r>
+      <w:r>
+        <w:rPr>
+          <w:rFonts w:hint="eastAsia"/>
+        </w:rPr>
+        <w:t xml:space="preserve">CO）的成键轨道”偏向”电负性大的原子，导致键有极性。</w:t>
+      </w:r>
+    </w:p>
+    <w:p>
+      <w:pPr>
+        <w:pStyle w:val="FirstParagraph"/>
+      </w:pPr>
+      <w:r>
+        <w:rPr>
+          <w:b/>
+          <w:bCs/>
+        </w:rPr>
+        <w:t xml:space="preserve">HF </w:t>
+      </w:r>
+      <w:r>
+        <w:rPr>
+          <w:rFonts w:hint="eastAsia"/>
+          <w:b/>
+          <w:bCs/>
+        </w:rPr>
+        <w:t xml:space="preserve">的</w:t>
+      </w:r>
+      <w:r>
+        <w:rPr>
+          <w:b/>
+          <w:bCs/>
+        </w:rPr>
+        <w:t xml:space="preserve"> MO </w:t>
+      </w:r>
+      <w:r>
+        <w:rPr>
+          <w:rFonts w:hint="eastAsia"/>
+          <w:b/>
+          <w:bCs/>
+        </w:rPr>
+        <w:t xml:space="preserve">能级图要点</w:t>
+      </w:r>
+      <w:r>
+        <w:rPr>
+          <w:rFonts w:hint="eastAsia"/>
+        </w:rPr>
+        <w:t xml:space="preserve">：</w:t>
+      </w:r>
+    </w:p>
+    <w:tbl>
+      <w:tblPr>
+        <w:tblStyle w:val="Table"/>
+        <w:tblW w:type="pct" w:w="5000"/>
+        <w:tblLayout w:type="fixed"/>
+        <w:tblLook w:firstRow="1" w:lastRow="0" w:firstColumn="0" w:lastColumn="0" w:noHBand="0" w:noVBand="0" w:val="0020"/>
+      </w:tblPr>
+      <w:tblGrid>
+        <w:gridCol w:w="2640"/>
+        <w:gridCol w:w="2640"/>
+        <w:gridCol w:w="2640"/>
+      </w:tblGrid>
+      <w:tr>
+        <w:trPr>
+          <w:tblHeader w:val="on"/>
+        </w:trPr>
+        <w:tc>
+          <w:tcPr/>
+          <w:p>
+            <w:pPr>
+              <w:pStyle w:val="Compact"/>
+              <w:jc w:val="left"/>
+            </w:pPr>
+            <w:r>
+              <w:rPr>
+                <w:rFonts w:hint="eastAsia"/>
+              </w:rPr>
+              <w:t xml:space="preserve">轨道</w:t>
+            </w:r>
+          </w:p>
+        </w:tc>
+        <w:tc>
+          <w:tcPr/>
+          <w:p>
+            <w:pPr>
+              <w:pStyle w:val="Compact"/>
+              <w:jc w:val="left"/>
+            </w:pPr>
+            <w:r>
+              <w:rPr>
+                <w:rFonts w:hint="eastAsia"/>
+              </w:rPr>
+              <w:t xml:space="preserve">组成</w:t>
+            </w:r>
+          </w:p>
+        </w:tc>
+        <w:tc>
+          <w:tcPr/>
+          <w:p>
+            <w:pPr>
+              <w:pStyle w:val="Compact"/>
+              <w:jc w:val="left"/>
+            </w:pPr>
+            <w:r>
+              <w:rPr>
+                <w:rFonts w:hint="eastAsia"/>
+              </w:rPr>
+              <w:t xml:space="preserve">特点</w:t>
+            </w:r>
+          </w:p>
+        </w:tc>
+      </w:tr>
+      <w:tr>
+        <w:tc>
+          <w:tcPr/>
+          <w:p>
+            <w:pPr>
+              <w:pStyle w:val="Compact"/>
+              <w:jc w:val="left"/>
+            </w:pPr>
+            <m:oMath>
+              <m:sSub>
+                <m:e>
+                  <m:r>
+                    <m:t>σ</m:t>
+                  </m:r>
+                </m:e>
+                <m:sub>
+                  <m:r>
+                    <m:t>1</m:t>
+                  </m:r>
+                  <m:r>
+                    <m:t>s</m:t>
+                  </m:r>
+                </m:sub>
+              </m:sSub>
+            </m:oMath>
+            <w:r>
+              <w:rPr>
+                <w:rFonts w:hint="eastAsia"/>
+              </w:rPr>
+              <w:t xml:space="preserve">（成键）</w:t>
+            </w:r>
+          </w:p>
+        </w:tc>
+        <w:tc>
+          <w:tcPr/>
+          <w:p>
+            <w:pPr>
+              <w:pStyle w:val="Compact"/>
+              <w:jc w:val="left"/>
+            </w:pPr>
+            <w:r>
+              <w:t xml:space="preserve">H </w:t>
+            </w:r>
+            <w:r>
+              <w:rPr>
+                <w:rFonts w:hint="eastAsia"/>
+              </w:rPr>
+              <w:t xml:space="preserve">的</w:t>
+            </w:r>
+            <w:r>
+              <w:t xml:space="preserve"> </w:t>
+            </w:r>
+            <m:oMath>
+              <m:r>
+                <m:t>1</m:t>
+              </m:r>
+              <m:r>
+                <m:t>s</m:t>
+              </m:r>
+            </m:oMath>
+            <w:r>
+              <w:t xml:space="preserve"> </w:t>
+            </w:r>
+            <w:r>
+              <w:t xml:space="preserve">+ F </w:t>
+            </w:r>
+            <w:r>
+              <w:rPr>
+                <w:rFonts w:hint="eastAsia"/>
+              </w:rPr>
+              <w:t xml:space="preserve">的</w:t>
+            </w:r>
+            <w:r>
+              <w:t xml:space="preserve"> </w:t>
+            </w:r>
+            <m:oMath>
+              <m:r>
+                <m:t>2</m:t>
+              </m:r>
+              <m:sSub>
+                <m:e>
+                  <m:r>
+                    <m:t>p</m:t>
+                  </m:r>
+                </m:e>
+                <m:sub>
+                  <m:r>
+                    <m:t>z</m:t>
+                  </m:r>
+                </m:sub>
+              </m:sSub>
+            </m:oMath>
+          </w:p>
+        </w:tc>
+        <w:tc>
+          <w:tcPr/>
+          <w:p>
+            <w:pPr>
+              <w:pStyle w:val="Compact"/>
+              <w:jc w:val="left"/>
+            </w:pPr>
+            <w:r>
+              <w:rPr>
+                <w:rFonts w:hint="eastAsia"/>
+              </w:rPr>
+              <w:t xml:space="preserve">能量接近</w:t>
+            </w:r>
+            <w:r>
+              <w:t xml:space="preserve"> F </w:t>
+            </w:r>
+            <w:r>
+              <w:rPr>
+                <w:rFonts w:hint="eastAsia"/>
+              </w:rPr>
+              <w:t xml:space="preserve">的</w:t>
+            </w:r>
+            <w:r>
+              <w:t xml:space="preserve"> </w:t>
+            </w:r>
+            <m:oMath>
+              <m:r>
+                <m:t>2</m:t>
+              </m:r>
+              <m:r>
+                <m:t>p</m:t>
+              </m:r>
+            </m:oMath>
+            <w:r>
+              <w:rPr>
+                <w:rFonts w:hint="eastAsia"/>
+              </w:rPr>
+              <w:t xml:space="preserve">，电子密度偏向</w:t>
+            </w:r>
+            <w:r>
+              <w:t xml:space="preserve"> F</w:t>
+            </w:r>
+          </w:p>
+        </w:tc>
+      </w:tr>
+      <w:tr>
+        <w:tc>
+          <w:tcPr/>
+          <w:p>
+            <w:pPr>
+              <w:pStyle w:val="Compact"/>
+              <w:jc w:val="left"/>
+            </w:pPr>
+            <m:oMath>
+              <m:sSubSup>
+                <m:e>
+                  <m:r>
+                    <m:t>σ</m:t>
+                  </m:r>
+                </m:e>
+                <m:sub>
+                  <m:r>
+                    <m:t>1</m:t>
+                  </m:r>
+                  <m:r>
+                    <m:t>s</m:t>
+                  </m:r>
+                </m:sub>
+                <m:sup>
+                  <m:r>
+                    <m:rPr>
+                      <m:sty m:val="p"/>
+                    </m:rPr>
+                    <m:t>*</m:t>
+                  </m:r>
+                </m:sup>
+              </m:sSubSup>
+            </m:oMath>
+            <w:r>
+              <w:rPr>
+                <w:rFonts w:hint="eastAsia"/>
+              </w:rPr>
+              <w:t xml:space="preserve">（反键）</w:t>
+            </w:r>
+          </w:p>
+        </w:tc>
+        <w:tc>
+          <w:tcPr/>
+          <w:p>
+            <w:pPr>
+              <w:pStyle w:val="Compact"/>
+              <w:jc w:val="left"/>
+            </w:pPr>
+            <w:r>
+              <w:t xml:space="preserve">H </w:t>
+            </w:r>
+            <w:r>
+              <w:rPr>
+                <w:rFonts w:hint="eastAsia"/>
+              </w:rPr>
+              <w:t xml:space="preserve">的</w:t>
+            </w:r>
+            <w:r>
+              <w:t xml:space="preserve"> </w:t>
+            </w:r>
+            <m:oMath>
+              <m:r>
+                <m:t>1</m:t>
+              </m:r>
+              <m:r>
+                <m:t>s</m:t>
+              </m:r>
+            </m:oMath>
+            <w:r>
+              <w:t xml:space="preserve"> </w:t>
+            </w:r>
+            <w:r>
+              <w:t xml:space="preserve">− F </w:t>
+            </w:r>
+            <w:r>
+              <w:rPr>
+                <w:rFonts w:hint="eastAsia"/>
+              </w:rPr>
+              <w:t xml:space="preserve">的</w:t>
+            </w:r>
+            <w:r>
+              <w:t xml:space="preserve"> </w:t>
+            </w:r>
+            <m:oMath>
+              <m:r>
+                <m:t>2</m:t>
+              </m:r>
+              <m:sSub>
+                <m:e>
+                  <m:r>
+                    <m:t>p</m:t>
+                  </m:r>
+                </m:e>
+                <m:sub>
+                  <m:r>
+                    <m:t>z</m:t>
+                  </m:r>
+                </m:sub>
+              </m:sSub>
+            </m:oMath>
+          </w:p>
+        </w:tc>
+        <w:tc>
+          <w:tcPr/>
+          <w:p>
+            <w:pPr>
+              <w:pStyle w:val="Compact"/>
+              <w:jc w:val="left"/>
+            </w:pPr>
+            <w:r>
+              <w:rPr>
+                <w:rFonts w:hint="eastAsia"/>
+              </w:rPr>
+              <w:t xml:space="preserve">能量接近</w:t>
+            </w:r>
+            <w:r>
+              <w:t xml:space="preserve"> H </w:t>
+            </w:r>
+            <w:r>
+              <w:rPr>
+                <w:rFonts w:hint="eastAsia"/>
+              </w:rPr>
+              <w:t xml:space="preserve">的</w:t>
+            </w:r>
+            <w:r>
+              <w:t xml:space="preserve"> </w:t>
+            </w:r>
+            <m:oMath>
+              <m:r>
+                <m:t>1</m:t>
+              </m:r>
+              <m:r>
+                <m:t>s</m:t>
+              </m:r>
+            </m:oMath>
+            <w:r>
+              <w:rPr>
+                <w:rFonts w:hint="eastAsia"/>
+              </w:rPr>
+              <w:t xml:space="preserve">，电子密度偏向</w:t>
+            </w:r>
+            <w:r>
+              <w:t xml:space="preserve"> H</w:t>
+            </w:r>
+          </w:p>
+        </w:tc>
+      </w:tr>
+      <w:tr>
+        <w:tc>
+          <w:tcPr/>
+          <w:p>
+            <w:pPr>
+              <w:pStyle w:val="Compact"/>
+              <w:jc w:val="left"/>
+            </w:pPr>
+            <w:r>
+              <w:t xml:space="preserve">F </w:t>
+            </w:r>
+            <w:r>
+              <w:rPr>
+                <w:rFonts w:hint="eastAsia"/>
+              </w:rPr>
+              <w:t xml:space="preserve">的</w:t>
+            </w:r>
+            <w:r>
+              <w:t xml:space="preserve"> </w:t>
+            </w:r>
+            <m:oMath>
+              <m:r>
+                <m:t>2</m:t>
+              </m:r>
+              <m:sSub>
+                <m:e>
+                  <m:r>
+                    <m:t>p</m:t>
+                  </m:r>
+                </m:e>
+                <m:sub>
+                  <m:r>
+                    <m:t>x</m:t>
+                  </m:r>
+                </m:sub>
+              </m:sSub>
+            </m:oMath>
+            <w:r>
+              <w:t xml:space="preserve">、</w:t>
+            </w:r>
+            <m:oMath>
+              <m:r>
+                <m:t>2</m:t>
+              </m:r>
+              <m:sSub>
+                <m:e>
+                  <m:r>
+                    <m:t>p</m:t>
+                  </m:r>
+                </m:e>
+                <m:sub>
+                  <m:r>
+                    <m:t>y</m:t>
+                  </m:r>
+                </m:sub>
+              </m:sSub>
+            </m:oMath>
+          </w:p>
+        </w:tc>
+        <w:tc>
+          <w:tcPr/>
+          <w:p>
+            <w:pPr>
+              <w:pStyle w:val="Compact"/>
+              <w:jc w:val="left"/>
+            </w:pPr>
+            <w:r>
+              <w:rPr>
+                <w:rFonts w:hint="eastAsia"/>
+              </w:rPr>
+              <w:t xml:space="preserve">不参与成键</w:t>
+            </w:r>
+          </w:p>
+        </w:tc>
+        <w:tc>
+          <w:tcPr/>
+          <w:p>
+            <w:pPr>
+              <w:pStyle w:val="Compact"/>
+              <w:jc w:val="left"/>
+            </w:pPr>
+            <w:r>
+              <w:rPr>
+                <w:rFonts w:hint="eastAsia"/>
+              </w:rPr>
+              <w:t xml:space="preserve">保持为非键轨道（孤对电子）</w:t>
+            </w:r>
+          </w:p>
+        </w:tc>
+      </w:tr>
+    </w:tbl>
+    <w:p>
+      <w:pPr>
+        <w:pStyle w:val="BlockText"/>
+      </w:pPr>
+      <w:r>
+        <w:rPr>
+          <w:rFonts w:hint="eastAsia"/>
+          <w:b/>
+          <w:bCs/>
+        </w:rPr>
+        <w:t xml:space="preserve">理解要点</w:t>
+      </w:r>
+      <w:r>
+        <w:rPr>
+          <w:rFonts w:hint="eastAsia"/>
+        </w:rPr>
+        <w:t xml:space="preserve">：HF</w:t>
+      </w:r>
+      <w:r>
+        <w:t xml:space="preserve"> </w:t>
+      </w:r>
+      <w:r>
+        <w:rPr>
+          <w:rFonts w:hint="eastAsia"/>
+        </w:rPr>
+        <w:t xml:space="preserve">中</w:t>
+      </w:r>
+      <w:r>
+        <w:t xml:space="preserve"> F </w:t>
+      </w:r>
+      <w:r>
+        <w:rPr>
+          <w:rFonts w:hint="eastAsia"/>
+        </w:rPr>
+        <w:t xml:space="preserve">的</w:t>
+      </w:r>
+      <w:r>
+        <w:t xml:space="preserve"> </w:t>
+      </w:r>
+      <m:oMath>
+        <m:r>
+          <m:t>2</m:t>
+        </m:r>
+        <m:r>
+          <m:t>s</m:t>
+        </m:r>
+      </m:oMath>
+      <w:r>
+        <w:t xml:space="preserve"> </w:t>
+      </w:r>
+      <w:r>
+        <w:rPr>
+          <w:rFonts w:hint="eastAsia"/>
+        </w:rPr>
+        <w:t xml:space="preserve">和</w:t>
+      </w:r>
+      <w:r>
+        <w:t xml:space="preserve"> </w:t>
+      </w:r>
+      <m:oMath>
+        <m:r>
+          <m:t>2</m:t>
+        </m:r>
+        <m:sSub>
+          <m:e>
+            <m:r>
+              <m:t>p</m:t>
+            </m:r>
+          </m:e>
+          <m:sub>
+            <m:r>
+              <m:t>x</m:t>
+            </m:r>
+          </m:sub>
+        </m:sSub>
+      </m:oMath>
+      <w:r>
+        <w:t xml:space="preserve">、</w:t>
+      </w:r>
+      <m:oMath>
+        <m:r>
+          <m:t>2</m:t>
+        </m:r>
+        <m:sSub>
+          <m:e>
+            <m:r>
+              <m:t>p</m:t>
+            </m:r>
+          </m:e>
+          <m:sub>
+            <m:r>
+              <m:t>y</m:t>
+            </m:r>
+          </m:sub>
+        </m:sSub>
+      </m:oMath>
+      <w:r>
+        <w:t xml:space="preserve"> </w:t>
+      </w:r>
+      <w:r>
+        <w:rPr>
+          <w:rFonts w:hint="eastAsia"/>
+        </w:rPr>
+        <w:t xml:space="preserve">轨道基本不参与成键，保留为”孤对电子”——这与</w:t>
+      </w:r>
+      <w:r>
+        <w:t xml:space="preserve"> Lewis </w:t>
+      </w:r>
+      <w:r>
+        <w:rPr>
+          <w:rFonts w:hint="eastAsia"/>
+        </w:rPr>
+        <w:t xml:space="preserve">结构中</w:t>
+      </w:r>
+      <w:r>
+        <w:t xml:space="preserve"> F </w:t>
+      </w:r>
+      <w:r>
+        <w:rPr>
+          <w:rFonts w:hint="eastAsia"/>
+        </w:rPr>
+        <w:t xml:space="preserve">有</w:t>
+      </w:r>
+      <w:r>
+        <w:t xml:space="preserve"> 3 </w:t>
+      </w:r>
+      <w:r>
+        <w:rPr>
+          <w:rFonts w:hint="eastAsia"/>
+        </w:rPr>
+        <w:t xml:space="preserve">对孤对电子的图像完全一致。MO</w:t>
+      </w:r>
+      <w:r>
+        <w:t xml:space="preserve"> </w:t>
+      </w:r>
+      <w:r>
+        <w:rPr>
+          <w:rFonts w:hint="eastAsia"/>
+        </w:rPr>
+        <w:t xml:space="preserve">理论不仅给出了成键图像，还自然地解释了孤对电子的存在。</w:t>
+      </w:r>
+    </w:p>
+    <w:p>
+      <w:pPr>
+        <w:pStyle w:val="FirstParagraph"/>
+      </w:pPr>
+      <w:r>
+        <w:rPr>
+          <w:b/>
+          <w:bCs/>
+        </w:rPr>
+        <w:t xml:space="preserve">CO </w:t>
+      </w:r>
+      <w:r>
+        <w:rPr>
+          <w:rFonts w:hint="eastAsia"/>
+          <w:b/>
+          <w:bCs/>
+        </w:rPr>
+        <w:t xml:space="preserve">的</w:t>
+      </w:r>
+      <w:r>
+        <w:rPr>
+          <w:b/>
+          <w:bCs/>
+        </w:rPr>
+        <w:t xml:space="preserve"> MO </w:t>
+      </w:r>
+      <w:r>
+        <w:rPr>
+          <w:rFonts w:hint="eastAsia"/>
+          <w:b/>
+          <w:bCs/>
+        </w:rPr>
+        <w:t xml:space="preserve">要点</w:t>
+      </w:r>
+      <w:r>
+        <w:rPr>
+          <w:rFonts w:hint="eastAsia"/>
+        </w:rPr>
+        <w:t xml:space="preserve">：</w:t>
+      </w:r>
+    </w:p>
+    <w:p>
+      <w:pPr>
+        <w:pStyle w:val="BodyText"/>
+      </w:pPr>
+      <w:r>
+        <w:t xml:space="preserve">CO </w:t>
+      </w:r>
+      <w:r>
+        <w:rPr>
+          <w:rFonts w:hint="eastAsia"/>
+        </w:rPr>
+        <w:t xml:space="preserve">与</w:t>
+      </w:r>
+      <w:r>
+        <w:t xml:space="preserve"> N₂ </w:t>
+      </w:r>
+      <w:r>
+        <w:rPr>
+          <w:rFonts w:hint="eastAsia"/>
+        </w:rPr>
+        <w:t xml:space="preserve">是等电子体（均有</w:t>
+      </w:r>
+      <w:r>
+        <w:t xml:space="preserve"> 10 </w:t>
+      </w:r>
+      <w:r>
+        <w:rPr>
+          <w:rFonts w:hint="eastAsia"/>
+        </w:rPr>
+        <w:t xml:space="preserve">个价电子），MO</w:t>
+      </w:r>
+      <w:r>
+        <w:t xml:space="preserve"> </w:t>
+      </w:r>
+      <w:r>
+        <w:rPr>
+          <w:rFonts w:hint="eastAsia"/>
+        </w:rPr>
+        <w:t xml:space="preserve">排布相似：</w:t>
+      </w:r>
+      <m:oMath>
+        <m:sSubSup>
+          <m:e>
+            <m:r>
+              <m:t>σ</m:t>
+            </m:r>
+          </m:e>
+          <m:sub>
+            <m:r>
+              <m:t>2</m:t>
+            </m:r>
+            <m:r>
+              <m:t>s</m:t>
+            </m:r>
+          </m:sub>
+          <m:sup>
+            <m:r>
+              <m:t>2</m:t>
+            </m:r>
+          </m:sup>
+        </m:sSubSup>
+        <m:sSubSup>
+          <m:e>
+            <m:r>
+              <m:t>σ</m:t>
+            </m:r>
+          </m:e>
+          <m:sub>
+            <m:r>
+              <m:t>2</m:t>
+            </m:r>
+            <m:r>
+              <m:t>s</m:t>
+            </m:r>
+          </m:sub>
+          <m:sup>
+            <m:r>
+              <m:rPr>
+                <m:sty m:val="p"/>
+              </m:rPr>
+              <m:t>*</m:t>
+            </m:r>
+            <m:r>
+              <m:t>2</m:t>
+            </m:r>
+          </m:sup>
+        </m:sSubSup>
+        <m:sSubSup>
+          <m:e>
+            <m:r>
+              <m:t>π</m:t>
+            </m:r>
+          </m:e>
+          <m:sub>
+            <m:r>
+              <m:t>2</m:t>
+            </m:r>
+            <m:r>
+              <m:t>p</m:t>
+            </m:r>
+          </m:sub>
+          <m:sup>
+            <m:r>
+              <m:t>4</m:t>
+            </m:r>
+          </m:sup>
+        </m:sSubSup>
+        <m:sSubSup>
+          <m:e>
+            <m:r>
+              <m:t>σ</m:t>
+            </m:r>
+          </m:e>
+          <m:sub>
+            <m:r>
+              <m:t>2</m:t>
+            </m:r>
+            <m:r>
+              <m:t>p</m:t>
+            </m:r>
+          </m:sub>
+          <m:sup>
+            <m:r>
+              <m:t>2</m:t>
+            </m:r>
+          </m:sup>
+        </m:sSubSup>
+      </m:oMath>
+      <w:r>
+        <w:rPr>
+          <w:rFonts w:hint="eastAsia"/>
+        </w:rPr>
+        <w:t xml:space="preserve">，键级</w:t>
+      </w:r>
+      <w:r>
+        <w:t xml:space="preserve"> = </w:t>
+      </w:r>
+      <w:r>
+        <w:rPr>
+          <w:rFonts w:hint="eastAsia"/>
+        </w:rPr>
+        <w:t xml:space="preserve">3。但</w:t>
+      </w:r>
+      <w:r>
+        <w:t xml:space="preserve"> CO </w:t>
+      </w:r>
+      <w:r>
+        <w:rPr>
+          <w:rFonts w:hint="eastAsia"/>
+        </w:rPr>
+        <w:t xml:space="preserve">的</w:t>
+      </w:r>
+      <w:r>
+        <w:t xml:space="preserve"> </w:t>
+      </w:r>
+      <m:oMath>
+        <m:sSub>
+          <m:e>
+            <m:r>
+              <m:t>σ</m:t>
+            </m:r>
+          </m:e>
+          <m:sub>
+            <m:r>
+              <m:t>2</m:t>
+            </m:r>
+            <m:r>
+              <m:t>p</m:t>
+            </m:r>
+          </m:sub>
+        </m:sSub>
+      </m:oMath>
+      <w:r>
+        <w:t xml:space="preserve"> </w:t>
+      </w:r>
+      <w:r>
+        <w:rPr>
+          <w:rFonts w:hint="eastAsia"/>
+        </w:rPr>
+        <w:t xml:space="preserve">轨道电子密度明显偏向</w:t>
+      </w:r>
+      <w:r>
+        <w:t xml:space="preserve"> </w:t>
+      </w:r>
+      <w:r>
+        <w:rPr>
+          <w:rFonts w:hint="eastAsia"/>
+        </w:rPr>
+        <w:t xml:space="preserve">O（电负性更大），使得</w:t>
+      </w:r>
+      <w:r>
+        <w:t xml:space="preserve"> C </w:t>
+      </w:r>
+      <w:r>
+        <w:rPr>
+          <w:rFonts w:hint="eastAsia"/>
+        </w:rPr>
+        <w:t xml:space="preserve">端带部分负电荷——这解释了为什么</w:t>
+      </w:r>
+      <w:r>
+        <w:t xml:space="preserve"> CO </w:t>
+      </w:r>
+      <w:r>
+        <w:rPr>
+          <w:rFonts w:hint="eastAsia"/>
+        </w:rPr>
+        <w:t xml:space="preserve">通过</w:t>
+      </w:r>
+      <w:r>
+        <w:t xml:space="preserve"> C </w:t>
+      </w:r>
+      <w:r>
+        <w:rPr>
+          <w:rFonts w:hint="eastAsia"/>
+        </w:rPr>
+        <w:t xml:space="preserve">端配位（如与血红蛋白结合）。</w:t>
+      </w:r>
+    </w:p>
+    <w:p>
+      <w:pPr>
+        <w:pStyle w:val="BodyText"/>
+      </w:pPr>
+      <w:r>
+        <w:t xml:space="preserve">![[media/sigma-pi-backbonding.png|CO </w:t>
+      </w:r>
+      <w:r>
+        <w:rPr>
+          <w:rFonts w:hint="eastAsia"/>
+        </w:rPr>
+        <w:t xml:space="preserve">的</w:t>
+      </w:r>
+      <w:r>
+        <w:t xml:space="preserve"> σ </w:t>
+      </w:r>
+      <w:r>
+        <w:rPr>
+          <w:rFonts w:hint="eastAsia"/>
+        </w:rPr>
+        <w:t xml:space="preserve">给予与</w:t>
+      </w:r>
+      <w:r>
+        <w:t xml:space="preserve"> π </w:t>
+      </w:r>
+      <w:r>
+        <w:rPr>
+          <w:rFonts w:hint="eastAsia"/>
+        </w:rPr>
+        <w:t xml:space="preserve">反馈]]</w:t>
+      </w:r>
+      <w:r>
+        <w:t xml:space="preserve"> </w:t>
+      </w:r>
+      <w:r>
+        <w:rPr>
+          <w:rFonts w:hint="eastAsia"/>
+          <w:i/>
+          <w:iCs/>
+        </w:rPr>
+        <w:t xml:space="preserve">图</w:t>
+      </w:r>
+      <w:r>
+        <w:rPr>
+          <w:i/>
+          <w:iCs/>
+        </w:rPr>
+        <w:t xml:space="preserve"> 13b CO </w:t>
+      </w:r>
+      <w:r>
+        <w:rPr>
+          <w:rFonts w:hint="eastAsia"/>
+          <w:i/>
+          <w:iCs/>
+        </w:rPr>
+        <w:t xml:space="preserve">作为配体的</w:t>
+      </w:r>
+      <w:r>
+        <w:rPr>
+          <w:i/>
+          <w:iCs/>
+        </w:rPr>
+        <w:t xml:space="preserve"> σ-π </w:t>
+      </w:r>
+      <w:r>
+        <w:rPr>
+          <w:rFonts w:hint="eastAsia"/>
+          <w:i/>
+          <w:iCs/>
+        </w:rPr>
+        <w:t xml:space="preserve">协同效应——CO</w:t>
+      </w:r>
+      <w:r>
+        <w:rPr>
+          <w:i/>
+          <w:iCs/>
+        </w:rPr>
+        <w:t xml:space="preserve"> </w:t>
+      </w:r>
+      <w:r>
+        <w:rPr>
+          <w:rFonts w:hint="eastAsia"/>
+          <w:i/>
+          <w:iCs/>
+        </w:rPr>
+        <w:t xml:space="preserve">的孤对电子</w:t>
+      </w:r>
+      <w:r>
+        <w:rPr>
+          <w:i/>
+          <w:iCs/>
+        </w:rPr>
+        <w:t xml:space="preserve"> σ </w:t>
+      </w:r>
+      <w:r>
+        <w:rPr>
+          <w:rFonts w:hint="eastAsia"/>
+          <w:i/>
+          <w:iCs/>
+        </w:rPr>
+        <w:t xml:space="preserve">给予金属（左），金属</w:t>
+      </w:r>
+      <w:r>
+        <w:rPr>
+          <w:i/>
+          <w:iCs/>
+        </w:rPr>
+        <w:t xml:space="preserve"> </w:t>
+      </w:r>
+      <m:oMath>
+        <m:r>
+          <m:t>d</m:t>
+        </m:r>
+        <m:r>
+          <m:t>π</m:t>
+        </m:r>
+      </m:oMath>
+      <w:r>
+        <w:rPr>
+          <w:i/>
+          <w:iCs/>
+        </w:rPr>
+        <w:t xml:space="preserve"> </w:t>
+      </w:r>
+      <w:r>
+        <w:rPr>
+          <w:rFonts w:hint="eastAsia"/>
+          <w:i/>
+          <w:iCs/>
+        </w:rPr>
+        <w:t xml:space="preserve">电子反馈到</w:t>
+      </w:r>
+      <w:r>
+        <w:rPr>
+          <w:i/>
+          <w:iCs/>
+        </w:rPr>
+        <w:t xml:space="preserve"> CO </w:t>
+      </w:r>
+      <w:r>
+        <w:rPr>
+          <w:rFonts w:hint="eastAsia"/>
+          <w:i/>
+          <w:iCs/>
+        </w:rPr>
+        <w:t xml:space="preserve">的</w:t>
+      </w:r>
+      <w:r>
+        <w:rPr>
+          <w:i/>
+          <w:iCs/>
+        </w:rPr>
+        <w:t xml:space="preserve"> </w:t>
+      </w:r>
+      <m:oMath>
+        <m:sSup>
+          <m:e>
+            <m:r>
+              <m:t>π</m:t>
+            </m:r>
+          </m:e>
+          <m:sup>
+            <m:r>
+              <m:rPr>
+                <m:sty m:val="p"/>
+              </m:rPr>
+              <m:t>*</m:t>
+            </m:r>
+          </m:sup>
+        </m:sSup>
+      </m:oMath>
+      <w:r>
+        <w:rPr>
+          <w:i/>
+          <w:iCs/>
+        </w:rPr>
+        <w:t xml:space="preserve"> </w:t>
+      </w:r>
+      <w:r>
+        <w:rPr>
+          <w:rFonts w:hint="eastAsia"/>
+          <w:i/>
+          <w:iCs/>
+        </w:rPr>
+        <w:t xml:space="preserve">空轨道（右），两者协同增强</w:t>
+      </w:r>
+      <w:r>
+        <w:rPr>
+          <w:i/>
+          <w:iCs/>
+        </w:rPr>
+        <w:t xml:space="preserve"> M−C </w:t>
+      </w:r>
+      <w:r>
+        <w:rPr>
+          <w:rFonts w:hint="eastAsia"/>
+          <w:i/>
+          <w:iCs/>
+        </w:rPr>
+        <w:t xml:space="preserve">键</w:t>
+      </w:r>
+    </w:p>
+    <w:p>
+      <w:pPr>
+        <w:pStyle w:val="BlockText"/>
+      </w:pPr>
+      <w:r>
+        <w:rPr>
+          <w:rFonts w:hint="eastAsia"/>
+          <w:b/>
+          <w:bCs/>
+        </w:rPr>
+        <w:t xml:space="preserve">竞赛链接</w:t>
+      </w:r>
+      <w:r>
+        <w:rPr>
+          <w:rFonts w:hint="eastAsia"/>
+        </w:rPr>
+        <w:t xml:space="preserve">：CO</w:t>
+      </w:r>
+      <w:r>
+        <w:t xml:space="preserve"> </w:t>
+      </w:r>
+      <w:r>
+        <w:rPr>
+          <w:rFonts w:hint="eastAsia"/>
+        </w:rPr>
+        <w:t xml:space="preserve">的偶极矩很小（0.11</w:t>
+      </w:r>
+      <w:r>
+        <w:t xml:space="preserve"> </w:t>
+      </w:r>
+      <w:r>
+        <w:rPr>
+          <w:rFonts w:hint="eastAsia"/>
+        </w:rPr>
+        <w:t xml:space="preserve">D），远小于预期——因为</w:t>
+      </w:r>
+      <w:r>
+        <w:t xml:space="preserve"> </w:t>
+      </w:r>
+      <m:oMath>
+        <m:r>
+          <m:t>σ</m:t>
+        </m:r>
+      </m:oMath>
+      <w:r>
+        <w:t xml:space="preserve"> </w:t>
+      </w:r>
+      <w:r>
+        <w:rPr>
+          <w:rFonts w:hint="eastAsia"/>
+        </w:rPr>
+        <w:t xml:space="preserve">极化（偏向</w:t>
+      </w:r>
+      <w:r>
+        <w:t xml:space="preserve"> </w:t>
+      </w:r>
+      <w:r>
+        <w:rPr>
+          <w:rFonts w:hint="eastAsia"/>
+        </w:rPr>
+        <w:t xml:space="preserve">O）与</w:t>
+      </w:r>
+      <w:r>
+        <w:t xml:space="preserve"> </w:t>
+      </w:r>
+      <m:oMath>
+        <m:r>
+          <m:t>π</m:t>
+        </m:r>
+      </m:oMath>
+      <w:r>
+        <w:t xml:space="preserve"> </w:t>
+      </w:r>
+      <w:r>
+        <w:rPr>
+          <w:rFonts w:hint="eastAsia"/>
+        </w:rPr>
+        <w:t xml:space="preserve">反馈（C→O）方向相反、部分抵消。这种”极性抵消”现象是</w:t>
+      </w:r>
+      <w:r>
+        <w:t xml:space="preserve"> MO </w:t>
+      </w:r>
+      <w:r>
+        <w:rPr>
+          <w:rFonts w:hint="eastAsia"/>
+        </w:rPr>
+        <w:t xml:space="preserve">理论的经典解释。</w:t>
+      </w:r>
+    </w:p>
+    <w:p>
+      <w:pPr>
+        <w:pStyle w:val="FirstParagraph"/>
+      </w:pPr>
+      <w:r>
+        <w:rPr>
+          <w:b/>
+          <w:bCs/>
+        </w:rPr>
+        <w:t xml:space="preserve">NO </w:t>
+      </w:r>
+      <w:r>
+        <w:rPr>
+          <w:rFonts w:hint="eastAsia"/>
+          <w:b/>
+          <w:bCs/>
+        </w:rPr>
+        <w:t xml:space="preserve">的特殊性</w:t>
+      </w:r>
+      <w:r>
+        <w:rPr>
+          <w:rFonts w:hint="eastAsia"/>
+        </w:rPr>
+        <w:t xml:space="preserve">：</w:t>
+      </w:r>
+    </w:p>
+    <w:p>
+      <w:pPr>
+        <w:pStyle w:val="BodyText"/>
+      </w:pPr>
+      <w:r>
+        <w:t xml:space="preserve">NO </w:t>
+      </w:r>
+      <w:r>
+        <w:rPr>
+          <w:rFonts w:hint="eastAsia"/>
+        </w:rPr>
+        <w:t xml:space="preserve">有</w:t>
+      </w:r>
+      <w:r>
+        <w:t xml:space="preserve"> 11 </w:t>
+      </w:r>
+      <w:r>
+        <w:rPr>
+          <w:rFonts w:hint="eastAsia"/>
+        </w:rPr>
+        <w:t xml:space="preserve">个价电子（比</w:t>
+      </w:r>
+      <w:r>
+        <w:t xml:space="preserve"> N₂ </w:t>
+      </w:r>
+      <w:r>
+        <w:rPr>
+          <w:rFonts w:hint="eastAsia"/>
+        </w:rPr>
+        <w:t xml:space="preserve">多</w:t>
+      </w:r>
+      <w:r>
+        <w:t xml:space="preserve"> 1 </w:t>
+      </w:r>
+      <w:r>
+        <w:rPr>
+          <w:rFonts w:hint="eastAsia"/>
+        </w:rPr>
+        <w:t xml:space="preserve">个），多出的电子填入</w:t>
+      </w:r>
+      <w:r>
+        <w:t xml:space="preserve"> </w:t>
+      </w:r>
+      <m:oMath>
+        <m:sSubSup>
+          <m:e>
+            <m:r>
+              <m:t>π</m:t>
+            </m:r>
+          </m:e>
+          <m:sub>
+            <m:r>
+              <m:t>2</m:t>
+            </m:r>
+            <m:r>
+              <m:t>p</m:t>
+            </m:r>
+          </m:sub>
+          <m:sup>
+            <m:r>
+              <m:rPr>
+                <m:sty m:val="p"/>
+              </m:rPr>
+              <m:t>*</m:t>
+            </m:r>
+          </m:sup>
+        </m:sSubSup>
+      </m:oMath>
+      <w:r>
+        <w:t xml:space="preserve"> </w:t>
+      </w:r>
+      <w:r>
+        <w:t xml:space="preserve">→ </w:t>
+      </w:r>
+      <w:r>
+        <w:rPr>
+          <w:rFonts w:hint="eastAsia"/>
+        </w:rPr>
+        <w:t xml:space="preserve">键级</w:t>
+      </w:r>
+      <w:r>
+        <w:t xml:space="preserve"> = </w:t>
+      </w:r>
+      <w:r>
+        <w:rPr>
+          <w:rFonts w:hint="eastAsia"/>
+        </w:rPr>
+        <w:t xml:space="preserve">2.5，有</w:t>
+      </w:r>
+      <w:r>
+        <w:t xml:space="preserve"> 1 </w:t>
+      </w:r>
+      <w:r>
+        <w:rPr>
+          <w:rFonts w:hint="eastAsia"/>
+        </w:rPr>
+        <w:t xml:space="preserve">个未成对电子</w:t>
+      </w:r>
+      <w:r>
+        <w:t xml:space="preserve"> → </w:t>
+      </w:r>
+      <w:r>
+        <w:rPr>
+          <w:rFonts w:hint="eastAsia"/>
+        </w:rPr>
+        <w:t xml:space="preserve">顺磁性。这又是一个</w:t>
+      </w:r>
+      <w:r>
+        <w:t xml:space="preserve"> Lewis </w:t>
+      </w:r>
+      <w:r>
+        <w:rPr>
+          <w:rFonts w:hint="eastAsia"/>
+        </w:rPr>
+        <w:t xml:space="preserve">结构无法处理的例子。</w:t>
+      </w:r>
+    </w:p>
+    <w:bookmarkEnd w:id="45"/>
+    <w:bookmarkStart w:id="49" w:name="多原子分子的-mo-简介"/>
+    <w:p>
+      <w:pPr>
+        <w:pStyle w:val="Heading3"/>
+      </w:pPr>
+      <w:r>
+        <w:t xml:space="preserve">7.6 </w:t>
+      </w:r>
+      <w:r>
+        <w:rPr>
+          <w:rFonts w:hint="eastAsia"/>
+        </w:rPr>
+        <w:t xml:space="preserve">多原子分子的</w:t>
+      </w:r>
+      <w:r>
+        <w:t xml:space="preserve"> MO </w:t>
+      </w:r>
+      <w:r>
+        <w:rPr>
+          <w:rFonts w:hint="eastAsia"/>
+        </w:rPr>
+        <w:t xml:space="preserve">简介</w:t>
+      </w:r>
+    </w:p>
+    <w:p>
+      <w:pPr>
+        <w:pStyle w:val="FirstParagraph"/>
+      </w:pPr>
+      <w:r>
+        <w:t xml:space="preserve">MO </w:t>
+      </w:r>
+      <w:r>
+        <w:rPr>
+          <w:rFonts w:hint="eastAsia"/>
+        </w:rPr>
+        <w:t xml:space="preserve">理论不仅适用于双原子分子，也可以推广到多原子分子。核心思想相同：</w:t>
+      </w:r>
+      <w:r>
+        <w:rPr>
+          <w:rFonts w:hint="eastAsia"/>
+          <w:b/>
+          <w:bCs/>
+        </w:rPr>
+        <w:t xml:space="preserve">原子轨道线性组合</w:t>
+      </w:r>
+      <w:r>
+        <w:rPr>
+          <w:b/>
+          <w:bCs/>
+        </w:rPr>
+        <w:t xml:space="preserve"> → </w:t>
+      </w:r>
+      <w:r>
+        <w:rPr>
+          <w:rFonts w:hint="eastAsia"/>
+          <w:b/>
+          <w:bCs/>
+        </w:rPr>
+        <w:t xml:space="preserve">分子轨道，电子按能量从低到高填入。</w:t>
+      </w:r>
+    </w:p>
+    <w:bookmarkStart w:id="46" w:name="线性三原子分子co₂"/>
+    <w:p>
+      <w:pPr>
+        <w:pStyle w:val="Heading4"/>
+      </w:pPr>
+      <w:r>
+        <w:t xml:space="preserve">7.6.1 </w:t>
+      </w:r>
+      <w:r>
+        <w:rPr>
+          <w:rFonts w:hint="eastAsia"/>
+        </w:rPr>
+        <w:t xml:space="preserve">线性三原子分子——CO₂</w:t>
+      </w:r>
+    </w:p>
+    <w:p>
+      <w:pPr>
+        <w:pStyle w:val="FirstParagraph"/>
+      </w:pPr>
+      <w:r>
+        <w:t xml:space="preserve">CO₂ </w:t>
+      </w:r>
+      <w:r>
+        <w:rPr>
+          <w:rFonts w:hint="eastAsia"/>
+        </w:rPr>
+        <w:t xml:space="preserve">中</w:t>
+      </w:r>
+      <w:r>
+        <w:t xml:space="preserve"> C </w:t>
+      </w:r>
+      <w:r>
+        <w:rPr>
+          <w:rFonts w:hint="eastAsia"/>
+        </w:rPr>
+        <w:t xml:space="preserve">的</w:t>
+      </w:r>
+      <w:r>
+        <w:t xml:space="preserve"> 3 </w:t>
+      </w:r>
+      <w:r>
+        <w:rPr>
+          <w:rFonts w:hint="eastAsia"/>
+        </w:rPr>
+        <w:t xml:space="preserve">个</w:t>
+      </w:r>
+      <w:r>
+        <w:t xml:space="preserve"> </w:t>
+      </w:r>
+      <m:oMath>
+        <m:r>
+          <m:t>σ</m:t>
+        </m:r>
+      </m:oMath>
+      <w:r>
+        <w:t xml:space="preserve"> </w:t>
+      </w:r>
+      <w:r>
+        <w:rPr>
+          <w:rFonts w:hint="eastAsia"/>
+        </w:rPr>
+        <w:t xml:space="preserve">轨道和</w:t>
+      </w:r>
+      <w:r>
+        <w:t xml:space="preserve"> 2 </w:t>
+      </w:r>
+      <w:r>
+        <w:rPr>
+          <w:rFonts w:hint="eastAsia"/>
+        </w:rPr>
+        <w:t xml:space="preserve">组</w:t>
+      </w:r>
+      <w:r>
+        <w:t xml:space="preserve"> </w:t>
+      </w:r>
+      <m:oMath>
+        <m:r>
+          <m:t>π</m:t>
+        </m:r>
+      </m:oMath>
+      <w:r>
+        <w:t xml:space="preserve"> </w:t>
+      </w:r>
+      <w:r>
+        <w:rPr>
+          <w:rFonts w:hint="eastAsia"/>
+        </w:rPr>
+        <w:t xml:space="preserve">轨道分别与两个</w:t>
+      </w:r>
+      <w:r>
+        <w:t xml:space="preserve"> O </w:t>
+      </w:r>
+      <w:r>
+        <w:rPr>
+          <w:rFonts w:hint="eastAsia"/>
+        </w:rPr>
+        <w:t xml:space="preserve">的轨道组合，形成</w:t>
+      </w:r>
+      <w:r>
+        <w:rPr>
+          <w:rFonts w:hint="eastAsia"/>
+          <w:b/>
+          <w:bCs/>
+        </w:rPr>
+        <w:t xml:space="preserve">遍及整个分子的离域</w:t>
+      </w:r>
+      <w:r>
+        <w:rPr>
+          <w:b/>
+          <w:bCs/>
+        </w:rPr>
+        <w:t xml:space="preserve"> MO</w:t>
+      </w:r>
+      <w:r>
+        <w:rPr>
+          <w:rFonts w:hint="eastAsia"/>
+        </w:rPr>
+        <w:t xml:space="preserve">：</w:t>
+      </w:r>
+    </w:p>
+    <w:tbl>
+      <w:tblPr>
+        <w:tblStyle w:val="Table"/>
+        <w:tblW w:type="pct" w:w="5000"/>
+        <w:tblLayout w:type="fixed"/>
+        <w:tblLook w:firstRow="1" w:lastRow="0" w:firstColumn="0" w:lastColumn="0" w:noHBand="0" w:noVBand="0" w:val="0020"/>
+      </w:tblPr>
+      <w:tblGrid>
+        <w:gridCol w:w="2640"/>
+        <w:gridCol w:w="2640"/>
+        <w:gridCol w:w="2640"/>
+      </w:tblGrid>
+      <w:tr>
+        <w:trPr>
+          <w:tblHeader w:val="on"/>
+        </w:trPr>
+        <w:tc>
+          <w:tcPr/>
+          <w:p>
+            <w:pPr>
+              <w:pStyle w:val="Compact"/>
+              <w:jc w:val="left"/>
+            </w:pPr>
+            <w:r>
+              <w:t xml:space="preserve">MO </w:t>
+            </w:r>
+            <w:r>
+              <w:rPr>
+                <w:rFonts w:hint="eastAsia"/>
+              </w:rPr>
+              <w:t xml:space="preserve">类型</w:t>
+            </w:r>
+          </w:p>
+        </w:tc>
+        <w:tc>
+          <w:tcPr/>
+          <w:p>
+            <w:pPr>
+              <w:pStyle w:val="Compact"/>
+              <w:jc w:val="left"/>
+            </w:pPr>
+            <w:r>
+              <w:rPr>
+                <w:rFonts w:hint="eastAsia"/>
+              </w:rPr>
+              <w:t xml:space="preserve">组成</w:t>
+            </w:r>
+          </w:p>
+        </w:tc>
+        <w:tc>
+          <w:tcPr/>
+          <w:p>
+            <w:pPr>
+              <w:pStyle w:val="Compact"/>
+              <w:jc w:val="left"/>
+            </w:pPr>
+            <w:r>
+              <w:rPr>
+                <w:rFonts w:hint="eastAsia"/>
+              </w:rPr>
+              <w:t xml:space="preserve">特点</w:t>
+            </w:r>
+          </w:p>
+        </w:tc>
+      </w:tr>
+      <w:tr>
+        <w:tc>
+          <w:tcPr/>
+          <w:p>
+            <w:pPr>
+              <w:pStyle w:val="Compact"/>
+              <w:jc w:val="left"/>
+            </w:pPr>
+            <m:oMath>
+              <m:sSub>
+                <m:e>
+                  <m:r>
+                    <m:t>σ</m:t>
+                  </m:r>
+                </m:e>
+                <m:sub>
+                  <m:r>
+                    <m:t>g</m:t>
+                  </m:r>
+                </m:sub>
+              </m:sSub>
+            </m:oMath>
+            <w:r>
+              <w:rPr>
+                <w:rFonts w:hint="eastAsia"/>
+              </w:rPr>
+              <w:t xml:space="preserve">（成键）</w:t>
+            </w:r>
+          </w:p>
+        </w:tc>
+        <w:tc>
+          <w:tcPr/>
+          <w:p>
+            <w:pPr>
+              <w:pStyle w:val="Compact"/>
+              <w:jc w:val="left"/>
+            </w:pPr>
+            <w:r>
+              <w:t xml:space="preserve">C </w:t>
+            </w:r>
+            <w:r>
+              <w:rPr>
+                <w:rFonts w:hint="eastAsia"/>
+              </w:rPr>
+              <w:t xml:space="preserve">的</w:t>
+            </w:r>
+            <w:r>
+              <w:t xml:space="preserve"> </w:t>
+            </w:r>
+            <m:oMath>
+              <m:r>
+                <m:t>2</m:t>
+              </m:r>
+              <m:r>
+                <m:t>s</m:t>
+              </m:r>
+            </m:oMath>
+            <w:r>
+              <w:t xml:space="preserve"> </w:t>
+            </w:r>
+            <w:r>
+              <w:t xml:space="preserve">+ </w:t>
+            </w:r>
+            <w:r>
+              <w:rPr>
+                <w:rFonts w:hint="eastAsia"/>
+              </w:rPr>
+              <w:t xml:space="preserve">两个</w:t>
+            </w:r>
+            <w:r>
+              <w:t xml:space="preserve"> O </w:t>
+            </w:r>
+            <w:r>
+              <w:rPr>
+                <w:rFonts w:hint="eastAsia"/>
+              </w:rPr>
+              <w:t xml:space="preserve">的</w:t>
+            </w:r>
+            <w:r>
+              <w:t xml:space="preserve"> </w:t>
+            </w:r>
+            <m:oMath>
+              <m:r>
+                <m:t>2</m:t>
+              </m:r>
+              <m:r>
+                <m:t>s</m:t>
+              </m:r>
+            </m:oMath>
+          </w:p>
+        </w:tc>
+        <w:tc>
+          <w:tcPr/>
+          <w:p>
+            <w:pPr>
+              <w:pStyle w:val="Compact"/>
+              <w:jc w:val="left"/>
+            </w:pPr>
+            <w:r>
+              <w:rPr>
+                <w:rFonts w:hint="eastAsia"/>
+              </w:rPr>
+              <w:t xml:space="preserve">全部三个原子同相叠加</w:t>
+            </w:r>
+          </w:p>
+        </w:tc>
+      </w:tr>
+      <w:tr>
+        <w:tc>
+          <w:tcPr/>
+          <w:p>
+            <w:pPr>
+              <w:pStyle w:val="Compact"/>
+              <w:jc w:val="left"/>
+            </w:pPr>
+            <m:oMath>
+              <m:sSub>
+                <m:e>
+                  <m:r>
+                    <m:t>σ</m:t>
+                  </m:r>
+                </m:e>
+                <m:sub>
+                  <m:r>
+                    <m:t>u</m:t>
+                  </m:r>
+                </m:sub>
+              </m:sSub>
+            </m:oMath>
+            <w:r>
+              <w:rPr>
+                <w:rFonts w:hint="eastAsia"/>
+              </w:rPr>
+              <w:t xml:space="preserve">（反键）</w:t>
+            </w:r>
+          </w:p>
+        </w:tc>
+        <w:tc>
+          <w:tcPr/>
+          <w:p>
+            <w:pPr>
+              <w:pStyle w:val="Compact"/>
+              <w:jc w:val="left"/>
+            </w:pPr>
+            <w:r>
+              <w:t xml:space="preserve">C </w:t>
+            </w:r>
+            <w:r>
+              <w:rPr>
+                <w:rFonts w:hint="eastAsia"/>
+              </w:rPr>
+              <w:t xml:space="preserve">的</w:t>
+            </w:r>
+            <w:r>
+              <w:t xml:space="preserve"> </w:t>
+            </w:r>
+            <m:oMath>
+              <m:r>
+                <m:t>2</m:t>
+              </m:r>
+              <m:r>
+                <m:t>s</m:t>
+              </m:r>
+            </m:oMath>
+            <w:r>
+              <w:t xml:space="preserve"> </w:t>
+            </w:r>
+            <w:r>
+              <w:t xml:space="preserve">− </w:t>
+            </w:r>
+            <w:r>
+              <w:rPr>
+                <w:rFonts w:hint="eastAsia"/>
+              </w:rPr>
+              <w:t xml:space="preserve">两个</w:t>
+            </w:r>
+            <w:r>
+              <w:t xml:space="preserve"> O </w:t>
+            </w:r>
+            <w:r>
+              <w:rPr>
+                <w:rFonts w:hint="eastAsia"/>
+              </w:rPr>
+              <w:t xml:space="preserve">的</w:t>
+            </w:r>
+            <w:r>
+              <w:t xml:space="preserve"> </w:t>
+            </w:r>
+            <m:oMath>
+              <m:r>
+                <m:t>2</m:t>
+              </m:r>
+              <m:r>
+                <m:t>s</m:t>
+              </m:r>
+            </m:oMath>
+          </w:p>
+        </w:tc>
+        <w:tc>
+          <w:tcPr/>
+          <w:p>
+            <w:pPr>
+              <w:pStyle w:val="Compact"/>
+              <w:jc w:val="left"/>
+            </w:pPr>
+            <w:r>
+              <w:t xml:space="preserve">C </w:t>
+            </w:r>
+            <w:r>
+              <w:rPr>
+                <w:rFonts w:hint="eastAsia"/>
+              </w:rPr>
+              <w:t xml:space="preserve">与</w:t>
+            </w:r>
+            <w:r>
+              <w:t xml:space="preserve"> O </w:t>
+            </w:r>
+            <w:r>
+              <w:rPr>
+                <w:rFonts w:hint="eastAsia"/>
+              </w:rPr>
+              <w:t xml:space="preserve">反相</w:t>
+            </w:r>
+          </w:p>
+        </w:tc>
+      </w:tr>
+      <w:tr>
+        <w:tc>
+          <w:tcPr/>
+          <w:p>
+            <w:pPr>
+              <w:pStyle w:val="Compact"/>
+              <w:jc w:val="left"/>
+            </w:pPr>
+            <m:oMath>
+              <m:sSub>
+                <m:e>
+                  <m:r>
+                    <m:t>π</m:t>
+                  </m:r>
+                </m:e>
+                <m:sub>
+                  <m:r>
+                    <m:t>u</m:t>
+                  </m:r>
+                </m:sub>
+              </m:sSub>
+            </m:oMath>
+            <w:r>
+              <w:rPr>
+                <w:rFonts w:hint="eastAsia"/>
+              </w:rPr>
+              <w:t xml:space="preserve">（成键）</w:t>
+            </w:r>
+          </w:p>
+        </w:tc>
+        <w:tc>
+          <w:tcPr/>
+          <w:p>
+            <w:pPr>
+              <w:pStyle w:val="Compact"/>
+              <w:jc w:val="left"/>
+            </w:pPr>
+            <w:r>
+              <w:t xml:space="preserve">C </w:t>
+            </w:r>
+            <w:r>
+              <w:rPr>
+                <w:rFonts w:hint="eastAsia"/>
+              </w:rPr>
+              <w:t xml:space="preserve">的</w:t>
+            </w:r>
+            <w:r>
+              <w:t xml:space="preserve"> </w:t>
+            </w:r>
+            <m:oMath>
+              <m:r>
+                <m:t>2</m:t>
+              </m:r>
+              <m:r>
+                <m:t>p</m:t>
+              </m:r>
+            </m:oMath>
+            <w:r>
+              <w:t xml:space="preserve"> </w:t>
+            </w:r>
+            <w:r>
+              <w:t xml:space="preserve">+ </w:t>
+            </w:r>
+            <w:r>
+              <w:rPr>
+                <w:rFonts w:hint="eastAsia"/>
+              </w:rPr>
+              <w:t xml:space="preserve">两个</w:t>
+            </w:r>
+            <w:r>
+              <w:t xml:space="preserve"> O </w:t>
+            </w:r>
+            <w:r>
+              <w:rPr>
+                <w:rFonts w:hint="eastAsia"/>
+              </w:rPr>
+              <w:t xml:space="preserve">的</w:t>
+            </w:r>
+            <w:r>
+              <w:t xml:space="preserve"> </w:t>
+            </w:r>
+            <m:oMath>
+              <m:r>
+                <m:t>2</m:t>
+              </m:r>
+              <m:r>
+                <m:t>p</m:t>
+              </m:r>
+            </m:oMath>
+          </w:p>
+        </w:tc>
+        <w:tc>
+          <w:tcPr/>
+          <w:p>
+            <w:pPr>
+              <w:pStyle w:val="Compact"/>
+              <w:jc w:val="left"/>
+            </w:pPr>
+            <w:r>
+              <w:rPr>
+                <w:rFonts w:hint="eastAsia"/>
+              </w:rPr>
+              <w:t xml:space="preserve">沿分子轴方向的离域</w:t>
+            </w:r>
+            <w:r>
+              <w:t xml:space="preserve"> </w:t>
+            </w:r>
+            <m:oMath>
+              <m:r>
+                <m:t>π</m:t>
+              </m:r>
+            </m:oMath>
+            <w:r>
+              <w:t xml:space="preserve"> </w:t>
+            </w:r>
+            <w:r>
+              <w:rPr>
+                <w:rFonts w:hint="eastAsia"/>
+              </w:rPr>
+              <w:t xml:space="preserve">键</w:t>
+            </w:r>
+          </w:p>
+        </w:tc>
+      </w:tr>
+      <w:tr>
+        <w:tc>
+          <w:tcPr/>
+          <w:p>
+            <w:pPr>
+              <w:pStyle w:val="Compact"/>
+              <w:jc w:val="left"/>
+            </w:pPr>
+            <m:oMath>
+              <m:sSub>
+                <m:e>
+                  <m:r>
+                    <m:t>π</m:t>
+                  </m:r>
+                </m:e>
+                <m:sub>
+                  <m:r>
+                    <m:t>g</m:t>
+                  </m:r>
+                </m:sub>
+              </m:sSub>
+            </m:oMath>
+            <w:r>
+              <w:rPr>
+                <w:rFonts w:hint="eastAsia"/>
+              </w:rPr>
+              <w:t xml:space="preserve">（非键）</w:t>
+            </w:r>
+          </w:p>
+        </w:tc>
+        <w:tc>
+          <w:tcPr/>
+          <w:p>
+            <w:pPr>
+              <w:pStyle w:val="Compact"/>
+              <w:jc w:val="left"/>
+            </w:pPr>
+            <w:r>
+              <w:rPr>
+                <w:rFonts w:hint="eastAsia"/>
+              </w:rPr>
+              <w:t xml:space="preserve">两个</w:t>
+            </w:r>
+            <w:r>
+              <w:t xml:space="preserve"> O </w:t>
+            </w:r>
+            <w:r>
+              <w:rPr>
+                <w:rFonts w:hint="eastAsia"/>
+              </w:rPr>
+              <w:t xml:space="preserve">的</w:t>
+            </w:r>
+            <w:r>
+              <w:t xml:space="preserve"> </w:t>
+            </w:r>
+            <m:oMath>
+              <m:r>
+                <m:t>2</m:t>
+              </m:r>
+              <m:r>
+                <m:t>p</m:t>
+              </m:r>
+            </m:oMath>
+            <w:r>
+              <w:t xml:space="preserve"> </w:t>
+            </w:r>
+            <w:r>
+              <w:rPr>
+                <w:rFonts w:hint="eastAsia"/>
+              </w:rPr>
+              <w:t xml:space="preserve">互相对称</w:t>
+            </w:r>
+          </w:p>
+        </w:tc>
+        <w:tc>
+          <w:tcPr/>
+          <w:p>
+            <w:pPr>
+              <w:pStyle w:val="Compact"/>
+              <w:jc w:val="left"/>
+            </w:pPr>
+            <w:r>
+              <w:rPr>
+                <w:rFonts w:hint="eastAsia"/>
+              </w:rPr>
+              <w:t xml:space="preserve">不与</w:t>
+            </w:r>
+            <w:r>
+              <w:t xml:space="preserve"> C </w:t>
+            </w:r>
+            <w:r>
+              <w:rPr>
+                <w:rFonts w:hint="eastAsia"/>
+              </w:rPr>
+              <w:t xml:space="preserve">轨道重叠，保留为孤对</w:t>
+            </w:r>
+          </w:p>
+        </w:tc>
+      </w:tr>
+    </w:tbl>
+    <w:p>
+      <w:pPr>
+        <w:pStyle w:val="BlockText"/>
+      </w:pPr>
+      <w:r>
+        <w:rPr>
+          <w:rFonts w:hint="eastAsia"/>
+          <w:b/>
+          <w:bCs/>
+        </w:rPr>
+        <w:t xml:space="preserve">与离域</w:t>
+      </w:r>
+      <w:r>
+        <w:rPr>
+          <w:b/>
+          <w:bCs/>
+        </w:rPr>
+        <w:t xml:space="preserve"> </w:t>
+      </w:r>
+      <m:oMath>
+        <m:r>
+          <m:t>π</m:t>
+        </m:r>
+      </m:oMath>
+      <w:r>
+        <w:rPr>
+          <w:b/>
+          <w:bCs/>
+        </w:rPr>
+        <w:t xml:space="preserve"> </w:t>
+      </w:r>
+      <w:r>
+        <w:rPr>
+          <w:rFonts w:hint="eastAsia"/>
+          <w:b/>
+          <w:bCs/>
+        </w:rPr>
+        <w:t xml:space="preserve">键的联系</w:t>
+      </w:r>
+      <w:r>
+        <w:rPr>
+          <w:rFonts w:hint="eastAsia"/>
+        </w:rPr>
+        <w:t xml:space="preserve">：CO₂</w:t>
+      </w:r>
+      <w:r>
+        <w:t xml:space="preserve"> </w:t>
+      </w:r>
+      <w:r>
+        <w:rPr>
+          <w:rFonts w:hint="eastAsia"/>
+        </w:rPr>
+        <w:t xml:space="preserve">的</w:t>
+      </w:r>
+      <w:r>
+        <w:t xml:space="preserve"> </w:t>
+      </w:r>
+      <m:oMath>
+        <m:sSubSup>
+          <m:e>
+            <m:r>
+              <m:rPr>
+                <m:sty m:val="p"/>
+              </m:rPr>
+              <m:t>Π</m:t>
+            </m:r>
+          </m:e>
+          <m:sub>
+            <m:r>
+              <m:t>3</m:t>
+            </m:r>
+          </m:sub>
+          <m:sup>
+            <m:r>
+              <m:t>4</m:t>
+            </m:r>
+          </m:sup>
+        </m:sSubSup>
+      </m:oMath>
+      <w:r>
+        <w:t xml:space="preserve"> </w:t>
+      </w:r>
+      <w:r>
+        <w:rPr>
+          <w:rFonts w:hint="eastAsia"/>
+        </w:rPr>
+        <w:t xml:space="preserve">离域</w:t>
+      </w:r>
+      <w:r>
+        <w:t xml:space="preserve"> </w:t>
+      </w:r>
+      <m:oMath>
+        <m:r>
+          <m:t>π</m:t>
+        </m:r>
+      </m:oMath>
+      <w:r>
+        <w:t xml:space="preserve"> </w:t>
+      </w:r>
+      <w:r>
+        <w:rPr>
+          <w:rFonts w:hint="eastAsia"/>
+        </w:rPr>
+        <w:t xml:space="preserve">键（§5</w:t>
+      </w:r>
+      <w:r>
+        <w:t xml:space="preserve"> </w:t>
+      </w:r>
+      <w:r>
+        <w:rPr>
+          <w:rFonts w:hint="eastAsia"/>
+        </w:rPr>
+        <w:t xml:space="preserve">讲过）在</w:t>
+      </w:r>
+      <w:r>
+        <w:t xml:space="preserve"> MO </w:t>
+      </w:r>
+      <w:r>
+        <w:rPr>
+          <w:rFonts w:hint="eastAsia"/>
+        </w:rPr>
+        <w:t xml:space="preserve">语言中就是</w:t>
+      </w:r>
+      <w:r>
+        <w:t xml:space="preserve"> </w:t>
+      </w:r>
+      <m:oMath>
+        <m:sSub>
+          <m:e>
+            <m:r>
+              <m:t>π</m:t>
+            </m:r>
+          </m:e>
+          <m:sub>
+            <m:r>
+              <m:t>u</m:t>
+            </m:r>
+          </m:sub>
+        </m:sSub>
+      </m:oMath>
+      <w:r>
+        <w:t xml:space="preserve"> </w:t>
+      </w:r>
+      <w:r>
+        <w:rPr>
+          <w:rFonts w:hint="eastAsia"/>
+        </w:rPr>
+        <w:t xml:space="preserve">成键轨道被填满、</w:t>
+      </w:r>
+      <m:oMath>
+        <m:sSub>
+          <m:e>
+            <m:r>
+              <m:t>π</m:t>
+            </m:r>
+          </m:e>
+          <m:sub>
+            <m:r>
+              <m:t>g</m:t>
+            </m:r>
+          </m:sub>
+        </m:sSub>
+      </m:oMath>
+      <w:r>
+        <w:t xml:space="preserve"> </w:t>
+      </w:r>
+      <w:r>
+        <w:rPr>
+          <w:rFonts w:hint="eastAsia"/>
+        </w:rPr>
+        <w:t xml:space="preserve">非键轨道被填满。两种描述是等价的——Lewis/VSEPR</w:t>
+      </w:r>
+      <w:r>
+        <w:t xml:space="preserve"> </w:t>
+      </w:r>
+      <w:r>
+        <w:rPr>
+          <w:rFonts w:hint="eastAsia"/>
+        </w:rPr>
+        <w:t xml:space="preserve">给出”定域键+离域修正”图像，MO</w:t>
+      </w:r>
+      <w:r>
+        <w:t xml:space="preserve"> </w:t>
+      </w:r>
+      <w:r>
+        <w:rPr>
+          <w:rFonts w:hint="eastAsia"/>
+        </w:rPr>
+        <w:t xml:space="preserve">给出”完全离域”图像。</w:t>
+      </w:r>
+    </w:p>
+    <w:bookmarkEnd w:id="46"/>
+    <w:bookmarkStart w:id="47" w:name="苯的-π-电子-mo"/>
+    <w:p>
+      <w:pPr>
+        <w:pStyle w:val="Heading4"/>
+      </w:pPr>
+      <w:r>
+        <w:t xml:space="preserve">7.6.2 </w:t>
+      </w:r>
+      <w:r>
+        <w:rPr>
+          <w:rFonts w:hint="eastAsia"/>
+        </w:rPr>
+        <w:t xml:space="preserve">苯的</w:t>
+      </w:r>
+      <w:r>
+        <w:t xml:space="preserve"> π </w:t>
+      </w:r>
+      <w:r>
+        <w:rPr>
+          <w:rFonts w:hint="eastAsia"/>
+        </w:rPr>
+        <w:t xml:space="preserve">电子</w:t>
+      </w:r>
+      <w:r>
+        <w:t xml:space="preserve"> MO</w:t>
+      </w:r>
+    </w:p>
+    <w:p>
+      <w:pPr>
+        <w:pStyle w:val="FirstParagraph"/>
+      </w:pPr>
+      <w:r>
+        <w:rPr>
+          <w:rFonts w:hint="eastAsia"/>
+        </w:rPr>
+        <w:t xml:space="preserve">苯（C₆H₆）有</w:t>
+      </w:r>
+      <w:r>
+        <w:t xml:space="preserve"> 6 </w:t>
+      </w:r>
+      <w:r>
+        <w:rPr>
+          <w:rFonts w:hint="eastAsia"/>
+        </w:rPr>
+        <w:t xml:space="preserve">个碳原子的</w:t>
+      </w:r>
+      <w:r>
+        <w:t xml:space="preserve"> </w:t>
+      </w:r>
+      <m:oMath>
+        <m:sSub>
+          <m:e>
+            <m:r>
+              <m:t>p</m:t>
+            </m:r>
+          </m:e>
+          <m:sub>
+            <m:r>
+              <m:t>z</m:t>
+            </m:r>
+          </m:sub>
+        </m:sSub>
+      </m:oMath>
+      <w:r>
+        <w:t xml:space="preserve"> </w:t>
+      </w:r>
+      <w:r>
+        <w:rPr>
+          <w:rFonts w:hint="eastAsia"/>
+        </w:rPr>
+        <w:t xml:space="preserve">轨道，组合成</w:t>
+      </w:r>
+      <w:r>
+        <w:t xml:space="preserve"> 6 </w:t>
+      </w:r>
+      <w:r>
+        <w:rPr>
+          <w:rFonts w:hint="eastAsia"/>
+        </w:rPr>
+        <w:t xml:space="preserve">个离域</w:t>
+      </w:r>
+      <w:r>
+        <w:t xml:space="preserve"> </w:t>
+      </w:r>
+      <m:oMath>
+        <m:r>
+          <m:t>π</m:t>
+        </m:r>
+      </m:oMath>
+      <w:r>
+        <w:t xml:space="preserve"> </w:t>
+      </w:r>
+      <w:r>
+        <w:rPr>
+          <w:rFonts w:hint="eastAsia"/>
+        </w:rPr>
+        <w:t xml:space="preserve">分子轨道：</w:t>
       </w:r>
     </w:p>
     <w:tbl>
@@ -28034,67 +31209,58 @@
           <w:p>
             <w:pPr>
               <w:pStyle w:val="Compact"/>
+              <w:jc w:val="center"/>
+            </w:pPr>
+            <w:r>
+              <w:rPr>
+                <w:rFonts w:hint="eastAsia"/>
+              </w:rPr>
+              <w:t xml:space="preserve">能级</w:t>
+            </w:r>
+          </w:p>
+        </w:tc>
+        <w:tc>
+          <w:tcPr/>
+          <w:p>
+            <w:pPr>
+              <w:pStyle w:val="Compact"/>
+              <w:jc w:val="center"/>
+            </w:pPr>
+            <w:r>
+              <w:rPr>
+                <w:rFonts w:hint="eastAsia"/>
+              </w:rPr>
+              <w:t xml:space="preserve">轨道数</w:t>
+            </w:r>
+          </w:p>
+        </w:tc>
+        <w:tc>
+          <w:tcPr/>
+          <w:p>
+            <w:pPr>
+              <w:pStyle w:val="Compact"/>
+              <w:jc w:val="center"/>
+            </w:pPr>
+            <w:r>
+              <w:rPr>
+                <w:rFonts w:hint="eastAsia"/>
+              </w:rPr>
+              <w:t xml:space="preserve">电子数</w:t>
+            </w:r>
+          </w:p>
+        </w:tc>
+        <w:tc>
+          <w:tcPr/>
+          <w:p>
+            <w:pPr>
+              <w:pStyle w:val="Compact"/>
               <w:jc w:val="left"/>
             </w:pPr>
             <w:r>
               <w:rPr>
                 <w:rFonts w:hint="eastAsia"/>
               </w:rPr>
-              <w:t xml:space="preserve">对比维度</w:t>
-            </w:r>
-          </w:p>
-        </w:tc>
-        <w:tc>
-          <w:tcPr/>
-          <w:p>
-            <w:pPr>
-              <w:pStyle w:val="Compact"/>
-              <w:jc w:val="left"/>
-            </w:pPr>
-            <w:r>
-              <w:t xml:space="preserve">Lewis </w:t>
-            </w:r>
-            <w:r>
-              <w:rPr>
-                <w:rFonts w:hint="eastAsia"/>
-              </w:rPr>
-              <w:t xml:space="preserve">结构</w:t>
-            </w:r>
-          </w:p>
-        </w:tc>
-        <w:tc>
-          <w:tcPr/>
-          <w:p>
-            <w:pPr>
-              <w:pStyle w:val="Compact"/>
-              <w:jc w:val="left"/>
-            </w:pPr>
-            <w:r>
-              <w:t xml:space="preserve">VSEPR + </w:t>
-            </w:r>
-            <w:r>
-              <w:rPr>
-                <w:rFonts w:hint="eastAsia"/>
-              </w:rPr>
-              <w:t xml:space="preserve">杂化</w:t>
-            </w:r>
-          </w:p>
-        </w:tc>
-        <w:tc>
-          <w:tcPr/>
-          <w:p>
-            <w:pPr>
-              <w:pStyle w:val="Compact"/>
-              <w:jc w:val="left"/>
-            </w:pPr>
-            <w:r>
-              <w:t xml:space="preserve">MO </w:t>
-            </w:r>
-            <w:r>
-              <w:rPr>
-                <w:rFonts w:hint="eastAsia"/>
-              </w:rPr>
-              <w:t xml:space="preserve">理论</w:t>
+              <w:t xml:space="preserve">特点</w:t>
             </w:r>
           </w:p>
         </w:tc>
@@ -28105,62 +31271,95 @@
           <w:p>
             <w:pPr>
               <w:pStyle w:val="Compact"/>
+              <w:jc w:val="center"/>
+            </w:pPr>
+            <m:oMath>
+              <m:sSub>
+                <m:e>
+                  <m:r>
+                    <m:t>π</m:t>
+                  </m:r>
+                </m:e>
+                <m:sub>
+                  <m:r>
+                    <m:t>1</m:t>
+                  </m:r>
+                </m:sub>
+              </m:sSub>
+            </m:oMath>
+            <w:r>
+              <w:rPr>
+                <w:rFonts w:hint="eastAsia"/>
+              </w:rPr>
+              <w:t xml:space="preserve">（最稳定）</w:t>
+            </w:r>
+          </w:p>
+        </w:tc>
+        <w:tc>
+          <w:tcPr/>
+          <w:p>
+            <w:pPr>
+              <w:pStyle w:val="Compact"/>
+              <w:jc w:val="center"/>
+            </w:pPr>
+            <w:r>
+              <w:t xml:space="preserve">1</w:t>
+            </w:r>
+          </w:p>
+        </w:tc>
+        <w:tc>
+          <w:tcPr/>
+          <w:p>
+            <w:pPr>
+              <w:pStyle w:val="Compact"/>
+              <w:jc w:val="center"/>
+            </w:pPr>
+            <w:r>
+              <w:t xml:space="preserve">2</w:t>
+            </w:r>
+          </w:p>
+        </w:tc>
+        <w:tc>
+          <w:tcPr/>
+          <w:p>
+            <w:pPr>
+              <w:pStyle w:val="Compact"/>
               <w:jc w:val="left"/>
             </w:pPr>
             <w:r>
-              <w:rPr>
-                <w:rFonts w:hint="eastAsia"/>
-                <w:b/>
-                <w:bCs/>
-              </w:rPr>
-              <w:t xml:space="preserve">键级</w:t>
-            </w:r>
-          </w:p>
-        </w:tc>
-        <w:tc>
-          <w:tcPr/>
-          <w:p>
-            <w:pPr>
-              <w:pStyle w:val="Compact"/>
-              <w:jc w:val="left"/>
-            </w:pPr>
-            <w:r>
-              <w:rPr>
-                <w:rFonts w:hint="eastAsia"/>
-              </w:rPr>
-              <w:t xml:space="preserve">整数</w:t>
-            </w:r>
-          </w:p>
-        </w:tc>
-        <w:tc>
-          <w:tcPr/>
-          <w:p>
-            <w:pPr>
-              <w:pStyle w:val="Compact"/>
-              <w:jc w:val="left"/>
-            </w:pPr>
-            <w:r>
-              <w:rPr>
-                <w:rFonts w:hint="eastAsia"/>
-              </w:rPr>
-              <w:t xml:space="preserve">整数</w:t>
-            </w:r>
-          </w:p>
-        </w:tc>
-        <w:tc>
-          <w:tcPr/>
-          <w:p>
-            <w:pPr>
-              <w:pStyle w:val="Compact"/>
-              <w:jc w:val="left"/>
-            </w:pPr>
-            <w:r>
-              <w:rPr>
-                <w:rFonts w:hint="eastAsia"/>
-                <w:b/>
-                <w:bCs/>
-              </w:rPr>
-              <w:t xml:space="preserve">可为分数</w:t>
+              <w:t xml:space="preserve">6 </w:t>
+            </w:r>
+            <w:r>
+              <w:rPr>
+                <w:rFonts w:hint="eastAsia"/>
+              </w:rPr>
+              <w:t xml:space="preserve">个</w:t>
+            </w:r>
+            <w:r>
+              <w:t xml:space="preserve"> </w:t>
+            </w:r>
+            <m:oMath>
+              <m:sSub>
+                <m:e>
+                  <m:r>
+                    <m:t>p</m:t>
+                  </m:r>
+                </m:e>
+                <m:sub>
+                  <m:r>
+                    <m:t>z</m:t>
+                  </m:r>
+                </m:sub>
+              </m:sSub>
+            </m:oMath>
+            <w:r>
+              <w:t xml:space="preserve"> </w:t>
+            </w:r>
+            <w:r>
+              <w:rPr>
+                <w:rFonts w:hint="eastAsia"/>
+              </w:rPr>
+              <w:t xml:space="preserve">全部同相，无节面</w:t>
             </w:r>
           </w:p>
         </w:tc>
@@ -28171,62 +31370,93 @@
           <w:p>
             <w:pPr>
               <w:pStyle w:val="Compact"/>
+              <w:jc w:val="center"/>
+            </w:pPr>
+            <m:oMath>
+              <m:sSub>
+                <m:e>
+                  <m:r>
+                    <m:t>π</m:t>
+                  </m:r>
+                </m:e>
+                <m:sub>
+                  <m:r>
+                    <m:t>2</m:t>
+                  </m:r>
+                </m:sub>
+              </m:sSub>
+              <m:r>
+                <m:rPr>
+                  <m:sty m:val="p"/>
+                </m:rPr>
+                <m:t>,</m:t>
+              </m:r>
+              <m:sSub>
+                <m:e>
+                  <m:r>
+                    <m:t>π</m:t>
+                  </m:r>
+                </m:e>
+                <m:sub>
+                  <m:r>
+                    <m:t>3</m:t>
+                  </m:r>
+                </m:sub>
+              </m:sSub>
+            </m:oMath>
+            <w:r>
+              <w:rPr>
+                <w:rFonts w:hint="eastAsia"/>
+              </w:rPr>
+              <w:t xml:space="preserve">（简并）</w:t>
+            </w:r>
+          </w:p>
+        </w:tc>
+        <w:tc>
+          <w:tcPr/>
+          <w:p>
+            <w:pPr>
+              <w:pStyle w:val="Compact"/>
+              <w:jc w:val="center"/>
+            </w:pPr>
+            <w:r>
+              <w:t xml:space="preserve">2</w:t>
+            </w:r>
+          </w:p>
+        </w:tc>
+        <w:tc>
+          <w:tcPr/>
+          <w:p>
+            <w:pPr>
+              <w:pStyle w:val="Compact"/>
+              <w:jc w:val="center"/>
+            </w:pPr>
+            <w:r>
+              <w:t xml:space="preserve">4</w:t>
+            </w:r>
+          </w:p>
+        </w:tc>
+        <w:tc>
+          <w:tcPr/>
+          <w:p>
+            <w:pPr>
+              <w:pStyle w:val="Compact"/>
               <w:jc w:val="left"/>
             </w:pPr>
             <w:r>
               <w:rPr>
                 <w:rFonts w:hint="eastAsia"/>
-                <w:b/>
-                <w:bCs/>
-              </w:rPr>
-              <w:t xml:space="preserve">磁性</w:t>
-            </w:r>
-          </w:p>
-        </w:tc>
-        <w:tc>
-          <w:tcPr/>
-          <w:p>
-            <w:pPr>
-              <w:pStyle w:val="Compact"/>
-              <w:jc w:val="left"/>
-            </w:pPr>
-            <w:r>
-              <w:rPr>
-                <w:rFonts w:hint="eastAsia"/>
-              </w:rPr>
-              <w:t xml:space="preserve">无法判断</w:t>
-            </w:r>
-          </w:p>
-        </w:tc>
-        <w:tc>
-          <w:tcPr/>
-          <w:p>
-            <w:pPr>
-              <w:pStyle w:val="Compact"/>
-              <w:jc w:val="left"/>
-            </w:pPr>
-            <w:r>
-              <w:rPr>
-                <w:rFonts w:hint="eastAsia"/>
-              </w:rPr>
-              <w:t xml:space="preserve">无法判断</w:t>
-            </w:r>
-          </w:p>
-        </w:tc>
-        <w:tc>
-          <w:tcPr/>
-          <w:p>
-            <w:pPr>
-              <w:pStyle w:val="Compact"/>
-              <w:jc w:val="left"/>
-            </w:pPr>
-            <w:r>
-              <w:rPr>
-                <w:rFonts w:hint="eastAsia"/>
-                <w:b/>
-                <w:bCs/>
-              </w:rPr>
-              <w:t xml:space="preserve">可精确预测</w:t>
+              </w:rPr>
+              <w:t xml:space="preserve">各有</w:t>
+            </w:r>
+            <w:r>
+              <w:t xml:space="preserve"> 1 </w:t>
+            </w:r>
+            <w:r>
+              <w:rPr>
+                <w:rFonts w:hint="eastAsia"/>
+              </w:rPr>
+              <w:t xml:space="preserve">个节面，能量相同</w:t>
             </w:r>
           </w:p>
         </w:tc>
@@ -28237,62 +31467,109 @@
           <w:p>
             <w:pPr>
               <w:pStyle w:val="Compact"/>
+              <w:jc w:val="center"/>
+            </w:pPr>
+            <m:oMath>
+              <m:sSubSup>
+                <m:e>
+                  <m:r>
+                    <m:t>π</m:t>
+                  </m:r>
+                </m:e>
+                <m:sub>
+                  <m:r>
+                    <m:t>4</m:t>
+                  </m:r>
+                </m:sub>
+                <m:sup>
+                  <m:r>
+                    <m:rPr>
+                      <m:sty m:val="p"/>
+                    </m:rPr>
+                    <m:t>*</m:t>
+                  </m:r>
+                </m:sup>
+              </m:sSubSup>
+              <m:r>
+                <m:rPr>
+                  <m:sty m:val="p"/>
+                </m:rPr>
+                <m:t>,</m:t>
+              </m:r>
+              <m:sSubSup>
+                <m:e>
+                  <m:r>
+                    <m:t>π</m:t>
+                  </m:r>
+                </m:e>
+                <m:sub>
+                  <m:r>
+                    <m:t>5</m:t>
+                  </m:r>
+                </m:sub>
+                <m:sup>
+                  <m:r>
+                    <m:rPr>
+                      <m:sty m:val="p"/>
+                    </m:rPr>
+                    <m:t>*</m:t>
+                  </m:r>
+                </m:sup>
+              </m:sSubSup>
+            </m:oMath>
+            <w:r>
+              <w:rPr>
+                <w:rFonts w:hint="eastAsia"/>
+              </w:rPr>
+              <w:t xml:space="preserve">（简并）</w:t>
+            </w:r>
+          </w:p>
+        </w:tc>
+        <w:tc>
+          <w:tcPr/>
+          <w:p>
+            <w:pPr>
+              <w:pStyle w:val="Compact"/>
+              <w:jc w:val="center"/>
+            </w:pPr>
+            <w:r>
+              <w:t xml:space="preserve">2</w:t>
+            </w:r>
+          </w:p>
+        </w:tc>
+        <w:tc>
+          <w:tcPr/>
+          <w:p>
+            <w:pPr>
+              <w:pStyle w:val="Compact"/>
+              <w:jc w:val="center"/>
+            </w:pPr>
+            <w:r>
+              <w:t xml:space="preserve">0</w:t>
+            </w:r>
+          </w:p>
+        </w:tc>
+        <w:tc>
+          <w:tcPr/>
+          <w:p>
+            <w:pPr>
+              <w:pStyle w:val="Compact"/>
               <w:jc w:val="left"/>
             </w:pPr>
             <w:r>
               <w:rPr>
                 <w:rFonts w:hint="eastAsia"/>
-                <w:b/>
-                <w:bCs/>
-              </w:rPr>
-              <w:t xml:space="preserve">能量</w:t>
-            </w:r>
-          </w:p>
-        </w:tc>
-        <w:tc>
-          <w:tcPr/>
-          <w:p>
-            <w:pPr>
-              <w:pStyle w:val="Compact"/>
-              <w:jc w:val="left"/>
-            </w:pPr>
-            <w:r>
-              <w:rPr>
-                <w:rFonts w:hint="eastAsia"/>
-              </w:rPr>
-              <w:t xml:space="preserve">无法给出</w:t>
-            </w:r>
-          </w:p>
-        </w:tc>
-        <w:tc>
-          <w:tcPr/>
-          <w:p>
-            <w:pPr>
-              <w:pStyle w:val="Compact"/>
-              <w:jc w:val="left"/>
-            </w:pPr>
-            <w:r>
-              <w:rPr>
-                <w:rFonts w:hint="eastAsia"/>
-              </w:rPr>
-              <w:t xml:space="preserve">无法给出</w:t>
-            </w:r>
-          </w:p>
-        </w:tc>
-        <w:tc>
-          <w:tcPr/>
-          <w:p>
-            <w:pPr>
-              <w:pStyle w:val="Compact"/>
-              <w:jc w:val="left"/>
-            </w:pPr>
-            <w:r>
-              <w:rPr>
-                <w:rFonts w:hint="eastAsia"/>
-                <w:b/>
-                <w:bCs/>
-              </w:rPr>
-              <w:t xml:space="preserve">给出轨道能级</w:t>
+              </w:rPr>
+              <w:t xml:space="preserve">反键轨道，各有</w:t>
+            </w:r>
+            <w:r>
+              <w:t xml:space="preserve"> 2 </w:t>
+            </w:r>
+            <w:r>
+              <w:rPr>
+                <w:rFonts w:hint="eastAsia"/>
+              </w:rPr>
+              <w:t xml:space="preserve">个节面</w:t>
             </w:r>
           </w:p>
         </w:tc>
@@ -28303,124 +31580,112 @@
           <w:p>
             <w:pPr>
               <w:pStyle w:val="Compact"/>
+              <w:jc w:val="center"/>
+            </w:pPr>
+            <m:oMath>
+              <m:sSubSup>
+                <m:e>
+                  <m:r>
+                    <m:t>π</m:t>
+                  </m:r>
+                </m:e>
+                <m:sub>
+                  <m:r>
+                    <m:t>6</m:t>
+                  </m:r>
+                </m:sub>
+                <m:sup>
+                  <m:r>
+                    <m:rPr>
+                      <m:sty m:val="p"/>
+                    </m:rPr>
+                    <m:t>*</m:t>
+                  </m:r>
+                </m:sup>
+              </m:sSubSup>
+            </m:oMath>
+            <w:r>
+              <w:rPr>
+                <w:rFonts w:hint="eastAsia"/>
+              </w:rPr>
+              <w:t xml:space="preserve">（最不稳定）</w:t>
+            </w:r>
+          </w:p>
+        </w:tc>
+        <w:tc>
+          <w:tcPr/>
+          <w:p>
+            <w:pPr>
+              <w:pStyle w:val="Compact"/>
+              <w:jc w:val="center"/>
+            </w:pPr>
+            <w:r>
+              <w:t xml:space="preserve">1</w:t>
+            </w:r>
+          </w:p>
+        </w:tc>
+        <w:tc>
+          <w:tcPr/>
+          <w:p>
+            <w:pPr>
+              <w:pStyle w:val="Compact"/>
+              <w:jc w:val="center"/>
+            </w:pPr>
+            <w:r>
+              <w:t xml:space="preserve">0</w:t>
+            </w:r>
+          </w:p>
+        </w:tc>
+        <w:tc>
+          <w:tcPr/>
+          <w:p>
+            <w:pPr>
+              <w:pStyle w:val="Compact"/>
               <w:jc w:val="left"/>
             </w:pPr>
             <w:r>
-              <w:rPr>
-                <w:rFonts w:hint="eastAsia"/>
-                <w:b/>
-                <w:bCs/>
-              </w:rPr>
-              <w:t xml:space="preserve">适用范围</w:t>
-            </w:r>
-          </w:p>
-        </w:tc>
-        <w:tc>
-          <w:tcPr/>
-          <w:p>
-            <w:pPr>
-              <w:pStyle w:val="Compact"/>
-              <w:jc w:val="left"/>
-            </w:pPr>
-            <w:r>
-              <w:rPr>
-                <w:rFonts w:hint="eastAsia"/>
-              </w:rPr>
-              <w:t xml:space="preserve">所有分子</w:t>
-            </w:r>
-          </w:p>
-        </w:tc>
-        <w:tc>
-          <w:tcPr/>
-          <w:p>
-            <w:pPr>
-              <w:pStyle w:val="Compact"/>
-              <w:jc w:val="left"/>
-            </w:pPr>
-            <w:r>
-              <w:rPr>
-                <w:rFonts w:hint="eastAsia"/>
-              </w:rPr>
-              <w:t xml:space="preserve">所有分子</w:t>
-            </w:r>
-          </w:p>
-        </w:tc>
-        <w:tc>
-          <w:tcPr/>
-          <w:p>
-            <w:pPr>
-              <w:pStyle w:val="Compact"/>
-              <w:jc w:val="left"/>
-            </w:pPr>
-            <w:r>
-              <w:rPr>
-                <w:rFonts w:hint="eastAsia"/>
-              </w:rPr>
-              <w:t xml:space="preserve">主要用于双原子和小分子</w:t>
-            </w:r>
-          </w:p>
-        </w:tc>
-      </w:tr>
-      <w:tr>
-        <w:tc>
-          <w:tcPr/>
-          <w:p>
-            <w:pPr>
-              <w:pStyle w:val="Compact"/>
-              <w:jc w:val="left"/>
-            </w:pPr>
-            <w:r>
-              <w:rPr>
-                <w:rFonts w:hint="eastAsia"/>
-                <w:b/>
-                <w:bCs/>
-              </w:rPr>
-              <w:t xml:space="preserve">局限性</w:t>
-            </w:r>
-          </w:p>
-        </w:tc>
-        <w:tc>
-          <w:tcPr/>
-          <w:p>
-            <w:pPr>
-              <w:pStyle w:val="Compact"/>
-              <w:jc w:val="left"/>
-            </w:pPr>
-            <w:r>
-              <w:rPr>
-                <w:rFonts w:hint="eastAsia"/>
-              </w:rPr>
-              <w:t xml:space="preserve">无法处理离域键</w:t>
-            </w:r>
-          </w:p>
-        </w:tc>
-        <w:tc>
-          <w:tcPr/>
-          <w:p>
-            <w:pPr>
-              <w:pStyle w:val="Compact"/>
-              <w:jc w:val="left"/>
-            </w:pPr>
-            <w:r>
-              <w:rPr>
-                <w:rFonts w:hint="eastAsia"/>
-              </w:rPr>
-              <w:t xml:space="preserve">无法处理磁性</w:t>
-            </w:r>
-          </w:p>
-        </w:tc>
-        <w:tc>
-          <w:tcPr/>
-          <w:p>
-            <w:pPr>
-              <w:pStyle w:val="Compact"/>
-              <w:jc w:val="left"/>
-            </w:pPr>
-            <w:r>
-              <w:rPr>
-                <w:rFonts w:hint="eastAsia"/>
-              </w:rPr>
-              <w:t xml:space="preserve">计算量大，大分子难处理</w:t>
+              <w:t xml:space="preserve">6 </w:t>
+            </w:r>
+            <w:r>
+              <w:rPr>
+                <w:rFonts w:hint="eastAsia"/>
+              </w:rPr>
+              <w:t xml:space="preserve">个</w:t>
+            </w:r>
+            <w:r>
+              <w:t xml:space="preserve"> </w:t>
+            </w:r>
+            <m:oMath>
+              <m:sSub>
+                <m:e>
+                  <m:r>
+                    <m:t>p</m:t>
+                  </m:r>
+                </m:e>
+                <m:sub>
+                  <m:r>
+                    <m:t>z</m:t>
+                  </m:r>
+                </m:sub>
+              </m:sSub>
+            </m:oMath>
+            <w:r>
+              <w:t xml:space="preserve"> </w:t>
+            </w:r>
+            <w:r>
+              <w:rPr>
+                <w:rFonts w:hint="eastAsia"/>
+              </w:rPr>
+              <w:t xml:space="preserve">全部反相，3</w:t>
+            </w:r>
+            <w:r>
+              <w:t xml:space="preserve"> </w:t>
+            </w:r>
+            <w:r>
+              <w:rPr>
+                <w:rFonts w:hint="eastAsia"/>
+              </w:rPr>
+              <w:t xml:space="preserve">个节面</w:t>
             </w:r>
           </w:p>
         </w:tc>
@@ -28432,6 +31697,1347 @@
       </w:pPr>
       <w:r>
         <w:rPr>
+          <w:b/>
+          <w:bCs/>
+        </w:rPr>
+        <w:t xml:space="preserve">6 </w:t>
+      </w:r>
+      <w:r>
+        <w:rPr>
+          <w:rFonts w:hint="eastAsia"/>
+          <w:b/>
+          <w:bCs/>
+        </w:rPr>
+        <w:t xml:space="preserve">个</w:t>
+      </w:r>
+      <w:r>
+        <w:rPr>
+          <w:b/>
+          <w:bCs/>
+        </w:rPr>
+        <w:t xml:space="preserve"> </w:t>
+      </w:r>
+      <m:oMath>
+        <m:r>
+          <m:t>π</m:t>
+        </m:r>
+      </m:oMath>
+      <w:r>
+        <w:rPr>
+          <w:b/>
+          <w:bCs/>
+        </w:rPr>
+        <w:t xml:space="preserve"> </w:t>
+      </w:r>
+      <w:r>
+        <w:rPr>
+          <w:rFonts w:hint="eastAsia"/>
+          <w:b/>
+          <w:bCs/>
+        </w:rPr>
+        <w:t xml:space="preserve">电子恰好填满</w:t>
+      </w:r>
+      <w:r>
+        <w:rPr>
+          <w:b/>
+          <w:bCs/>
+        </w:rPr>
+        <w:t xml:space="preserve"> 3 </w:t>
+      </w:r>
+      <w:r>
+        <w:rPr>
+          <w:rFonts w:hint="eastAsia"/>
+          <w:b/>
+          <w:bCs/>
+        </w:rPr>
+        <w:t xml:space="preserve">个成键轨道</w:t>
+      </w:r>
+      <w:r>
+        <w:t xml:space="preserve"> </w:t>
+      </w:r>
+      <w:r>
+        <w:t xml:space="preserve">→ </w:t>
+      </w:r>
+      <w:r>
+        <w:rPr>
+          <w:rFonts w:hint="eastAsia"/>
+        </w:rPr>
+        <w:t xml:space="preserve">总键级</w:t>
+      </w:r>
+      <w:r>
+        <w:t xml:space="preserve"> = </w:t>
+      </w:r>
+      <w:r>
+        <w:rPr>
+          <w:rFonts w:hint="eastAsia"/>
+        </w:rPr>
+        <w:t xml:space="preserve">3（与</w:t>
+      </w:r>
+      <w:r>
+        <w:t xml:space="preserve"> 3 </w:t>
+      </w:r>
+      <w:r>
+        <w:rPr>
+          <w:rFonts w:hint="eastAsia"/>
+        </w:rPr>
+        <w:t xml:space="preserve">个</w:t>
+      </w:r>
+      <w:r>
+        <w:t xml:space="preserve"> Kekulé </w:t>
+      </w:r>
+      <w:r>
+        <w:rPr>
+          <w:rFonts w:hint="eastAsia"/>
+        </w:rPr>
+        <w:t xml:space="preserve">双键等价），但电子完全离域</w:t>
+      </w:r>
+      <w:r>
+        <w:t xml:space="preserve"> → </w:t>
+      </w:r>
+      <w:r>
+        <w:rPr>
+          <w:rFonts w:hint="eastAsia"/>
+        </w:rPr>
+        <w:t xml:space="preserve">苯的</w:t>
+      </w:r>
+      <w:r>
+        <w:t xml:space="preserve"> 6 </w:t>
+      </w:r>
+      <w:r>
+        <w:rPr>
+          <w:rFonts w:hint="eastAsia"/>
+        </w:rPr>
+        <w:t xml:space="preserve">个</w:t>
+      </w:r>
+      <w:r>
+        <w:t xml:space="preserve"> C−C </w:t>
+      </w:r>
+      <w:r>
+        <w:rPr>
+          <w:rFonts w:hint="eastAsia"/>
+        </w:rPr>
+        <w:t xml:space="preserve">键等长（140</w:t>
+      </w:r>
+      <w:r>
+        <w:t xml:space="preserve"> </w:t>
+      </w:r>
+      <w:r>
+        <w:rPr>
+          <w:rFonts w:hint="eastAsia"/>
+        </w:rPr>
+        <w:t xml:space="preserve">pm，介于单键</w:t>
+      </w:r>
+      <w:r>
+        <w:t xml:space="preserve"> 154 pm </w:t>
+      </w:r>
+      <w:r>
+        <w:rPr>
+          <w:rFonts w:hint="eastAsia"/>
+        </w:rPr>
+        <w:t xml:space="preserve">和双键</w:t>
+      </w:r>
+      <w:r>
+        <w:t xml:space="preserve"> 134 pm </w:t>
+      </w:r>
+      <w:r>
+        <w:rPr>
+          <w:rFonts w:hint="eastAsia"/>
+        </w:rPr>
+        <w:t xml:space="preserve">之间）。这就是苯异常稳定的根本原因——</w:t>
+      </w:r>
+      <w:r>
+        <w:rPr>
+          <w:rFonts w:hint="eastAsia"/>
+          <w:b/>
+          <w:bCs/>
+        </w:rPr>
+        <w:t xml:space="preserve">离域能（resonance</w:t>
+      </w:r>
+      <w:r>
+        <w:rPr>
+          <w:b/>
+          <w:bCs/>
+        </w:rPr>
+        <w:t xml:space="preserve"> </w:t>
+      </w:r>
+      <w:r>
+        <w:rPr>
+          <w:rFonts w:hint="eastAsia"/>
+          <w:b/>
+          <w:bCs/>
+        </w:rPr>
+        <w:t xml:space="preserve">energy）</w:t>
+      </w:r>
+      <w:r>
+        <w:t xml:space="preserve"> </w:t>
+      </w:r>
+      <w:r>
+        <w:rPr>
+          <w:rFonts w:hint="eastAsia"/>
+        </w:rPr>
+        <w:t xml:space="preserve">约</w:t>
+      </w:r>
+      <w:r>
+        <w:t xml:space="preserve"> 150 kJ/mol。</w:t>
+      </w:r>
+    </w:p>
+    <w:p>
+      <w:pPr>
+        <w:pStyle w:val="BlockText"/>
+      </w:pPr>
+      <w:r>
+        <w:rPr>
+          <w:rFonts w:hint="eastAsia"/>
+          <w:b/>
+          <w:bCs/>
+        </w:rPr>
+        <w:t xml:space="preserve">理解要点</w:t>
+      </w:r>
+      <w:r>
+        <w:rPr>
+          <w:rFonts w:hint="eastAsia"/>
+        </w:rPr>
+        <w:t xml:space="preserve">：苯的</w:t>
+      </w:r>
+      <w:r>
+        <w:t xml:space="preserve"> MO </w:t>
+      </w:r>
+      <w:r>
+        <w:rPr>
+          <w:rFonts w:hint="eastAsia"/>
+        </w:rPr>
+        <w:t xml:space="preserve">图中，成键轨道全部填满、反键轨道全空</w:t>
+      </w:r>
+      <w:r>
+        <w:t xml:space="preserve"> → </w:t>
+      </w:r>
+      <w:r>
+        <w:rPr>
+          <w:rFonts w:hint="eastAsia"/>
+        </w:rPr>
+        <w:t xml:space="preserve">极其稳定的闭壳层结构。这与稀有气体的全满壳层、N₂</w:t>
+      </w:r>
+      <w:r>
+        <w:t xml:space="preserve"> </w:t>
+      </w:r>
+      <w:r>
+        <w:rPr>
+          <w:rFonts w:hint="eastAsia"/>
+        </w:rPr>
+        <w:t xml:space="preserve">的三键满填有异曲同工之妙——</w:t>
+      </w:r>
+      <w:r>
+        <w:rPr>
+          <w:rFonts w:hint="eastAsia"/>
+          <w:b/>
+          <w:bCs/>
+        </w:rPr>
+        <w:t xml:space="preserve">满填</w:t>
+      </w:r>
+      <w:r>
+        <w:rPr>
+          <w:b/>
+          <w:bCs/>
+        </w:rPr>
+        <w:t xml:space="preserve"> = </w:t>
+      </w:r>
+      <w:r>
+        <w:rPr>
+          <w:rFonts w:hint="eastAsia"/>
+          <w:b/>
+          <w:bCs/>
+        </w:rPr>
+        <w:t xml:space="preserve">稳定</w:t>
+      </w:r>
+      <w:r>
+        <w:rPr>
+          <w:rFonts w:hint="eastAsia"/>
+        </w:rPr>
+        <w:t xml:space="preserve">，这是</w:t>
+      </w:r>
+      <w:r>
+        <w:t xml:space="preserve"> MO </w:t>
+      </w:r>
+      <w:r>
+        <w:rPr>
+          <w:rFonts w:hint="eastAsia"/>
+        </w:rPr>
+        <w:t xml:space="preserve">理论的核心直觉。</w:t>
+      </w:r>
+    </w:p>
+    <w:bookmarkEnd w:id="47"/>
+    <w:bookmarkStart w:id="48" w:name="从-mo-到能带固体中的电子"/>
+    <w:p>
+      <w:pPr>
+        <w:pStyle w:val="Heading4"/>
+      </w:pPr>
+      <w:r>
+        <w:t xml:space="preserve">7.6.3 </w:t>
+      </w:r>
+      <w:r>
+        <w:rPr>
+          <w:rFonts w:hint="eastAsia"/>
+        </w:rPr>
+        <w:t xml:space="preserve">从</w:t>
+      </w:r>
+      <w:r>
+        <w:t xml:space="preserve"> MO </w:t>
+      </w:r>
+      <w:r>
+        <w:rPr>
+          <w:rFonts w:hint="eastAsia"/>
+        </w:rPr>
+        <w:t xml:space="preserve">到能带——固体中的电子</w:t>
+      </w:r>
+    </w:p>
+    <w:p>
+      <w:pPr>
+        <w:pStyle w:val="FirstParagraph"/>
+      </w:pPr>
+      <w:r>
+        <w:rPr>
+          <w:rFonts w:hint="eastAsia"/>
+        </w:rPr>
+        <w:t xml:space="preserve">当原子数从</w:t>
+      </w:r>
+      <w:r>
+        <w:t xml:space="preserve"> </w:t>
+      </w:r>
+      <w:r>
+        <w:rPr>
+          <w:rFonts w:hint="eastAsia"/>
+        </w:rPr>
+        <w:t xml:space="preserve">2（双原子）→</w:t>
+      </w:r>
+      <w:r>
+        <w:t xml:space="preserve"> </w:t>
+      </w:r>
+      <w:r>
+        <w:rPr>
+          <w:rFonts w:hint="eastAsia"/>
+        </w:rPr>
+        <w:t xml:space="preserve">6（苯）→</w:t>
+      </w:r>
+      <w:r>
+        <w:t xml:space="preserve"> </w:t>
+      </w:r>
+      <m:oMath>
+        <m:sSup>
+          <m:e>
+            <m:r>
+              <m:t>10</m:t>
+            </m:r>
+          </m:e>
+          <m:sup>
+            <m:r>
+              <m:t>23</m:t>
+            </m:r>
+          </m:sup>
+        </m:sSup>
+      </m:oMath>
+      <w:r>
+        <w:rPr>
+          <w:rFonts w:hint="eastAsia"/>
+        </w:rPr>
+        <w:t xml:space="preserve">（固体）持续增加时，分子轨道变得越来越密集，最终形成</w:t>
+      </w:r>
+      <w:r>
+        <w:rPr>
+          <w:rFonts w:hint="eastAsia"/>
+          <w:b/>
+          <w:bCs/>
+        </w:rPr>
+        <w:t xml:space="preserve">准连续的能带（energy</w:t>
+      </w:r>
+      <w:r>
+        <w:rPr>
+          <w:b/>
+          <w:bCs/>
+        </w:rPr>
+        <w:t xml:space="preserve"> </w:t>
+      </w:r>
+      <w:r>
+        <w:rPr>
+          <w:rFonts w:hint="eastAsia"/>
+          <w:b/>
+          <w:bCs/>
+        </w:rPr>
+        <w:t xml:space="preserve">band）</w:t>
+      </w:r>
+      <w:r>
+        <w:rPr>
+          <w:rFonts w:hint="eastAsia"/>
+        </w:rPr>
+        <w:t xml:space="preserve">：</w:t>
+      </w:r>
+    </w:p>
+    <w:p>
+      <w:pPr>
+        <w:pStyle w:val="BodyText"/>
+      </w:pPr>
+      <w:r>
+        <w:rPr>
+          <w:rFonts w:hint="eastAsia"/>
+        </w:rPr>
+        <w:t xml:space="preserve">![[media/12-25-li2-to-lin-band-formation.jpg|从</w:t>
+      </w:r>
+      <w:r>
+        <w:t xml:space="preserve"> Li₂ </w:t>
+      </w:r>
+      <w:r>
+        <w:rPr>
+          <w:rFonts w:hint="eastAsia"/>
+        </w:rPr>
+        <w:t xml:space="preserve">分子轨道到</w:t>
+      </w:r>
+      <w:r>
+        <w:t xml:space="preserve"> Li(n) </w:t>
+      </w:r>
+      <w:r>
+        <w:rPr>
+          <w:rFonts w:hint="eastAsia"/>
+        </w:rPr>
+        <w:t xml:space="preserve">晶体能带的演化]]</w:t>
+      </w:r>
+      <w:r>
+        <w:t xml:space="preserve"> </w:t>
+      </w:r>
+      <w:r>
+        <w:rPr>
+          <w:rFonts w:hint="eastAsia"/>
+          <w:i/>
+          <w:iCs/>
+        </w:rPr>
+        <w:t xml:space="preserve">图</w:t>
+      </w:r>
+      <w:r>
+        <w:rPr>
+          <w:i/>
+          <w:iCs/>
+        </w:rPr>
+        <w:t xml:space="preserve"> 14 </w:t>
+      </w:r>
+      <w:r>
+        <w:rPr>
+          <w:rFonts w:hint="eastAsia"/>
+          <w:i/>
+          <w:iCs/>
+        </w:rPr>
+        <w:t xml:space="preserve">从</w:t>
+      </w:r>
+      <w:r>
+        <w:rPr>
+          <w:i/>
+          <w:iCs/>
+        </w:rPr>
+        <w:t xml:space="preserve"> Li₂ </w:t>
+      </w:r>
+      <w:r>
+        <w:rPr>
+          <w:rFonts w:hint="eastAsia"/>
+          <w:i/>
+          <w:iCs/>
+        </w:rPr>
+        <w:t xml:space="preserve">到</w:t>
+      </w:r>
+      <w:r>
+        <w:rPr>
+          <w:i/>
+          <w:iCs/>
+        </w:rPr>
+        <w:t xml:space="preserve"> </w:t>
+      </w:r>
+      <w:r>
+        <w:rPr>
+          <w:rFonts w:hint="eastAsia"/>
+          <w:i/>
+          <w:iCs/>
+        </w:rPr>
+        <w:t xml:space="preserve">Li(n)——当原子数</w:t>
+      </w:r>
+      <w:r>
+        <w:rPr>
+          <w:i/>
+          <w:iCs/>
+        </w:rPr>
+        <w:t xml:space="preserve"> </w:t>
+      </w:r>
+      <m:oMath>
+        <m:r>
+          <m:t>n</m:t>
+        </m:r>
+      </m:oMath>
+      <w:r>
+        <w:rPr>
+          <w:i/>
+          <w:iCs/>
+        </w:rPr>
+        <w:t xml:space="preserve"> </w:t>
+      </w:r>
+      <w:r>
+        <w:rPr>
+          <w:rFonts w:hint="eastAsia"/>
+          <w:i/>
+          <w:iCs/>
+        </w:rPr>
+        <w:t xml:space="preserve">从</w:t>
+      </w:r>
+      <w:r>
+        <w:rPr>
+          <w:i/>
+          <w:iCs/>
+        </w:rPr>
+        <w:t xml:space="preserve"> 2 </w:t>
+      </w:r>
+      <w:r>
+        <w:rPr>
+          <w:rFonts w:hint="eastAsia"/>
+          <w:i/>
+          <w:iCs/>
+        </w:rPr>
+        <w:t xml:space="preserve">增加到宏观量级，分立的分子轨道展宽为准连续的能带。1s</w:t>
+      </w:r>
+      <w:r>
+        <w:rPr>
+          <w:i/>
+          <w:iCs/>
+        </w:rPr>
+        <w:t xml:space="preserve"> </w:t>
+      </w:r>
+      <w:r>
+        <w:rPr>
+          <w:rFonts w:hint="eastAsia"/>
+          <w:i/>
+          <w:iCs/>
+        </w:rPr>
+        <w:t xml:space="preserve">满带与</w:t>
+      </w:r>
+      <w:r>
+        <w:rPr>
+          <w:i/>
+          <w:iCs/>
+        </w:rPr>
+        <w:t xml:space="preserve"> 2s </w:t>
+      </w:r>
+      <w:r>
+        <w:rPr>
+          <w:rFonts w:hint="eastAsia"/>
+          <w:i/>
+          <w:iCs/>
+        </w:rPr>
+        <w:t xml:space="preserve">导带之间存在能量禁区（禁带）</w:t>
+      </w:r>
+    </w:p>
+    <w:p>
+      <w:pPr>
+        <w:pStyle w:val="BodyText"/>
+      </w:pPr>
+      <m:oMathPara>
+        <m:oMathParaPr>
+          <m:jc m:val="center"/>
+        </m:oMathParaPr>
+        <m:oMath>
+          <m:r>
+            <m:t>N</m:t>
+          </m:r>
+          <m:r>
+            <m:rPr>
+              <m:nor/>
+              <m:sty m:val="p"/>
+            </m:rPr>
+            <m:t> 个原子</m:t>
+          </m:r>
+          <m:r>
+            <m:rPr>
+              <m:sty m:val="p"/>
+            </m:rPr>
+            <m:t>→</m:t>
+          </m:r>
+          <m:r>
+            <m:t>N</m:t>
+          </m:r>
+          <m:r>
+            <m:rPr>
+              <m:nor/>
+              <m:sty m:val="p"/>
+            </m:rPr>
+            <m:t> 个 MO</m:t>
+          </m:r>
+          <m:r>
+            <m:rPr>
+              <m:sty m:val="p"/>
+            </m:rPr>
+            <m:t>→</m:t>
+          </m:r>
+          <m:r>
+            <m:rPr>
+              <m:nor/>
+              <m:sty m:val="p"/>
+            </m:rPr>
+            <m:t>当 </m:t>
+          </m:r>
+          <m:r>
+            <m:t>N</m:t>
+          </m:r>
+          <m:r>
+            <m:rPr>
+              <m:sty m:val="p"/>
+            </m:rPr>
+            <m:t>→</m:t>
+          </m:r>
+          <m:r>
+            <m:rPr>
+              <m:sty m:val="p"/>
+            </m:rPr>
+            <m:t>∞</m:t>
+          </m:r>
+          <m:r>
+            <m:rPr>
+              <m:nor/>
+              <m:sty m:val="p"/>
+            </m:rPr>
+            <m:t> 时，能级展宽为能带</m:t>
+          </m:r>
+        </m:oMath>
+      </m:oMathPara>
+    </w:p>
+    <w:tbl>
+      <w:tblPr>
+        <w:tblStyle w:val="Table"/>
+        <w:tblW w:type="pct" w:w="5000"/>
+        <w:tblLayout w:type="fixed"/>
+        <w:tblLook w:firstRow="1" w:lastRow="0" w:firstColumn="0" w:lastColumn="0" w:noHBand="0" w:noVBand="0" w:val="0020"/>
+      </w:tblPr>
+      <w:tblGrid>
+        <w:gridCol w:w="2640"/>
+        <w:gridCol w:w="2640"/>
+        <w:gridCol w:w="2640"/>
+      </w:tblGrid>
+      <w:tr>
+        <w:trPr>
+          <w:tblHeader w:val="on"/>
+        </w:trPr>
+        <w:tc>
+          <w:tcPr/>
+          <w:p>
+            <w:pPr>
+              <w:pStyle w:val="Compact"/>
+              <w:jc w:val="left"/>
+            </w:pPr>
+            <w:r>
+              <w:rPr>
+                <w:rFonts w:hint="eastAsia"/>
+              </w:rPr>
+              <w:t xml:space="preserve">材料类型</w:t>
+            </w:r>
+          </w:p>
+        </w:tc>
+        <w:tc>
+          <w:tcPr/>
+          <w:p>
+            <w:pPr>
+              <w:pStyle w:val="Compact"/>
+              <w:jc w:val="left"/>
+            </w:pPr>
+            <w:r>
+              <w:rPr>
+                <w:rFonts w:hint="eastAsia"/>
+              </w:rPr>
+              <w:t xml:space="preserve">能带结构</w:t>
+            </w:r>
+          </w:p>
+        </w:tc>
+        <w:tc>
+          <w:tcPr/>
+          <w:p>
+            <w:pPr>
+              <w:pStyle w:val="Compact"/>
+              <w:jc w:val="left"/>
+            </w:pPr>
+            <w:r>
+              <w:rPr>
+                <w:rFonts w:hint="eastAsia"/>
+              </w:rPr>
+              <w:t xml:space="preserve">导电性</w:t>
+            </w:r>
+          </w:p>
+        </w:tc>
+      </w:tr>
+      <w:tr>
+        <w:tc>
+          <w:tcPr/>
+          <w:p>
+            <w:pPr>
+              <w:pStyle w:val="Compact"/>
+              <w:jc w:val="left"/>
+            </w:pPr>
+            <w:r>
+              <w:rPr>
+                <w:rFonts w:hint="eastAsia"/>
+                <w:b/>
+                <w:bCs/>
+              </w:rPr>
+              <w:t xml:space="preserve">金属</w:t>
+            </w:r>
+            <w:r>
+              <w:rPr>
+                <w:rFonts w:hint="eastAsia"/>
+              </w:rPr>
+              <w:t xml:space="preserve">（如</w:t>
+            </w:r>
+            <w:r>
+              <w:t xml:space="preserve"> </w:t>
+            </w:r>
+            <w:r>
+              <w:rPr>
+                <w:rFonts w:hint="eastAsia"/>
+              </w:rPr>
+              <w:t xml:space="preserve">Cu）</w:t>
+            </w:r>
+          </w:p>
+        </w:tc>
+        <w:tc>
+          <w:tcPr/>
+          <w:p>
+            <w:pPr>
+              <w:pStyle w:val="Compact"/>
+              <w:jc w:val="left"/>
+            </w:pPr>
+            <w:r>
+              <w:rPr>
+                <w:rFonts w:hint="eastAsia"/>
+              </w:rPr>
+              <w:t xml:space="preserve">部分填充的能带（导带未满）</w:t>
+            </w:r>
+          </w:p>
+        </w:tc>
+        <w:tc>
+          <w:tcPr/>
+          <w:p>
+            <w:pPr>
+              <w:pStyle w:val="Compact"/>
+              <w:jc w:val="left"/>
+            </w:pPr>
+            <w:r>
+              <w:rPr>
+                <w:rFonts w:hint="eastAsia"/>
+              </w:rPr>
+              <w:t xml:space="preserve">优良导体</w:t>
+            </w:r>
+          </w:p>
+        </w:tc>
+      </w:tr>
+      <w:tr>
+        <w:tc>
+          <w:tcPr/>
+          <w:p>
+            <w:pPr>
+              <w:pStyle w:val="Compact"/>
+              <w:jc w:val="left"/>
+            </w:pPr>
+            <w:r>
+              <w:rPr>
+                <w:rFonts w:hint="eastAsia"/>
+                <w:b/>
+                <w:bCs/>
+              </w:rPr>
+              <w:t xml:space="preserve">半导体</w:t>
+            </w:r>
+            <w:r>
+              <w:rPr>
+                <w:rFonts w:hint="eastAsia"/>
+              </w:rPr>
+              <w:t xml:space="preserve">（如</w:t>
+            </w:r>
+            <w:r>
+              <w:t xml:space="preserve"> </w:t>
+            </w:r>
+            <w:r>
+              <w:rPr>
+                <w:rFonts w:hint="eastAsia"/>
+              </w:rPr>
+              <w:t xml:space="preserve">Si）</w:t>
+            </w:r>
+          </w:p>
+        </w:tc>
+        <w:tc>
+          <w:tcPr/>
+          <w:p>
+            <w:pPr>
+              <w:pStyle w:val="Compact"/>
+              <w:jc w:val="left"/>
+            </w:pPr>
+            <w:r>
+              <w:rPr>
+                <w:rFonts w:hint="eastAsia"/>
+              </w:rPr>
+              <w:t xml:space="preserve">价带填满，导带空，带隙较小（~1</w:t>
+            </w:r>
+            <w:r>
+              <w:t xml:space="preserve"> </w:t>
+            </w:r>
+            <w:r>
+              <w:rPr>
+                <w:rFonts w:hint="eastAsia"/>
+              </w:rPr>
+              <w:t xml:space="preserve">eV）</w:t>
+            </w:r>
+          </w:p>
+        </w:tc>
+        <w:tc>
+          <w:tcPr/>
+          <w:p>
+            <w:pPr>
+              <w:pStyle w:val="Compact"/>
+              <w:jc w:val="left"/>
+            </w:pPr>
+            <w:r>
+              <w:rPr>
+                <w:rFonts w:hint="eastAsia"/>
+              </w:rPr>
+              <w:t xml:space="preserve">温度升高导电性增强</w:t>
+            </w:r>
+          </w:p>
+        </w:tc>
+      </w:tr>
+      <w:tr>
+        <w:tc>
+          <w:tcPr/>
+          <w:p>
+            <w:pPr>
+              <w:pStyle w:val="Compact"/>
+              <w:jc w:val="left"/>
+            </w:pPr>
+            <w:r>
+              <w:rPr>
+                <w:rFonts w:hint="eastAsia"/>
+                <w:b/>
+                <w:bCs/>
+              </w:rPr>
+              <w:t xml:space="preserve">绝缘体</w:t>
+            </w:r>
+            <w:r>
+              <w:rPr>
+                <w:rFonts w:hint="eastAsia"/>
+              </w:rPr>
+              <w:t xml:space="preserve">（如金刚石）</w:t>
+            </w:r>
+          </w:p>
+        </w:tc>
+        <w:tc>
+          <w:tcPr/>
+          <w:p>
+            <w:pPr>
+              <w:pStyle w:val="Compact"/>
+              <w:jc w:val="left"/>
+            </w:pPr>
+            <w:r>
+              <w:rPr>
+                <w:rFonts w:hint="eastAsia"/>
+              </w:rPr>
+              <w:t xml:space="preserve">价带填满，导带空，带隙很大（&gt;5</w:t>
+            </w:r>
+            <w:r>
+              <w:t xml:space="preserve"> </w:t>
+            </w:r>
+            <w:r>
+              <w:rPr>
+                <w:rFonts w:hint="eastAsia"/>
+              </w:rPr>
+              <w:t xml:space="preserve">eV）</w:t>
+            </w:r>
+          </w:p>
+        </w:tc>
+        <w:tc>
+          <w:tcPr/>
+          <w:p>
+            <w:pPr>
+              <w:pStyle w:val="Compact"/>
+              <w:jc w:val="left"/>
+            </w:pPr>
+            <w:r>
+              <w:rPr>
+                <w:rFonts w:hint="eastAsia"/>
+              </w:rPr>
+              <w:t xml:space="preserve">不导电</w:t>
+            </w:r>
+          </w:p>
+        </w:tc>
+      </w:tr>
+    </w:tbl>
+    <w:p>
+      <w:pPr>
+        <w:pStyle w:val="BlockText"/>
+      </w:pPr>
+      <w:r>
+        <w:rPr>
+          <w:rFonts w:hint="eastAsia"/>
+          <w:b/>
+          <w:bCs/>
+        </w:rPr>
+        <w:t xml:space="preserve">竞赛链接</w:t>
+      </w:r>
+      <w:r>
+        <w:rPr>
+          <w:rFonts w:hint="eastAsia"/>
+        </w:rPr>
+        <w:t xml:space="preserve">：MO</w:t>
+      </w:r>
+      <w:r>
+        <w:t xml:space="preserve"> → </w:t>
+      </w:r>
+      <w:r>
+        <w:rPr>
+          <w:rFonts w:hint="eastAsia"/>
+        </w:rPr>
+        <w:t xml:space="preserve">能带的过渡是理解固体性质的理论基础。在晶体学讲义中会进一步展开（参见</w:t>
+      </w:r>
+      <w:r>
+        <w:t xml:space="preserve"> </w:t>
+      </w:r>
+      <w:r>
+        <w:rPr>
+          <w:rFonts w:hint="eastAsia"/>
+        </w:rPr>
+        <w:t xml:space="preserve">[[晶体学与晶体结构-超级充实版（自学完整）#十八、其他晶体类型与能带理论简介]]）。</w:t>
+      </w:r>
+    </w:p>
+    <w:bookmarkEnd w:id="48"/>
+    <w:bookmarkEnd w:id="49"/>
+    <w:bookmarkStart w:id="50" w:name="mo-理论优势总结"/>
+    <w:p>
+      <w:pPr>
+        <w:pStyle w:val="Heading3"/>
+      </w:pPr>
+      <w:r>
+        <w:t xml:space="preserve">7.7 MO </w:t>
+      </w:r>
+      <w:r>
+        <w:rPr>
+          <w:rFonts w:hint="eastAsia"/>
+        </w:rPr>
+        <w:t xml:space="preserve">理论优势总结</w:t>
+      </w:r>
+    </w:p>
+    <w:tbl>
+      <w:tblPr>
+        <w:tblStyle w:val="Table"/>
+        <w:tblW w:type="auto" w:w="0"/>
+        <w:tblLook w:firstRow="1" w:lastRow="0" w:firstColumn="0" w:lastColumn="0" w:noHBand="0" w:noVBand="0" w:val="0020"/>
+      </w:tblPr>
+      <w:tblGrid>
+        <w:gridCol w:w="1980"/>
+        <w:gridCol w:w="1980"/>
+        <w:gridCol w:w="1980"/>
+        <w:gridCol w:w="1980"/>
+      </w:tblGrid>
+      <w:tr>
+        <w:trPr>
+          <w:tblHeader w:val="on"/>
+        </w:trPr>
+        <w:tc>
+          <w:tcPr/>
+          <w:p>
+            <w:pPr>
+              <w:pStyle w:val="Compact"/>
+              <w:jc w:val="left"/>
+            </w:pPr>
+            <w:r>
+              <w:rPr>
+                <w:rFonts w:hint="eastAsia"/>
+              </w:rPr>
+              <w:t xml:space="preserve">对比维度</w:t>
+            </w:r>
+          </w:p>
+        </w:tc>
+        <w:tc>
+          <w:tcPr/>
+          <w:p>
+            <w:pPr>
+              <w:pStyle w:val="Compact"/>
+              <w:jc w:val="left"/>
+            </w:pPr>
+            <w:r>
+              <w:t xml:space="preserve">Lewis </w:t>
+            </w:r>
+            <w:r>
+              <w:rPr>
+                <w:rFonts w:hint="eastAsia"/>
+              </w:rPr>
+              <w:t xml:space="preserve">结构</w:t>
+            </w:r>
+          </w:p>
+        </w:tc>
+        <w:tc>
+          <w:tcPr/>
+          <w:p>
+            <w:pPr>
+              <w:pStyle w:val="Compact"/>
+              <w:jc w:val="left"/>
+            </w:pPr>
+            <w:r>
+              <w:t xml:space="preserve">VSEPR + </w:t>
+            </w:r>
+            <w:r>
+              <w:rPr>
+                <w:rFonts w:hint="eastAsia"/>
+              </w:rPr>
+              <w:t xml:space="preserve">杂化</w:t>
+            </w:r>
+          </w:p>
+        </w:tc>
+        <w:tc>
+          <w:tcPr/>
+          <w:p>
+            <w:pPr>
+              <w:pStyle w:val="Compact"/>
+              <w:jc w:val="left"/>
+            </w:pPr>
+            <w:r>
+              <w:t xml:space="preserve">MO </w:t>
+            </w:r>
+            <w:r>
+              <w:rPr>
+                <w:rFonts w:hint="eastAsia"/>
+              </w:rPr>
+              <w:t xml:space="preserve">理论</w:t>
+            </w:r>
+          </w:p>
+        </w:tc>
+      </w:tr>
+      <w:tr>
+        <w:tc>
+          <w:tcPr/>
+          <w:p>
+            <w:pPr>
+              <w:pStyle w:val="Compact"/>
+              <w:jc w:val="left"/>
+            </w:pPr>
+            <w:r>
+              <w:rPr>
+                <w:rFonts w:hint="eastAsia"/>
+                <w:b/>
+                <w:bCs/>
+              </w:rPr>
+              <w:t xml:space="preserve">键级</w:t>
+            </w:r>
+          </w:p>
+        </w:tc>
+        <w:tc>
+          <w:tcPr/>
+          <w:p>
+            <w:pPr>
+              <w:pStyle w:val="Compact"/>
+              <w:jc w:val="left"/>
+            </w:pPr>
+            <w:r>
+              <w:rPr>
+                <w:rFonts w:hint="eastAsia"/>
+              </w:rPr>
+              <w:t xml:space="preserve">整数</w:t>
+            </w:r>
+          </w:p>
+        </w:tc>
+        <w:tc>
+          <w:tcPr/>
+          <w:p>
+            <w:pPr>
+              <w:pStyle w:val="Compact"/>
+              <w:jc w:val="left"/>
+            </w:pPr>
+            <w:r>
+              <w:rPr>
+                <w:rFonts w:hint="eastAsia"/>
+              </w:rPr>
+              <w:t xml:space="preserve">整数</w:t>
+            </w:r>
+          </w:p>
+        </w:tc>
+        <w:tc>
+          <w:tcPr/>
+          <w:p>
+            <w:pPr>
+              <w:pStyle w:val="Compact"/>
+              <w:jc w:val="left"/>
+            </w:pPr>
+            <w:r>
+              <w:rPr>
+                <w:rFonts w:hint="eastAsia"/>
+                <w:b/>
+                <w:bCs/>
+              </w:rPr>
+              <w:t xml:space="preserve">可为分数</w:t>
+            </w:r>
+          </w:p>
+        </w:tc>
+      </w:tr>
+      <w:tr>
+        <w:tc>
+          <w:tcPr/>
+          <w:p>
+            <w:pPr>
+              <w:pStyle w:val="Compact"/>
+              <w:jc w:val="left"/>
+            </w:pPr>
+            <w:r>
+              <w:rPr>
+                <w:rFonts w:hint="eastAsia"/>
+                <w:b/>
+                <w:bCs/>
+              </w:rPr>
+              <w:t xml:space="preserve">磁性</w:t>
+            </w:r>
+          </w:p>
+        </w:tc>
+        <w:tc>
+          <w:tcPr/>
+          <w:p>
+            <w:pPr>
+              <w:pStyle w:val="Compact"/>
+              <w:jc w:val="left"/>
+            </w:pPr>
+            <w:r>
+              <w:rPr>
+                <w:rFonts w:hint="eastAsia"/>
+              </w:rPr>
+              <w:t xml:space="preserve">无法判断</w:t>
+            </w:r>
+          </w:p>
+        </w:tc>
+        <w:tc>
+          <w:tcPr/>
+          <w:p>
+            <w:pPr>
+              <w:pStyle w:val="Compact"/>
+              <w:jc w:val="left"/>
+            </w:pPr>
+            <w:r>
+              <w:rPr>
+                <w:rFonts w:hint="eastAsia"/>
+              </w:rPr>
+              <w:t xml:space="preserve">无法判断</w:t>
+            </w:r>
+          </w:p>
+        </w:tc>
+        <w:tc>
+          <w:tcPr/>
+          <w:p>
+            <w:pPr>
+              <w:pStyle w:val="Compact"/>
+              <w:jc w:val="left"/>
+            </w:pPr>
+            <w:r>
+              <w:rPr>
+                <w:rFonts w:hint="eastAsia"/>
+                <w:b/>
+                <w:bCs/>
+              </w:rPr>
+              <w:t xml:space="preserve">可精确预测</w:t>
+            </w:r>
+          </w:p>
+        </w:tc>
+      </w:tr>
+      <w:tr>
+        <w:tc>
+          <w:tcPr/>
+          <w:p>
+            <w:pPr>
+              <w:pStyle w:val="Compact"/>
+              <w:jc w:val="left"/>
+            </w:pPr>
+            <w:r>
+              <w:rPr>
+                <w:rFonts w:hint="eastAsia"/>
+                <w:b/>
+                <w:bCs/>
+              </w:rPr>
+              <w:t xml:space="preserve">能量</w:t>
+            </w:r>
+          </w:p>
+        </w:tc>
+        <w:tc>
+          <w:tcPr/>
+          <w:p>
+            <w:pPr>
+              <w:pStyle w:val="Compact"/>
+              <w:jc w:val="left"/>
+            </w:pPr>
+            <w:r>
+              <w:rPr>
+                <w:rFonts w:hint="eastAsia"/>
+              </w:rPr>
+              <w:t xml:space="preserve">无法给出</w:t>
+            </w:r>
+          </w:p>
+        </w:tc>
+        <w:tc>
+          <w:tcPr/>
+          <w:p>
+            <w:pPr>
+              <w:pStyle w:val="Compact"/>
+              <w:jc w:val="left"/>
+            </w:pPr>
+            <w:r>
+              <w:rPr>
+                <w:rFonts w:hint="eastAsia"/>
+              </w:rPr>
+              <w:t xml:space="preserve">无法给出</w:t>
+            </w:r>
+          </w:p>
+        </w:tc>
+        <w:tc>
+          <w:tcPr/>
+          <w:p>
+            <w:pPr>
+              <w:pStyle w:val="Compact"/>
+              <w:jc w:val="left"/>
+            </w:pPr>
+            <w:r>
+              <w:rPr>
+                <w:rFonts w:hint="eastAsia"/>
+                <w:b/>
+                <w:bCs/>
+              </w:rPr>
+              <w:t xml:space="preserve">给出轨道能级</w:t>
+            </w:r>
+          </w:p>
+        </w:tc>
+      </w:tr>
+      <w:tr>
+        <w:tc>
+          <w:tcPr/>
+          <w:p>
+            <w:pPr>
+              <w:pStyle w:val="Compact"/>
+              <w:jc w:val="left"/>
+            </w:pPr>
+            <w:r>
+              <w:rPr>
+                <w:rFonts w:hint="eastAsia"/>
+                <w:b/>
+                <w:bCs/>
+              </w:rPr>
+              <w:t xml:space="preserve">适用范围</w:t>
+            </w:r>
+          </w:p>
+        </w:tc>
+        <w:tc>
+          <w:tcPr/>
+          <w:p>
+            <w:pPr>
+              <w:pStyle w:val="Compact"/>
+              <w:jc w:val="left"/>
+            </w:pPr>
+            <w:r>
+              <w:rPr>
+                <w:rFonts w:hint="eastAsia"/>
+              </w:rPr>
+              <w:t xml:space="preserve">所有分子</w:t>
+            </w:r>
+          </w:p>
+        </w:tc>
+        <w:tc>
+          <w:tcPr/>
+          <w:p>
+            <w:pPr>
+              <w:pStyle w:val="Compact"/>
+              <w:jc w:val="left"/>
+            </w:pPr>
+            <w:r>
+              <w:rPr>
+                <w:rFonts w:hint="eastAsia"/>
+              </w:rPr>
+              <w:t xml:space="preserve">所有分子</w:t>
+            </w:r>
+          </w:p>
+        </w:tc>
+        <w:tc>
+          <w:tcPr/>
+          <w:p>
+            <w:pPr>
+              <w:pStyle w:val="Compact"/>
+              <w:jc w:val="left"/>
+            </w:pPr>
+            <w:r>
+              <w:rPr>
+                <w:rFonts w:hint="eastAsia"/>
+              </w:rPr>
+              <w:t xml:space="preserve">主要用于双原子和小分子</w:t>
+            </w:r>
+          </w:p>
+        </w:tc>
+      </w:tr>
+      <w:tr>
+        <w:tc>
+          <w:tcPr/>
+          <w:p>
+            <w:pPr>
+              <w:pStyle w:val="Compact"/>
+              <w:jc w:val="left"/>
+            </w:pPr>
+            <w:r>
+              <w:rPr>
+                <w:rFonts w:hint="eastAsia"/>
+                <w:b/>
+                <w:bCs/>
+              </w:rPr>
+              <w:t xml:space="preserve">局限性</w:t>
+            </w:r>
+          </w:p>
+        </w:tc>
+        <w:tc>
+          <w:tcPr/>
+          <w:p>
+            <w:pPr>
+              <w:pStyle w:val="Compact"/>
+              <w:jc w:val="left"/>
+            </w:pPr>
+            <w:r>
+              <w:rPr>
+                <w:rFonts w:hint="eastAsia"/>
+              </w:rPr>
+              <w:t xml:space="preserve">无法处理离域键</w:t>
+            </w:r>
+          </w:p>
+        </w:tc>
+        <w:tc>
+          <w:tcPr/>
+          <w:p>
+            <w:pPr>
+              <w:pStyle w:val="Compact"/>
+              <w:jc w:val="left"/>
+            </w:pPr>
+            <w:r>
+              <w:rPr>
+                <w:rFonts w:hint="eastAsia"/>
+              </w:rPr>
+              <w:t xml:space="preserve">无法处理磁性</w:t>
+            </w:r>
+          </w:p>
+        </w:tc>
+        <w:tc>
+          <w:tcPr/>
+          <w:p>
+            <w:pPr>
+              <w:pStyle w:val="Compact"/>
+              <w:jc w:val="left"/>
+            </w:pPr>
+            <w:r>
+              <w:rPr>
+                <w:rFonts w:hint="eastAsia"/>
+              </w:rPr>
+              <w:t xml:space="preserve">计算量大，大分子难处理</w:t>
+            </w:r>
+          </w:p>
+        </w:tc>
+      </w:tr>
+    </w:tbl>
+    <w:p>
+      <w:pPr>
+        <w:pStyle w:val="BlockText"/>
+      </w:pPr>
+      <w:r>
+        <w:rPr>
           <w:rFonts w:hint="eastAsia"/>
           <w:b/>
           <w:bCs/>
@@ -28599,9 +33205,9 @@
         </w:pict>
       </w:r>
     </w:p>
-    <w:bookmarkEnd w:id="45"/>
-    <w:bookmarkEnd w:id="46"/>
-    <w:bookmarkStart w:id="50" w:name="八分子间作用力-从分子到聚集态"/>
+    <w:bookmarkEnd w:id="50"/>
+    <w:bookmarkEnd w:id="51"/>
+    <w:bookmarkStart w:id="55" w:name="八分子间作用力-从分子到聚集态"/>
     <w:p>
       <w:pPr>
         <w:pStyle w:val="Heading2"/>
@@ -28780,7 +33386,7 @@
         <w:t xml:space="preserve">。</w:t>
       </w:r>
     </w:p>
-    <w:bookmarkStart w:id="47" w:name="分子间力概述"/>
+    <w:bookmarkStart w:id="52" w:name="分子间力概述"/>
     <w:p>
       <w:pPr>
         <w:pStyle w:val="Heading3"/>
@@ -29248,6 +33854,164 @@
           </w:p>
         </w:tc>
       </w:tr>
+      <w:tr>
+        <w:tc>
+          <w:tcPr/>
+          <w:p>
+            <w:pPr>
+              <w:pStyle w:val="Compact"/>
+              <w:jc w:val="left"/>
+            </w:pPr>
+            <w:r>
+              <w:rPr>
+                <w:rFonts w:hint="eastAsia"/>
+                <w:b/>
+                <w:bCs/>
+              </w:rPr>
+              <w:t xml:space="preserve">诱导力</w:t>
+            </w:r>
+          </w:p>
+        </w:tc>
+        <w:tc>
+          <w:tcPr/>
+          <w:p>
+            <w:pPr>
+              <w:pStyle w:val="Compact"/>
+              <w:jc w:val="left"/>
+            </w:pPr>
+            <w:r>
+              <w:rPr>
+                <w:rFonts w:hint="eastAsia"/>
+              </w:rPr>
+              <w:t xml:space="preserve">永久偶极诱导</w:t>
+            </w:r>
+          </w:p>
+        </w:tc>
+        <w:tc>
+          <w:tcPr/>
+          <w:p>
+            <w:pPr>
+              <w:pStyle w:val="Compact"/>
+              <w:jc w:val="center"/>
+            </w:pPr>
+            <w:r>
+              <w:rPr>
+                <w:rFonts w:hint="eastAsia"/>
+              </w:rPr>
+              <w:t xml:space="preserve">较弱</w:t>
+            </w:r>
+          </w:p>
+        </w:tc>
+        <w:tc>
+          <w:tcPr/>
+          <w:p>
+            <w:pPr>
+              <w:pStyle w:val="Compact"/>
+              <w:jc w:val="left"/>
+            </w:pPr>
+            <w:r>
+              <w:rPr>
+                <w:rFonts w:hint="eastAsia"/>
+              </w:rPr>
+              <w:t xml:space="preserve">极性+非极性</w:t>
+            </w:r>
+          </w:p>
+        </w:tc>
+        <w:tc>
+          <w:tcPr/>
+          <w:p>
+            <w:pPr>
+              <w:pStyle w:val="Compact"/>
+              <w:jc w:val="left"/>
+            </w:pPr>
+            <w:r>
+              <w:t xml:space="preserve">O₂ </w:t>
+            </w:r>
+            <w:r>
+              <w:rPr>
+                <w:rFonts w:hint="eastAsia"/>
+              </w:rPr>
+              <w:t xml:space="preserve">溶于水</w:t>
+            </w:r>
+          </w:p>
+        </w:tc>
+      </w:tr>
+      <w:tr>
+        <w:tc>
+          <w:tcPr/>
+          <w:p>
+            <w:pPr>
+              <w:pStyle w:val="Compact"/>
+              <w:jc w:val="left"/>
+            </w:pPr>
+            <w:r>
+              <w:rPr>
+                <w:rFonts w:hint="eastAsia"/>
+                <w:b/>
+                <w:bCs/>
+              </w:rPr>
+              <w:t xml:space="preserve">取向力</w:t>
+            </w:r>
+          </w:p>
+        </w:tc>
+        <w:tc>
+          <w:tcPr/>
+          <w:p>
+            <w:pPr>
+              <w:pStyle w:val="Compact"/>
+              <w:jc w:val="left"/>
+            </w:pPr>
+            <w:r>
+              <w:rPr>
+                <w:rFonts w:hint="eastAsia"/>
+              </w:rPr>
+              <w:t xml:space="preserve">永久偶极间</w:t>
+            </w:r>
+          </w:p>
+        </w:tc>
+        <w:tc>
+          <w:tcPr/>
+          <w:p>
+            <w:pPr>
+              <w:pStyle w:val="Compact"/>
+              <w:jc w:val="center"/>
+            </w:pPr>
+            <w:r>
+              <w:rPr>
+                <w:rFonts w:hint="eastAsia"/>
+              </w:rPr>
+              <w:t xml:space="preserve">较强</w:t>
+            </w:r>
+          </w:p>
+        </w:tc>
+        <w:tc>
+          <w:tcPr/>
+          <w:p>
+            <w:pPr>
+              <w:pStyle w:val="Compact"/>
+              <w:jc w:val="left"/>
+            </w:pPr>
+            <w:r>
+              <w:rPr>
+                <w:rFonts w:hint="eastAsia"/>
+              </w:rPr>
+              <w:t xml:space="preserve">极性分子间</w:t>
+            </w:r>
+          </w:p>
+        </w:tc>
+        <w:tc>
+          <w:tcPr/>
+          <w:p>
+            <w:pPr>
+              <w:pStyle w:val="Compact"/>
+              <w:jc w:val="left"/>
+            </w:pPr>
+            <w:r>
+              <w:t xml:space="preserve">HCl、H₂O</w:t>
+            </w:r>
+          </w:p>
+        </w:tc>
+      </w:tr>
     </w:tbl>
     <w:p>
       <w:pPr>
@@ -29341,115 +34105,6 @@
           <w:rFonts w:hint="eastAsia"/>
         </w:rPr>
         <w:t xml:space="preserve">依次从气体变为固体。</w:t>
-      </w:r>
-      <w:r>
-        <w:t xml:space="preserve"> </w:t>
-      </w:r>
-      <w:r>
-        <w:t xml:space="preserve">|</w:t>
-      </w:r>
-      <w:r>
-        <w:t xml:space="preserve"> </w:t>
-      </w:r>
-      <w:r>
-        <w:rPr>
-          <w:rFonts w:hint="eastAsia"/>
-          <w:b/>
-          <w:bCs/>
-        </w:rPr>
-        <w:t xml:space="preserve">诱导力</w:t>
-      </w:r>
-      <w:r>
-        <w:t xml:space="preserve"> </w:t>
-      </w:r>
-      <w:r>
-        <w:t xml:space="preserve">| </w:t>
-      </w:r>
-      <w:r>
-        <w:rPr>
-          <w:rFonts w:hint="eastAsia"/>
-        </w:rPr>
-        <w:t xml:space="preserve">永久偶极诱导</w:t>
-      </w:r>
-      <w:r>
-        <w:t xml:space="preserve"> | </w:t>
-      </w:r>
-      <w:r>
-        <w:rPr>
-          <w:rFonts w:hint="eastAsia"/>
-        </w:rPr>
-        <w:t xml:space="preserve">较弱</w:t>
-      </w:r>
-      <w:r>
-        <w:t xml:space="preserve"> | </w:t>
-      </w:r>
-      <w:r>
-        <w:rPr>
-          <w:rFonts w:hint="eastAsia"/>
-        </w:rPr>
-        <w:t xml:space="preserve">极性+非极性</w:t>
-      </w:r>
-      <w:r>
-        <w:t xml:space="preserve"> | O₂ </w:t>
-      </w:r>
-      <w:r>
-        <w:rPr>
-          <w:rFonts w:hint="eastAsia"/>
-        </w:rPr>
-        <w:t xml:space="preserve">溶于水</w:t>
-      </w:r>
-      <w:r>
-        <w:t xml:space="preserve"> |</w:t>
-      </w:r>
-      <w:r>
-        <w:t xml:space="preserve"> </w:t>
-      </w:r>
-      <w:r>
-        <w:t xml:space="preserve">|</w:t>
-      </w:r>
-      <w:r>
-        <w:t xml:space="preserve"> </w:t>
-      </w:r>
-      <w:r>
-        <w:rPr>
-          <w:rFonts w:hint="eastAsia"/>
-          <w:b/>
-          <w:bCs/>
-        </w:rPr>
-        <w:t xml:space="preserve">取向力</w:t>
-      </w:r>
-      <w:r>
-        <w:t xml:space="preserve"> </w:t>
-      </w:r>
-      <w:r>
-        <w:t xml:space="preserve">| </w:t>
-      </w:r>
-      <w:r>
-        <w:rPr>
-          <w:rFonts w:hint="eastAsia"/>
-        </w:rPr>
-        <w:t xml:space="preserve">永久偶极间</w:t>
-      </w:r>
-      <w:r>
-        <w:t xml:space="preserve"> | </w:t>
-      </w:r>
-      <w:r>
-        <w:rPr>
-          <w:rFonts w:hint="eastAsia"/>
-        </w:rPr>
-        <w:t xml:space="preserve">较强</w:t>
-      </w:r>
-      <w:r>
-        <w:t xml:space="preserve"> | </w:t>
-      </w:r>
-      <w:r>
-        <w:rPr>
-          <w:rFonts w:hint="eastAsia"/>
-        </w:rPr>
-        <w:t xml:space="preserve">极性分子间</w:t>
-      </w:r>
-      <w:r>
-        <w:t xml:space="preserve"> | HCl、H₂O |</w:t>
       </w:r>
     </w:p>
     <w:p>
@@ -30084,8 +34739,8 @@
         <w:t xml:space="preserve">极性分子诱导非极性分子产生诱导偶极</w:t>
       </w:r>
     </w:p>
-    <w:bookmarkEnd w:id="47"/>
-    <w:bookmarkStart w:id="49" w:name="氢键"/>
+    <w:bookmarkEnd w:id="52"/>
+    <w:bookmarkStart w:id="54" w:name="氢键"/>
     <w:p>
       <w:pPr>
         <w:pStyle w:val="Heading3"/>
@@ -31145,7 +35800,7 @@
         <w:t xml:space="preserve">KP：[[分子间力]]、[[氢键]]、[[范德华力]]</w:t>
       </w:r>
     </w:p>
-    <w:bookmarkStart w:id="48" w:name="分子内氢键对物性的相反影响"/>
+    <w:bookmarkStart w:id="53" w:name="分子内氢键对物性的相反影响"/>
     <w:p>
       <w:pPr>
         <w:pStyle w:val="Heading4"/>
@@ -31668,10 +36323,10 @@
         <w:t xml:space="preserve">：如果分子中同时含有氢供体（-OH、-NH₂等）和氢受体（=O、=N等），且二者空间距离足够近（通常形成五元或六元环），就可能形成分子内氢键。判断时看邻/间/对位异构体的沸点差异即可验证。</w:t>
       </w:r>
     </w:p>
-    <w:bookmarkEnd w:id="48"/>
-    <w:bookmarkEnd w:id="49"/>
-    <w:bookmarkEnd w:id="50"/>
-    <w:bookmarkStart w:id="58" w:name="九典型例题"/>
+    <w:bookmarkEnd w:id="53"/>
+    <w:bookmarkEnd w:id="54"/>
+    <w:bookmarkEnd w:id="55"/>
+    <w:bookmarkStart w:id="63" w:name="九典型例题"/>
     <w:p>
       <w:pPr>
         <w:pStyle w:val="Heading2"/>
@@ -31683,7 +36338,7 @@
         <w:t xml:space="preserve">九、典型例题</w:t>
       </w:r>
     </w:p>
-    <w:bookmarkStart w:id="51" w:name="例1-lewis-结构-形式电荷"/>
+    <w:bookmarkStart w:id="56" w:name="例1-lewis-结构-形式电荷"/>
     <w:p>
       <w:pPr>
         <w:pStyle w:val="Heading3"/>
@@ -32262,8 +36917,8 @@
         </w:pict>
       </w:r>
     </w:p>
-    <w:bookmarkEnd w:id="51"/>
-    <w:bookmarkStart w:id="52" w:name="例2-vsepr-杂化-反常构型"/>
+    <w:bookmarkEnd w:id="56"/>
+    <w:bookmarkStart w:id="57" w:name="例2-vsepr-杂化-反常构型"/>
     <w:p>
       <w:pPr>
         <w:pStyle w:val="Heading3"/>
@@ -32867,8 +37522,8 @@
         </w:pict>
       </w:r>
     </w:p>
-    <w:bookmarkEnd w:id="52"/>
-    <w:bookmarkStart w:id="53" w:name="例3-mo-键级-磁性判断"/>
+    <w:bookmarkEnd w:id="57"/>
+    <w:bookmarkStart w:id="58" w:name="例3-mo-键级-磁性判断"/>
     <w:p>
       <w:pPr>
         <w:pStyle w:val="Heading3"/>
@@ -33810,8 +38465,8 @@
         </w:pict>
       </w:r>
     </w:p>
-    <w:bookmarkEnd w:id="53"/>
-    <w:bookmarkStart w:id="54" w:name="例4-分子间力-氢键"/>
+    <w:bookmarkEnd w:id="58"/>
+    <w:bookmarkStart w:id="59" w:name="例4-分子间力-氢键"/>
     <w:p>
       <w:pPr>
         <w:pStyle w:val="Heading3"/>
@@ -34245,8 +38900,8 @@
         </w:pict>
       </w:r>
     </w:p>
-    <w:bookmarkEnd w:id="54"/>
-    <w:bookmarkStart w:id="55" w:name="例5-so₂-的结构综合推断"/>
+    <w:bookmarkEnd w:id="59"/>
+    <w:bookmarkStart w:id="60" w:name="例5-so₂-的结构综合推断"/>
     <w:p>
       <w:pPr>
         <w:pStyle w:val="Heading3"/>
@@ -35936,8 +40591,8 @@
         </w:pict>
       </w:r>
     </w:p>
-    <w:bookmarkEnd w:id="55"/>
-    <w:bookmarkStart w:id="56" w:name="例6-异核双原子分子-co-的-mo-分析"/>
+    <w:bookmarkEnd w:id="60"/>
+    <w:bookmarkStart w:id="61" w:name="例6-异核双原子分子-co-的-mo-分析"/>
     <w:p>
       <w:pPr>
         <w:pStyle w:val="Heading3"/>
@@ -37704,8 +42359,8 @@
         </w:pict>
       </w:r>
     </w:p>
-    <w:bookmarkEnd w:id="56"/>
-    <w:bookmarkStart w:id="57" w:name="例7-综合未知物种的结构推断"/>
+    <w:bookmarkEnd w:id="61"/>
+    <w:bookmarkStart w:id="62" w:name="例7-综合未知物种的结构推断"/>
     <w:p>
       <w:pPr>
         <w:pStyle w:val="Heading3"/>
@@ -39254,9 +43909,9 @@
         </w:pict>
       </w:r>
     </w:p>
-    <w:bookmarkEnd w:id="57"/>
-    <w:bookmarkEnd w:id="58"/>
-    <w:bookmarkStart w:id="61" w:name="十方法总结-结构预测工具链"/>
+    <w:bookmarkEnd w:id="62"/>
+    <w:bookmarkEnd w:id="63"/>
+    <w:bookmarkStart w:id="66" w:name="十方法总结-结构预测工具链"/>
     <w:p>
       <w:pPr>
         <w:pStyle w:val="Heading2"/>
@@ -39277,7 +43932,7 @@
         <w:t xml:space="preserve">结构预测工具链</w:t>
       </w:r>
     </w:p>
-    <w:bookmarkStart w:id="59" w:name="分子结构预测流程图"/>
+    <w:bookmarkStart w:id="64" w:name="分子结构预测流程图"/>
     <w:p>
       <w:pPr>
         <w:pStyle w:val="Heading3"/>
@@ -39305,49 +43960,885 @@
     </w:p>
     <w:p>
       <w:pPr>
-        <w:pStyle w:val="BodyText"/>
-      </w:pPr>
-      <w:r>
-        <w:rPr>
-          <w:rFonts w:hint="eastAsia"/>
-          <w:i/>
-          <w:iCs/>
-        </w:rPr>
-        <w:t xml:space="preserve">图</w:t>
-      </w:r>
-      <w:r>
-        <w:rPr>
-          <w:i/>
-          <w:iCs/>
-        </w:rPr>
-        <w:t xml:space="preserve"> 15 </w:t>
-      </w:r>
-      <w:r>
-        <w:rPr>
-          <w:rFonts w:hint="eastAsia"/>
-          <w:i/>
-          <w:iCs/>
+        <w:pStyle w:val="BlockText"/>
+      </w:pPr>
+      <w:r>
+        <w:rPr>
+          <w:rFonts w:hint="eastAsia"/>
+          <w:b/>
+          <w:bCs/>
         </w:rPr>
         <w:t xml:space="preserve">分子结构预测工具链</w:t>
       </w:r>
       <w:r>
         <w:rPr>
-          <w:i/>
-          <w:iCs/>
+          <w:b/>
+          <w:bCs/>
         </w:rPr>
         <w:t xml:space="preserve"> — </w:t>
       </w:r>
       <w:r>
         <w:rPr>
           <w:rFonts w:hint="eastAsia"/>
-          <w:i/>
-          <w:iCs/>
-        </w:rPr>
-        <w:t xml:space="preserve">从化学式到分子间作用力的完整预测流程。点击图中各步骤可跳转到对应章节。该流程贯穿整个分子结构内容的学习，建议每次解题时按此顺序逐步推进。</w:t>
+          <w:b/>
+          <w:bCs/>
+        </w:rPr>
+        <w:t xml:space="preserve">从化学式到分子间作用力的完整预测流程</w:t>
       </w:r>
     </w:p>
-    <w:bookmarkEnd w:id="59"/>
-    <w:bookmarkStart w:id="60" w:name="核心速查表"/>
+    <w:p>
+      <w:pPr>
+        <w:pStyle w:val="BlockText"/>
+      </w:pPr>
+      <w:r>
+        <w:rPr>
+          <w:b/>
+          <w:bCs/>
+        </w:rPr>
+        <w:t xml:space="preserve">Step 1 · Lewis </w:t>
+      </w:r>
+      <w:r>
+        <w:rPr>
+          <w:rFonts w:hint="eastAsia"/>
+          <w:b/>
+          <w:bCs/>
+        </w:rPr>
+        <w:t xml:space="preserve">结构</w:t>
+      </w:r>
+      <w:r>
+        <w:t xml:space="preserve"> </w:t>
+      </w:r>
+      <w:r>
+        <w:rPr>
+          <w:rFonts w:hint="eastAsia"/>
+        </w:rPr>
+        <w:t xml:space="preserve">算</w:t>
+      </w:r>
+      <w:r>
+        <w:t xml:space="preserve"> </w:t>
+      </w:r>
+      <m:oMath>
+        <m:r>
+          <m:t>S</m:t>
+        </m:r>
+      </m:oMath>
+      <w:r>
+        <w:rPr>
+          <w:rFonts w:hint="eastAsia"/>
+        </w:rPr>
+        <w:t xml:space="preserve">（价电子总数）→</w:t>
+      </w:r>
+      <w:r>
+        <w:t xml:space="preserve"> </w:t>
+      </w:r>
+      <w:r>
+        <w:rPr>
+          <w:rFonts w:hint="eastAsia"/>
+        </w:rPr>
+        <w:t xml:space="preserve">画骨架</w:t>
+      </w:r>
+      <w:r>
+        <w:t xml:space="preserve"> → </w:t>
+      </w:r>
+      <w:r>
+        <w:rPr>
+          <w:rFonts w:hint="eastAsia"/>
+        </w:rPr>
+        <w:t xml:space="preserve">填电子</w:t>
+      </w:r>
+      <w:r>
+        <w:t xml:space="preserve"> → </w:t>
+      </w:r>
+      <w:r>
+        <w:rPr>
+          <w:rFonts w:hint="eastAsia"/>
+        </w:rPr>
+        <w:t xml:space="preserve">算形式电荷</w:t>
+      </w:r>
+      <w:r>
+        <w:t xml:space="preserve"> → </w:t>
+      </w:r>
+      <w:r>
+        <w:rPr>
+          <w:rFonts w:hint="eastAsia"/>
+        </w:rPr>
+        <w:t xml:space="preserve">调整</w:t>
+      </w:r>
+      <w:r>
+        <w:t xml:space="preserve"> </w:t>
+      </w:r>
+      <w:r>
+        <w:t xml:space="preserve">→ </w:t>
+      </w:r>
+      <w:r>
+        <w:rPr>
+          <w:rFonts w:hint="eastAsia"/>
+        </w:rPr>
+        <w:t xml:space="preserve">跳转：[[分子结构基础-超级充实版（自学完整）#2.2</w:t>
+      </w:r>
+      <w:r>
+        <w:t xml:space="preserve"> Lewis </w:t>
+      </w:r>
+      <w:r>
+        <w:rPr>
+          <w:rFonts w:hint="eastAsia"/>
+        </w:rPr>
+        <w:t xml:space="preserve">结构书写——五步法]]</w:t>
+      </w:r>
+    </w:p>
+    <w:p>
+      <w:pPr>
+        <w:pStyle w:val="BlockText"/>
+      </w:pPr>
+      <w:r>
+        <w:t xml:space="preserve">↓</w:t>
+      </w:r>
+    </w:p>
+    <w:p>
+      <w:pPr>
+        <w:pStyle w:val="BlockText"/>
+      </w:pPr>
+      <w:r>
+        <w:rPr>
+          <w:b/>
+          <w:bCs/>
+        </w:rPr>
+        <w:t xml:space="preserve">Step 2 · VSEPR </w:t>
+      </w:r>
+      <w:r>
+        <w:rPr>
+          <w:rFonts w:hint="eastAsia"/>
+          <w:b/>
+          <w:bCs/>
+        </w:rPr>
+        <w:t xml:space="preserve">构型预测</w:t>
+      </w:r>
+      <w:r>
+        <w:t xml:space="preserve"> </w:t>
+      </w:r>
+      <w:r>
+        <w:rPr>
+          <w:rFonts w:hint="eastAsia"/>
+        </w:rPr>
+        <w:t xml:space="preserve">确定中心原子的</w:t>
+      </w:r>
+      <w:r>
+        <w:t xml:space="preserve"> </w:t>
+      </w:r>
+      <m:oMath>
+        <m:r>
+          <m:t>σ</m:t>
+        </m:r>
+      </m:oMath>
+      <w:r>
+        <w:t xml:space="preserve"> </w:t>
+      </w:r>
+      <w:r>
+        <w:rPr>
+          <w:rFonts w:hint="eastAsia"/>
+        </w:rPr>
+        <w:t xml:space="preserve">键数</w:t>
+      </w:r>
+      <w:r>
+        <w:t xml:space="preserve"> + </w:t>
+      </w:r>
+      <w:r>
+        <w:rPr>
+          <w:rFonts w:hint="eastAsia"/>
+        </w:rPr>
+        <w:t xml:space="preserve">孤对数</w:t>
+      </w:r>
+      <w:r>
+        <w:t xml:space="preserve"> →</w:t>
+      </w:r>
+      <w:r>
+        <w:t xml:space="preserve"> </w:t>
+      </w:r>
+      <m:oMath>
+        <m:r>
+          <m:t>A</m:t>
+        </m:r>
+        <m:sSub>
+          <m:e>
+            <m:r>
+              <m:t>X</m:t>
+            </m:r>
+          </m:e>
+          <m:sub>
+            <m:r>
+              <m:t>m</m:t>
+            </m:r>
+          </m:sub>
+        </m:sSub>
+        <m:sSub>
+          <m:e>
+            <m:r>
+              <m:t>E</m:t>
+            </m:r>
+          </m:e>
+          <m:sub>
+            <m:r>
+              <m:t>n</m:t>
+            </m:r>
+          </m:sub>
+        </m:sSub>
+      </m:oMath>
+      <w:r>
+        <w:t xml:space="preserve"> </w:t>
+      </w:r>
+      <w:r>
+        <w:t xml:space="preserve">→ </w:t>
+      </w:r>
+      <w:r>
+        <w:rPr>
+          <w:rFonts w:hint="eastAsia"/>
+        </w:rPr>
+        <w:t xml:space="preserve">理想排布</w:t>
+      </w:r>
+      <w:r>
+        <w:t xml:space="preserve"> → </w:t>
+      </w:r>
+      <w:r>
+        <w:rPr>
+          <w:rFonts w:hint="eastAsia"/>
+        </w:rPr>
+        <w:t xml:space="preserve">孤对修正</w:t>
+      </w:r>
+      <w:r>
+        <w:t xml:space="preserve"> → </w:t>
+      </w:r>
+      <w:r>
+        <w:rPr>
+          <w:rFonts w:hint="eastAsia"/>
+        </w:rPr>
+        <w:t xml:space="preserve">实际构型</w:t>
+      </w:r>
+      <w:r>
+        <w:t xml:space="preserve"> </w:t>
+      </w:r>
+      <w:r>
+        <w:t xml:space="preserve">→ </w:t>
+      </w:r>
+      <w:r>
+        <w:rPr>
+          <w:rFonts w:hint="eastAsia"/>
+        </w:rPr>
+        <w:t xml:space="preserve">跳转：[[分子结构基础-超级充实版（自学完整）#3.1</w:t>
+      </w:r>
+      <w:r>
+        <w:t xml:space="preserve"> VSEPR </w:t>
+      </w:r>
+      <w:r>
+        <w:rPr>
+          <w:rFonts w:hint="eastAsia"/>
+        </w:rPr>
+        <w:t xml:space="preserve">理论——三步预测法]]</w:t>
+      </w:r>
+    </w:p>
+    <w:p>
+      <w:pPr>
+        <w:pStyle w:val="BlockText"/>
+      </w:pPr>
+      <w:r>
+        <w:t xml:space="preserve">↓</w:t>
+      </w:r>
+    </w:p>
+    <w:p>
+      <w:pPr>
+        <w:pStyle w:val="BlockText"/>
+      </w:pPr>
+      <w:r>
+        <w:rPr>
+          <w:b/>
+          <w:bCs/>
+        </w:rPr>
+        <w:t xml:space="preserve">Step 3 · </w:t>
+      </w:r>
+      <w:r>
+        <w:rPr>
+          <w:rFonts w:hint="eastAsia"/>
+          <w:b/>
+          <w:bCs/>
+        </w:rPr>
+        <w:t xml:space="preserve">杂化轨道判断</w:t>
+      </w:r>
+      <w:r>
+        <w:t xml:space="preserve"> </w:t>
+      </w:r>
+      <w:r>
+        <w:rPr>
+          <w:rFonts w:hint="eastAsia"/>
+        </w:rPr>
+        <w:t xml:space="preserve">只看</w:t>
+      </w:r>
+      <w:r>
+        <w:t xml:space="preserve"> </w:t>
+      </w:r>
+      <m:oMath>
+        <m:r>
+          <m:t>σ</m:t>
+        </m:r>
+      </m:oMath>
+      <w:r>
+        <w:t xml:space="preserve"> </w:t>
+      </w:r>
+      <w:r>
+        <w:rPr>
+          <w:rFonts w:hint="eastAsia"/>
+        </w:rPr>
+        <w:t xml:space="preserve">轨道数（</w:t>
+      </w:r>
+      <m:oMath>
+        <m:r>
+          <m:t>σ</m:t>
+        </m:r>
+      </m:oMath>
+      <w:r>
+        <w:t xml:space="preserve"> </w:t>
+      </w:r>
+      <w:r>
+        <w:rPr>
+          <w:rFonts w:hint="eastAsia"/>
+        </w:rPr>
+        <w:t xml:space="preserve">键</w:t>
+      </w:r>
+      <w:r>
+        <w:t xml:space="preserve"> + </w:t>
+      </w:r>
+      <w:r>
+        <w:rPr>
+          <w:rFonts w:hint="eastAsia"/>
+        </w:rPr>
+        <w:t xml:space="preserve">孤对）→</w:t>
+      </w:r>
+      <w:r>
+        <w:t xml:space="preserve"> </w:t>
+      </w:r>
+      <m:oMath>
+        <m:r>
+          <m:t>s</m:t>
+        </m:r>
+        <m:r>
+          <m:t>p</m:t>
+        </m:r>
+      </m:oMath>
+      <w:r>
+        <w:t xml:space="preserve"> </w:t>
+      </w:r>
+      <w:r>
+        <w:t xml:space="preserve">/</w:t>
+      </w:r>
+      <w:r>
+        <w:t xml:space="preserve"> </w:t>
+      </w:r>
+      <m:oMath>
+        <m:r>
+          <m:t>s</m:t>
+        </m:r>
+        <m:sSup>
+          <m:e>
+            <m:r>
+              <m:t>p</m:t>
+            </m:r>
+          </m:e>
+          <m:sup>
+            <m:r>
+              <m:t>2</m:t>
+            </m:r>
+          </m:sup>
+        </m:sSup>
+      </m:oMath>
+      <w:r>
+        <w:t xml:space="preserve"> </w:t>
+      </w:r>
+      <w:r>
+        <w:t xml:space="preserve">/</w:t>
+      </w:r>
+      <w:r>
+        <w:t xml:space="preserve"> </w:t>
+      </w:r>
+      <m:oMath>
+        <m:r>
+          <m:t>s</m:t>
+        </m:r>
+        <m:sSup>
+          <m:e>
+            <m:r>
+              <m:t>p</m:t>
+            </m:r>
+          </m:e>
+          <m:sup>
+            <m:r>
+              <m:t>3</m:t>
+            </m:r>
+          </m:sup>
+        </m:sSup>
+      </m:oMath>
+      <w:r>
+        <w:t xml:space="preserve"> </w:t>
+      </w:r>
+      <w:r>
+        <w:t xml:space="preserve">/</w:t>
+      </w:r>
+      <w:r>
+        <w:t xml:space="preserve"> </w:t>
+      </w:r>
+      <m:oMath>
+        <m:r>
+          <m:t>s</m:t>
+        </m:r>
+        <m:sSup>
+          <m:e>
+            <m:r>
+              <m:t>p</m:t>
+            </m:r>
+          </m:e>
+          <m:sup>
+            <m:r>
+              <m:t>3</m:t>
+            </m:r>
+          </m:sup>
+        </m:sSup>
+        <m:r>
+          <m:t>d</m:t>
+        </m:r>
+      </m:oMath>
+      <w:r>
+        <w:t xml:space="preserve"> </w:t>
+      </w:r>
+      <w:r>
+        <w:t xml:space="preserve">/</w:t>
+      </w:r>
+      <w:r>
+        <w:t xml:space="preserve"> </w:t>
+      </w:r>
+      <m:oMath>
+        <m:r>
+          <m:t>s</m:t>
+        </m:r>
+        <m:sSup>
+          <m:e>
+            <m:r>
+              <m:t>p</m:t>
+            </m:r>
+          </m:e>
+          <m:sup>
+            <m:r>
+              <m:t>3</m:t>
+            </m:r>
+          </m:sup>
+        </m:sSup>
+        <m:sSup>
+          <m:e>
+            <m:r>
+              <m:t>d</m:t>
+            </m:r>
+          </m:e>
+          <m:sup>
+            <m:r>
+              <m:t>2</m:t>
+            </m:r>
+          </m:sup>
+        </m:sSup>
+      </m:oMath>
+      <w:r>
+        <w:t xml:space="preserve"> </w:t>
+      </w:r>
+      <w:r>
+        <w:t xml:space="preserve">→ </w:t>
+      </w:r>
+      <w:r>
+        <w:rPr>
+          <w:rFonts w:hint="eastAsia"/>
+        </w:rPr>
+        <w:t xml:space="preserve">跳转：[[分子结构基础-超级充实版（自学完整）#4.1</w:t>
+      </w:r>
+      <w:r>
+        <w:t xml:space="preserve"> </w:t>
+      </w:r>
+      <w:r>
+        <w:rPr>
+          <w:rFonts w:hint="eastAsia"/>
+        </w:rPr>
+        <w:t xml:space="preserve">杂化轨道理论]]</w:t>
+      </w:r>
+    </w:p>
+    <w:p>
+      <w:pPr>
+        <w:pStyle w:val="BlockText"/>
+      </w:pPr>
+      <w:r>
+        <w:t xml:space="preserve">↓</w:t>
+      </w:r>
+    </w:p>
+    <w:p>
+      <w:pPr>
+        <w:pStyle w:val="BlockText"/>
+      </w:pPr>
+      <w:r>
+        <w:rPr>
+          <w:b/>
+          <w:bCs/>
+        </w:rPr>
+        <w:t xml:space="preserve">Step 4 · </w:t>
+      </w:r>
+      <w:r>
+        <w:rPr>
+          <w:rFonts w:hint="eastAsia"/>
+          <w:b/>
+          <w:bCs/>
+        </w:rPr>
+        <w:t xml:space="preserve">离域</w:t>
+      </w:r>
+      <w:r>
+        <w:rPr>
+          <w:b/>
+          <w:bCs/>
+        </w:rPr>
+        <w:t xml:space="preserve"> </w:t>
+      </w:r>
+      <m:oMath>
+        <m:r>
+          <m:t>π</m:t>
+        </m:r>
+      </m:oMath>
+      <w:r>
+        <w:rPr>
+          <w:b/>
+          <w:bCs/>
+        </w:rPr>
+        <w:t xml:space="preserve"> </w:t>
+      </w:r>
+      <w:r>
+        <w:rPr>
+          <w:rFonts w:hint="eastAsia"/>
+          <w:b/>
+          <w:bCs/>
+        </w:rPr>
+        <w:t xml:space="preserve">键判断</w:t>
+      </w:r>
+      <w:r>
+        <w:t xml:space="preserve"> </w:t>
+      </w:r>
+      <w:r>
+        <w:rPr>
+          <w:rFonts w:hint="eastAsia"/>
+        </w:rPr>
+        <w:t xml:space="preserve">共面性</w:t>
+      </w:r>
+      <w:r>
+        <w:t xml:space="preserve"> → </w:t>
+      </w:r>
+      <w:r>
+        <w:rPr>
+          <w:rFonts w:hint="eastAsia"/>
+        </w:rPr>
+        <w:t xml:space="preserve">平行</w:t>
+      </w:r>
+      <w:r>
+        <w:t xml:space="preserve"> </w:t>
+      </w:r>
+      <m:oMath>
+        <m:r>
+          <m:t>p</m:t>
+        </m:r>
+      </m:oMath>
+      <w:r>
+        <w:t xml:space="preserve"> </w:t>
+      </w:r>
+      <w:r>
+        <w:rPr>
+          <w:rFonts w:hint="eastAsia"/>
+        </w:rPr>
+        <w:t xml:space="preserve">轨道</w:t>
+      </w:r>
+      <w:r>
+        <w:t xml:space="preserve"> →</w:t>
+      </w:r>
+      <w:r>
+        <w:t xml:space="preserve"> </w:t>
+      </w:r>
+      <m:oMath>
+        <m:sSubSup>
+          <m:e>
+            <m:r>
+              <m:rPr>
+                <m:sty m:val="p"/>
+              </m:rPr>
+              <m:t>Π</m:t>
+            </m:r>
+          </m:e>
+          <m:sub>
+            <m:r>
+              <m:t>n</m:t>
+            </m:r>
+          </m:sub>
+          <m:sup>
+            <m:r>
+              <m:t>m</m:t>
+            </m:r>
+          </m:sup>
+        </m:sSubSup>
+      </m:oMath>
+      <w:r>
+        <w:t xml:space="preserve"> </w:t>
+      </w:r>
+      <w:r>
+        <w:rPr>
+          <w:rFonts w:hint="eastAsia"/>
+        </w:rPr>
+        <w:t xml:space="preserve">电子计数</w:t>
+      </w:r>
+      <w:r>
+        <w:t xml:space="preserve"> </w:t>
+      </w:r>
+      <w:r>
+        <w:t xml:space="preserve">→ </w:t>
+      </w:r>
+      <w:r>
+        <w:rPr>
+          <w:rFonts w:hint="eastAsia"/>
+        </w:rPr>
+        <w:t xml:space="preserve">跳转：[[分子结构基础-超级充实版（自学完整）#5.1</w:t>
+      </w:r>
+      <w:r>
+        <w:t xml:space="preserve"> </w:t>
+      </w:r>
+      <w:r>
+        <w:rPr>
+          <w:rFonts w:hint="eastAsia"/>
+        </w:rPr>
+        <w:t xml:space="preserve">离域π键形成三条件]]</w:t>
+      </w:r>
+    </w:p>
+    <w:p>
+      <w:pPr>
+        <w:pStyle w:val="BlockText"/>
+      </w:pPr>
+      <w:r>
+        <w:t xml:space="preserve">↓</w:t>
+      </w:r>
+    </w:p>
+    <w:p>
+      <w:pPr>
+        <w:pStyle w:val="BlockText"/>
+      </w:pPr>
+      <w:r>
+        <w:rPr>
+          <w:b/>
+          <w:bCs/>
+        </w:rPr>
+        <w:t xml:space="preserve">Step 5 · MO </w:t>
+      </w:r>
+      <w:r>
+        <w:rPr>
+          <w:rFonts w:hint="eastAsia"/>
+          <w:b/>
+          <w:bCs/>
+        </w:rPr>
+        <w:t xml:space="preserve">理论分析</w:t>
+      </w:r>
+      <w:r>
+        <w:t xml:space="preserve"> </w:t>
+      </w:r>
+      <w:r>
+        <w:rPr>
+          <w:rFonts w:hint="eastAsia"/>
+        </w:rPr>
+        <w:t xml:space="preserve">选能级图（B₂-N₂</w:t>
+      </w:r>
+      <w:r>
+        <w:t xml:space="preserve"> </w:t>
+      </w:r>
+      <w:r>
+        <w:rPr>
+          <w:rFonts w:hint="eastAsia"/>
+        </w:rPr>
+        <w:t xml:space="preserve">型</w:t>
+      </w:r>
+      <w:r>
+        <w:t xml:space="preserve"> / O₂-F₂ </w:t>
+      </w:r>
+      <w:r>
+        <w:rPr>
+          <w:rFonts w:hint="eastAsia"/>
+        </w:rPr>
+        <w:t xml:space="preserve">型）→</w:t>
+      </w:r>
+      <w:r>
+        <w:t xml:space="preserve"> </w:t>
+      </w:r>
+      <w:r>
+        <w:rPr>
+          <w:rFonts w:hint="eastAsia"/>
+        </w:rPr>
+        <w:t xml:space="preserve">填电子</w:t>
+      </w:r>
+      <w:r>
+        <w:t xml:space="preserve"> → </w:t>
+      </w:r>
+      <w:r>
+        <w:rPr>
+          <w:rFonts w:hint="eastAsia"/>
+        </w:rPr>
+        <w:t xml:space="preserve">算键级</w:t>
+      </w:r>
+      <w:r>
+        <w:t xml:space="preserve"> → </w:t>
+      </w:r>
+      <w:r>
+        <w:rPr>
+          <w:rFonts w:hint="eastAsia"/>
+        </w:rPr>
+        <w:t xml:space="preserve">判磁性</w:t>
+      </w:r>
+      <w:r>
+        <w:t xml:space="preserve"> </w:t>
+      </w:r>
+      <w:r>
+        <w:t xml:space="preserve">→ </w:t>
+      </w:r>
+      <w:r>
+        <w:rPr>
+          <w:rFonts w:hint="eastAsia"/>
+        </w:rPr>
+        <w:t xml:space="preserve">跳转：[[分子结构基础-超级充实版（自学完整）#7.1</w:t>
+      </w:r>
+      <w:r>
+        <w:t xml:space="preserve"> </w:t>
+      </w:r>
+      <w:r>
+        <w:rPr>
+          <w:rFonts w:hint="eastAsia"/>
+        </w:rPr>
+        <w:t xml:space="preserve">为什么需要</w:t>
+      </w:r>
+      <w:r>
+        <w:t xml:space="preserve"> MO </w:t>
+      </w:r>
+      <w:r>
+        <w:rPr>
+          <w:rFonts w:hint="eastAsia"/>
+        </w:rPr>
+        <w:t xml:space="preserve">理论？]]</w:t>
+      </w:r>
+    </w:p>
+    <w:p>
+      <w:pPr>
+        <w:pStyle w:val="BlockText"/>
+      </w:pPr>
+      <w:r>
+        <w:t xml:space="preserve">↓</w:t>
+      </w:r>
+    </w:p>
+    <w:p>
+      <w:pPr>
+        <w:pStyle w:val="BlockText"/>
+      </w:pPr>
+      <w:r>
+        <w:rPr>
+          <w:b/>
+          <w:bCs/>
+        </w:rPr>
+        <w:t xml:space="preserve">Step 6 · </w:t>
+      </w:r>
+      <w:r>
+        <w:rPr>
+          <w:rFonts w:hint="eastAsia"/>
+          <w:b/>
+          <w:bCs/>
+        </w:rPr>
+        <w:t xml:space="preserve">分子间力与物性</w:t>
+      </w:r>
+      <w:r>
+        <w:t xml:space="preserve"> </w:t>
+      </w:r>
+      <w:r>
+        <w:rPr>
+          <w:rFonts w:hint="eastAsia"/>
+        </w:rPr>
+        <w:t xml:space="preserve">判断分子极性</w:t>
+      </w:r>
+      <w:r>
+        <w:t xml:space="preserve"> → </w:t>
+      </w:r>
+      <w:r>
+        <w:rPr>
+          <w:rFonts w:hint="eastAsia"/>
+        </w:rPr>
+        <w:t xml:space="preserve">取向力</w:t>
+      </w:r>
+      <w:r>
+        <w:t xml:space="preserve"> / </w:t>
+      </w:r>
+      <w:r>
+        <w:rPr>
+          <w:rFonts w:hint="eastAsia"/>
+        </w:rPr>
+        <w:t xml:space="preserve">诱导力</w:t>
+      </w:r>
+      <w:r>
+        <w:t xml:space="preserve"> / </w:t>
+      </w:r>
+      <w:r>
+        <w:rPr>
+          <w:rFonts w:hint="eastAsia"/>
+        </w:rPr>
+        <w:t xml:space="preserve">色散力</w:t>
+      </w:r>
+      <w:r>
+        <w:t xml:space="preserve"> → </w:t>
+      </w:r>
+      <w:r>
+        <w:rPr>
+          <w:rFonts w:hint="eastAsia"/>
+        </w:rPr>
+        <w:t xml:space="preserve">氢键</w:t>
+      </w:r>
+      <w:r>
+        <w:t xml:space="preserve"> → </w:t>
+      </w:r>
+      <w:r>
+        <w:rPr>
+          <w:rFonts w:hint="eastAsia"/>
+        </w:rPr>
+        <w:t xml:space="preserve">物性解释</w:t>
+      </w:r>
+      <w:r>
+        <w:t xml:space="preserve"> </w:t>
+      </w:r>
+      <w:r>
+        <w:t xml:space="preserve">→ </w:t>
+      </w:r>
+      <w:r>
+        <w:rPr>
+          <w:rFonts w:hint="eastAsia"/>
+        </w:rPr>
+        <w:t xml:space="preserve">跳转：[[分子结构基础-超级充实版（自学完整）#8.1</w:t>
+      </w:r>
+      <w:r>
+        <w:t xml:space="preserve"> </w:t>
+      </w:r>
+      <w:r>
+        <w:rPr>
+          <w:rFonts w:hint="eastAsia"/>
+        </w:rPr>
+        <w:t xml:space="preserve">分子间作用力三兄弟]]</w:t>
+      </w:r>
+    </w:p>
+    <w:p>
+      <w:pPr>
+        <w:pStyle w:val="BlockText"/>
+      </w:pPr>
+      <w:r>
+        <w:rPr>
+          <w:rFonts w:hint="eastAsia"/>
+        </w:rPr>
+        <w:t xml:space="preserve">该流程贯穿整个分子结构内容的学习，建议每次解题时按此顺序逐步推进。</w:t>
+      </w:r>
+    </w:p>
+    <w:bookmarkEnd w:id="64"/>
+    <w:bookmarkStart w:id="65" w:name="核心速查表"/>
     <w:p>
       <w:pPr>
         <w:pStyle w:val="Heading3"/>
@@ -40071,9 +45562,9 @@
         </w:pict>
       </w:r>
     </w:p>
-    <w:bookmarkEnd w:id="60"/>
-    <w:bookmarkEnd w:id="61"/>
-    <w:bookmarkStart w:id="65" w:name="十一练习题"/>
+    <w:bookmarkEnd w:id="65"/>
+    <w:bookmarkEnd w:id="66"/>
+    <w:bookmarkStart w:id="70" w:name="十一练习题"/>
     <w:p>
       <w:pPr>
         <w:pStyle w:val="Heading2"/>
@@ -40085,7 +45576,7 @@
         <w:t xml:space="preserve">十一、练习题</w:t>
       </w:r>
     </w:p>
-    <w:bookmarkStart w:id="62" w:name="基础巩固"/>
+    <w:bookmarkStart w:id="67" w:name="基础巩固"/>
     <w:p>
       <w:pPr>
         <w:pStyle w:val="Heading3"/>
@@ -42242,8 +47733,8 @@
         <w:t xml:space="preserve">的MO表示式，计算键级，比较稳定性。</w:t>
       </w:r>
     </w:p>
-    <w:bookmarkEnd w:id="62"/>
-    <w:bookmarkStart w:id="63" w:name="竞赛入门"/>
+    <w:bookmarkEnd w:id="67"/>
+    <w:bookmarkStart w:id="68" w:name="竞赛入门"/>
     <w:p>
       <w:pPr>
         <w:pStyle w:val="Heading3"/>
@@ -43235,8 +48726,8 @@
         <w:t xml:space="preserve">N(CF₃)₃，对比(a)的结论你有什么发现？</w:t>
       </w:r>
     </w:p>
-    <w:bookmarkEnd w:id="63"/>
-    <w:bookmarkStart w:id="64" w:name="真题挑战"/>
+    <w:bookmarkEnd w:id="68"/>
+    <w:bookmarkStart w:id="69" w:name="真题挑战"/>
     <w:p>
       <w:pPr>
         <w:pStyle w:val="Heading3"/>
@@ -44643,9 +50134,9 @@
         </w:pict>
       </w:r>
     </w:p>
-    <w:bookmarkEnd w:id="64"/>
-    <w:bookmarkEnd w:id="65"/>
-    <w:bookmarkStart w:id="70" w:name="参考答案与提示"/>
+    <w:bookmarkEnd w:id="69"/>
+    <w:bookmarkEnd w:id="70"/>
+    <w:bookmarkStart w:id="75" w:name="参考答案与提示"/>
     <w:p>
       <w:pPr>
         <w:pStyle w:val="Heading2"/>
@@ -44657,7 +50148,7 @@
         <w:t xml:space="preserve">参考答案与提示</w:t>
       </w:r>
     </w:p>
-    <w:bookmarkStart w:id="66" w:name="基础巩固-1"/>
+    <w:bookmarkStart w:id="71" w:name="基础巩固-1"/>
     <w:p>
       <w:pPr>
         <w:pStyle w:val="Heading3"/>
@@ -49543,8 +55034,8 @@
         <w:t xml:space="preserve">更稳定（键级更大、无未成对电子）。</w:t>
       </w:r>
     </w:p>
-    <w:bookmarkEnd w:id="66"/>
-    <w:bookmarkStart w:id="68" w:name="竞赛入门-1"/>
+    <w:bookmarkEnd w:id="71"/>
+    <w:bookmarkStart w:id="73" w:name="竞赛入门-1"/>
     <w:p>
       <w:pPr>
         <w:pStyle w:val="Heading3"/>
@@ -51673,7 +57164,7 @@
           </m:sub>
         </m:sSub>
       </m:oMath>
-      <w:hyperlink r:id="rId67">
+      <w:hyperlink r:id="rId72">
         <w:r>
           <w:rPr>
             <w:rStyle w:val="Hyperlink"/>
@@ -53247,8 +58738,8 @@
         <w:t xml:space="preserve">的趋势一致——关键在于配体电负性对成键对分布的影响。</w:t>
       </w:r>
     </w:p>
-    <w:bookmarkEnd w:id="68"/>
-    <w:bookmarkStart w:id="69" w:name="真题挑战-1"/>
+    <w:bookmarkEnd w:id="73"/>
+    <w:bookmarkStart w:id="74" w:name="真题挑战-1"/>
     <w:p>
       <w:pPr>
         <w:pStyle w:val="Heading3"/>
@@ -56264,9 +61755,9 @@
         </w:pict>
       </w:r>
     </w:p>
-    <w:bookmarkEnd w:id="69"/>
-    <w:bookmarkEnd w:id="70"/>
-    <w:bookmarkStart w:id="71" w:name="延伸阅读"/>
+    <w:bookmarkEnd w:id="74"/>
+    <w:bookmarkEnd w:id="75"/>
+    <w:bookmarkStart w:id="76" w:name="延伸阅读"/>
     <w:p>
       <w:pPr>
         <w:pStyle w:val="Heading2"/>
@@ -56588,8 +62079,8 @@
         <w:t xml:space="preserve">等知识点。</w:t>
       </w:r>
     </w:p>
-    <w:bookmarkEnd w:id="71"/>
-    <w:bookmarkEnd w:id="72"/>
+    <w:bookmarkEnd w:id="76"/>
+    <w:bookmarkEnd w:id="77"/>
     <w:sectPr>
       <w:footnotePr>
         <w:numRestart w:val="eachSect"/>
